--- a/docs/닥터그린_수업_가이드라인.docx
+++ b/docs/닥터그린_수업_가이드라인.docx
@@ -56,7 +56,7 @@
           <w:sz w:val="22"/>
           <w:szCs w:val="22"/>
         </w:rPr>
-        <w:t>작성일: 2026-07-09</w:t>
+        <w:t>작성일: 2026-07-19</w:t>
       </w:r>
     </w:p>
     <w:p>
@@ -981,7 +981,7 @@
           </w:tcPr>
           <w:p>
             <w:r>
-              <w:t>정보 — 인공지능의 이해(기계학습·데이터)</w:t>
+              <w:t>정보 — 인공지능·데이터 영역</w:t>
             </w:r>
           </w:p>
         </w:tc>
@@ -1037,7 +1037,7 @@
           </w:tcPr>
           <w:p>
             <w:r>
-              <w:t>인공지능 기초 — 기계학습과 데이터, 인공지능의 사회적 영향</w:t>
+              <w:t>인공지능 기초 — 인공지능과 학습, 인공지능의 사회적 영향</w:t>
             </w:r>
           </w:p>
         </w:tc>
@@ -1205,7 +1205,7 @@
           </w:tcPr>
           <w:p>
             <w:r>
-              <w:t>기술·가정/농업생명과학 — 스마트 농업 기술</w:t>
+              <w:t xml:space="preserve">데이터 과학(진로 선택)</w:t>
             </w:r>
           </w:p>
         </w:tc>
@@ -1229,7 +1229,7 @@
           </w:tcPr>
           <w:p>
             <w:r>
-              <w:t>전체 시스템, IoT 센서, 자동화 규칙</w:t>
+              <w:t xml:space="preserve">STEP 3 센서 시계열 그래프·이상치 탐정, 혼동행렬·정밀도 활동</w:t>
             </w:r>
           </w:p>
         </w:tc>
@@ -1261,6 +1261,62 @@
           </w:tcPr>
           <w:p>
             <w:r>
+              <w:t>기술·가정 — 농업 생명 과학(진로 선택)</w:t>
+            </w:r>
+          </w:p>
+        </w:tc>
+        <w:tc>
+          <w:tcPr>
+            <w:tcW w:w="5426" w:type="dxa"/>
+            <w:tcBorders>
+              <w:top w:val="single" w:sz="4" w:space="0" w:color="9E9E9E"/>
+              <w:left w:val="single" w:sz="4" w:space="0" w:color="9E9E9E"/>
+              <w:bottom w:val="single" w:sz="4" w:space="0" w:color="9E9E9E"/>
+              <w:right w:val="single" w:sz="4" w:space="0" w:color="9E9E9E"/>
+            </w:tcBorders>
+            <w:shd w:val="clear" w:color="auto" w:fill="FFFFFF"/>
+            <w:tcMar>
+              <w:top w:w="80" w:type="dxa"/>
+              <w:left w:w="120" w:type="dxa"/>
+              <w:bottom w:w="80" w:type="dxa"/>
+              <w:right w:w="120" w:type="dxa"/>
+            </w:tcMar>
+            <w:vAlign w:val="center"/>
+          </w:tcPr>
+          <w:p>
+            <w:r>
+              <w:t>전체 시스템, IoT 센서, 자동화 규칙</w:t>
+            </w:r>
+          </w:p>
+        </w:tc>
+      </w:tr>
+      <w:tr>
+        <w:tblPrEx>
+          <w:tblCellMar>
+            <w:top w:w="0" w:type="dxa"/>
+            <w:bottom w:w="0" w:type="dxa"/>
+          </w:tblCellMar>
+        </w:tblPrEx>
+        <w:tc>
+          <w:tcPr>
+            <w:tcW w:w="3600" w:type="dxa"/>
+            <w:tcBorders>
+              <w:top w:val="single" w:sz="4" w:space="0" w:color="9E9E9E"/>
+              <w:left w:val="single" w:sz="4" w:space="0" w:color="9E9E9E"/>
+              <w:bottom w:val="single" w:sz="4" w:space="0" w:color="9E9E9E"/>
+              <w:right w:val="single" w:sz="4" w:space="0" w:color="9E9E9E"/>
+            </w:tcBorders>
+            <w:shd w:val="clear" w:color="auto" w:fill="FFFFFF"/>
+            <w:tcMar>
+              <w:top w:w="80" w:type="dxa"/>
+              <w:left w:w="120" w:type="dxa"/>
+              <w:bottom w:w="80" w:type="dxa"/>
+              <w:right w:w="120" w:type="dxa"/>
+            </w:tcMar>
+            <w:vAlign w:val="center"/>
+          </w:tcPr>
+          <w:p>
+            <w:r>
               <w:t>진로와 직업</w:t>
             </w:r>
           </w:p>
@@ -1293,7 +1349,7 @@
     </w:tbl>
     <w:p>
       <w:r>
-        <w:t>위 연계는 과목·영역 수준의 참고 매핑이며, 학교별 교육과정 편성에 따라 조정한다.</w:t>
+        <w:t>위 연계는 과목·영역 수준의 참고 매핑이며, 학교별 교육과정 편성에 따라 조정한다. 성취기준 코드 병기가 필요하면 NCIC(국가교육과정정보센터)의 최신 고시로 확인한다.</w:t>
       </w:r>
     </w:p>
     <w:p/>
@@ -1501,7 +1557,7 @@
         <w:t>"이 방 초기화 (처음부터 다시)"</w:t>
       </w:r>
       <w:r>
-        <w:t xml:space="preserve"> 버튼을 누르게 안내</w:t>
+        <w:t xml:space="preserve"> 버튼을 누르게 안내 — 초기화하면 방 데이터와 함께 저장된 인증키도 삭제되어, STEP 1이 잠김 상태부터 다시 시작된다</w:t>
       </w:r>
     </w:p>
     <w:p>
@@ -1529,7 +1585,7 @@
         <w:t>교사 화면에서 학생 진행 상황이 원격으로 보이지 않는다</w:t>
       </w:r>
       <w:r>
-        <w:t xml:space="preserve"> (진행도는 각 PC 브라우저에만 저장됨). 순회 지도가 필수이며, 각 학생 허브 화면 상단의 진행도 바(0/4 → 4/4)로 확인한다.</w:t>
+        <w:t xml:space="preserve"> (진행도는 각 PC 브라우저에만 저장됨). 순회 지도가 기본이며, 허브와 각 스테이션 상단의 진행 배지로 확인한다. 허브의 "📋 선생님 확인" 버튼을 누르면 초대형 방 번호와 진행 코드가 전체화면으로 표시된다 — 코드 읽는 법: 예) R07-W1Y1S0C0은 7번 방, W/Y/S/C는 날씨/AI/센서/카메라, 1이면 완료·0이면 미완료. 중간 점검 때 "다 같이 선생님 확인 화면을 띄워 보세요" 한 번으로 교실 전체를 스캔할 수 있다(원격 전송이 생긴 것은 아니고, 각자 자기 화면에 크게 띄운 것을 교사가 눈으로 읽는 방식이다).</w:t>
       </w:r>
     </w:p>
     <w:p>
@@ -1582,7 +1638,7 @@
         <w:t>위치 권한 관련 개인정보:</w:t>
       </w:r>
       <w:r>
-        <w:t xml:space="preserve"> 학생 위치(위경도)는 기상청 격자 좌표(nx/ny) 변환과 지역 이름 표시에만 그 순간 사용되며 저장되지 않는다 — weather_cache 테이블에 남는 것은 지역명·기온·하늘 상태뿐이고, 서버도 좌표를 기록하지 않는다. 학생·학부모 문의 시 이렇게 안내하면 된다.</w:t>
+        <w:t xml:space="preserve"> 학생 위치(위경도)는 기상청 격자 좌표(nx/ny) 변환과 지역 이름 표시에만 그 순간 사용되며 저장되지 않는다 — weather_cache 테이블에 남는 것은 지역명·기온·하늘 상태뿐이고, 서버도 좌표를 기록하지 않는다(지역 이름 표시는 소수 둘째 자리(약 1km 단위)로 반올림한 좌표로만 조회하며, 이 좌표 역시 저장되지 않는다). 학생·학부모 문의 시 이렇게 안내하면 된다.</w:t>
       </w:r>
     </w:p>
     <w:p>
@@ -2359,7 +2415,7 @@
           </w:tcPr>
           <w:p>
             <w:r>
-              <w:t xml:space="preserve">마무리 퀴즈(인앱 7문항), 소감 발표, 진로 연계</w:t>
+              <w:t xml:space="preserve">마무리 퀴즈(인앱 7문항), 오늘의 비밀 공개, 소감, 진로 연계</w:t>
             </w:r>
           </w:p>
         </w:tc>
@@ -2924,7 +2980,7 @@
           <w:iCs/>
           <w:color w:val="424242"/>
         </w:rPr>
-        <w:t xml:space="preserve">가 수행하고, 학생이 넣는 키는 잠긴 기능을 여는 '스위치' 역할이다. 그래서 학생이 아무 키나(발급 지연·오타 포함) 형식만 맞게 넣어도 수업이 막히지 않고 실제 날씨가 뜬다. 학생에겐 굳이 설명하지 않아도 되며, "제가 아무 글자나 넣어도 되던데요?"라고 물으면 "형식이 맞으면 앱이 받아들이도록 만들어 수업이 안 끊기게 한 것"이라고 답하면 된다.</w:t>
+        <w:t xml:space="preserve">가 수행하고, 학생이 넣는 키는 잠긴 기능을 여는 '스위치' 역할이다. 그래서 학생이 아무 키나(발급 지연·오타 포함) 형식만 맞게 넣어도 수업이 막히지 않고 실제 날씨가 뜬다. 학생에겐 굳이 설명하지 않아도 되며, "제가 아무 글자나 넣어도 되던데요?"라고 물으면 "그건 마무리에 공개할 오늘의 비밀"이라고 답하면 된다. 이 연출은 §12 '오늘의 비밀 공개'에서 학생 전체에게 공개한다 — 미리 들킨 학생이 있어도 같은 답으로 넘어가면 된다.</w:t>
       </w:r>
     </w:p>
     <w:p>
@@ -3150,10 +3206,10 @@
           <w:b/>
           <w:bCs/>
         </w:rPr>
-        <w:t>"반복 횟수 (epoch)"</w:t>
-      </w:r>
-      <w:r>
-        <w:t xml:space="preserve"> 슬라이더 조절 (5~30, 기본 15) — 처음엔 기본값 15 권장</w:t>
+        <w:t xml:space="preserve">"직접 라벨링 체험"</w:t>
+      </w:r>
+      <w:r>
+        <w:t xml:space="preserve">에서 6장을 내 손으로 건강/병해 분류하고 채점으로 정답 확인 — 라벨링이 '사람이 정답을 다는 일'임을 몸으로 체험한다 (2~3분)</w:t>
       </w:r>
     </w:p>
     <w:p>
@@ -3170,6 +3226,26 @@
           <w:b/>
           <w:bCs/>
         </w:rPr>
+        <w:t>"반복 횟수 (epoch)"</w:t>
+      </w:r>
+      <w:r>
+        <w:t xml:space="preserve"> 슬라이더 조절 (5~30, 기본 15) — 처음엔 기본값 15 권장</w:t>
+      </w:r>
+    </w:p>
+    <w:p>
+      <w:pPr>
+        <w:pStyle w:val="ListParagraph"/>
+        <w:numPr>
+          <w:ilvl w:val="0"/>
+          <w:numId w:val="7"/>
+        </w:numPr>
+        <w:spacing w:after="60"/>
+      </w:pPr>
+      <w:r>
+        <w:rPr>
+          <w:b/>
+          <w:bCs/>
+        </w:rPr>
         <w:t>"학습 시작"</w:t>
       </w:r>
       <w:r>
@@ -3193,7 +3269,7 @@
         <w:t>라벨링</w:t>
       </w:r>
       <w:r>
-        <w:t xml:space="preserve"> (약 11초, 장당 0.1초): 사진마다 건강/병해/해충 색깔 테두리가 붙는다</w:t>
+        <w:t xml:space="preserve"> (약 11초, 장당 0.1초): 사진마다 건강/병해/해충 색깔 테두리가 붙는다 (이때 자동으로 붙는 테두리는 사람이 미리 달아둔 정답을 불러오는 연출임을 짚어줄 것)</w:t>
       </w:r>
     </w:p>
     <w:p>
@@ -3325,7 +3401,7 @@
         <w:spacing w:after="60"/>
       </w:pPr>
       <w:r>
-        <w:t>신뢰도가 100%가 아닌 80~97%인 이유: AI는 항상 확신이 아니라 '확률'로 답한다.</w:t>
+        <w:t>신뢰도가 100%가 아닌 60~97%인 이유: AI는 항상 확신이 아니라 '확률'로 답한다. 75% 미만(약 4번에 1번꼴)이면 화면에 실제로 '판단보류' 배지가 뜬다 — '좋은 AI는 모를 때 모른다고 말한다'를 실물로 보여주는 순간이다 (마무리 퀴즈 6번에 출제됨).</w:t>
       </w:r>
     </w:p>
     <w:p>
@@ -3351,7 +3427,7 @@
         <w:spacing w:after="60"/>
       </w:pPr>
       <w:r>
-        <w:t xml:space="preserve">진단을 여러 번 반복하면 건강한 잎을 '병해'로 잘못 판정하는 경우가 나온다 — 이것이 '오탐(거짓양성, FP)'. 마무리 퀴즈에 나오는 용어이므로 한 번 소리 내어 정리할 것.</w:t>
+        <w:t xml:space="preserve">"테스트 잎으로 정밀도 확인"에서 건강한 잎을 병해로 판정한 것이 오탐(거짓양성, FP)으로 집계되는 것을 확인할 수 있다. 마무리 퀴즈에 나오는 용어이므로 한 번 소리 내어 정리할 것.</w:t>
       </w:r>
     </w:p>
     <w:p>
@@ -3368,10 +3444,10 @@
           <w:b/>
           <w:bCs/>
         </w:rPr>
-        <w:t>실제 앱은 신뢰도 75% 미만이면 판단을 보류한다</w:t>
-      </w:r>
-      <w:r>
-        <w:t xml:space="preserve"> — '좋은 AI는 모를 때 모른다고 말한다'. 심화 활동까지 못 가는 학생도 있으므로 전체 학생에게 한 번 소리 내어 짚어줄 것 (마무리 퀴즈 6번에 출제됨).</w:t>
+        <w:t>실습실의 판단보류는 실제 닥터그린 앱과 같은 규칙이다</w:t>
+      </w:r>
+      <w:r>
+        <w:t xml:space="preserve"> — 신뢰도 75% 미만이면 억지로 결론 내지 않는다. 심화 활동까지 못 가는 학생도 있으므로 전체 학생에게 한 번 소리 내어 짚어줄 것.</w:t>
       </w:r>
     </w:p>
     <w:p>
@@ -3487,10 +3563,10 @@
           <w:b/>
           <w:bCs/>
         </w:rPr>
-        <w:t xml:space="preserve">"AI를 속여라" 챌린지</w:t>
-      </w:r>
-      <w:r>
-        <w:t xml:space="preserve">: 새 잎 진단을 여러 번 반복하며 신뢰도가 낮게(80% 미만) 나오는 케이스를 수집하고, 왜 낮은지 가설을 세운다. "실제 닥터그린 앱은 신뢰도 75% 미만이면 판단을 보류한다"는 실제 동작과 연결하면 '신뢰도 = 확률(확신의 정도)'이라는 관찰 포인트를 몸으로 이해하게 된다.</w:t>
+        <w:t xml:space="preserve">판단보류 수집 챌린지</w:t>
+      </w:r>
+      <w:r>
+        <w:t xml:space="preserve">: 진단을 반복해 '판단보류'(신뢰도 75% 미만)를 3회 모으고, 보류가 오진보다 왜 안전한지 자기 말로 설명해 본다. '신뢰도 = 확률(확신의 정도)'이라는 관찰 포인트를 몸으로 이해하게 된다.</w:t>
       </w:r>
     </w:p>
     <w:p>
@@ -3507,21 +3583,10 @@
           <w:b/>
           <w:bCs/>
         </w:rPr>
-        <w:t xml:space="preserve">미니 혼동행렬 만들기</w:t>
-      </w:r>
-      <w:r>
-        <w:t xml:space="preserve">: 진단을 10회 눌러 결과를 '맞음/틀림' 표로 집계한다. (예: 건강한 잎을 병해로 잘못 본 횟수 = 오탐) 정밀도(precision) 개념을 맛보는 활동. 표 양식 한 줄 예시: </w:t>
-      </w:r>
-      <w:r>
-        <w:rPr>
-          <w:rFonts w:ascii="Courier New" w:hAnsi="Courier New" w:cs="Courier New"/>
-          <w:color w:val="1B5E20"/>
-          <w:shd w:val="clear" w:color="auto" w:fill="EEF3EE"/>
-        </w:rPr>
-        <w:t xml:space="preserve">| 회차 | 실제(내가 본 잎) | AI 판단 | 신뢰도(%) | 맞음/틀림 |</w:t>
-      </w:r>
-      <w:r>
-        <w:t xml:space="preserve"> 정밀도 = "병해라고 판정한 것 중 실제 병해의 비율" — 수학의 조건부확률과 이어지는 개념임을 언급하면 좋다. (부록 B 활동지 사용)</w:t>
+        <w:t xml:space="preserve">테스트 잎 정밀도 확인</w:t>
+      </w:r>
+      <w:r>
+        <w:t xml:space="preserve">: 앱의 "테스트 잎으로 정밀도 확인"을 실행하면 정답을 숨긴 테스트 잎들로 TP/FP/FN/TN 혼동행렬이 자동 집계된다. 이를 활동지 표에 옮겨 적고 정밀도 = TP/(TP+FP)를 계산한다. 정밀도 = "병해라고 판정한 것 중 실제 병해의 비율" — 수학의 조건부확률과 이어지는 개념임을 언급하면 좋다. (부록 B 활동지 사용)</w:t>
       </w:r>
     </w:p>
     <w:p>
@@ -3621,7 +3686,17 @@
         <w:t>습도</w:t>
       </w:r>
       <w:r>
-        <w:t>(0~100%) 슬라이더를 움직여 값 설정</w:t>
+        <w:t xml:space="preserve">(0~100%), </w:t>
+      </w:r>
+      <w:r>
+        <w:rPr>
+          <w:b/>
+          <w:bCs/>
+        </w:rPr>
+        <w:t>토양수분</w:t>
+      </w:r>
+      <w:r>
+        <w:t>(0~100%, 기본 55) 슬라이더를 움직여 값 설정</w:t>
       </w:r>
     </w:p>
     <w:p>
@@ -3700,6 +3775,51 @@
     </w:p>
     <w:p>
       <w:pPr>
+        <w:pStyle w:val="ListParagraph"/>
+        <w:numPr>
+          <w:ilvl w:val="0"/>
+          <w:numId w:val="8"/>
+        </w:numPr>
+        <w:spacing w:after="60"/>
+      </w:pPr>
+      <w:r>
+        <w:t xml:space="preserve">자동측정 중 </w:t>
+      </w:r>
+      <w:r>
+        <w:rPr>
+          <w:b/>
+          <w:bCs/>
+        </w:rPr>
+        <w:t xml:space="preserve">"물 주기 (토양수분 ↑)"</w:t>
+      </w:r>
+      <w:r>
+        <w:t xml:space="preserve"> 클릭 → 토양수분이 확 오르면서 그래프가 계단처럼 뛰어오름 — 전송값은 </w:t>
+      </w:r>
+      <w:r>
+        <w:rPr>
+          <w:rFonts w:ascii="Courier New" w:hAnsi="Courier New" w:cs="Courier New"/>
+          <w:color w:val="1B5E20"/>
+          <w:shd w:val="clear" w:color="auto" w:fill="EEF3EE"/>
+        </w:rPr>
+        <w:t xml:space="preserve">sensor_readings</w:t>
+      </w:r>
+      <w:r>
+        <w:t xml:space="preserve"> 테이블의 </w:t>
+      </w:r>
+      <w:r>
+        <w:rPr>
+          <w:rFonts w:ascii="Courier New" w:hAnsi="Courier New" w:cs="Courier New"/>
+          <w:color w:val="1B5E20"/>
+          <w:shd w:val="clear" w:color="auto" w:fill="EEF3EE"/>
+        </w:rPr>
+        <w:t xml:space="preserve">soil</w:t>
+      </w:r>
+      <w:r>
+        <w:t xml:space="preserve"> 열에 쌓인다</w:t>
+      </w:r>
+    </w:p>
+    <w:p>
+      <w:pPr>
         <w:pStyle w:val="Heading2"/>
       </w:pPr>
       <w:r>
@@ -3730,6 +3850,26 @@
       </w:pPr>
       <w:r>
         <w:t xml:space="preserve">전송값에 작은 노이즈(오차)가 섞이는 것: 실제 센서도 항상 미세하게 흔들린다.</w:t>
+      </w:r>
+    </w:p>
+    <w:p>
+      <w:pPr>
+        <w:pStyle w:val="ListParagraph"/>
+        <w:numPr>
+          <w:ilvl w:val="0"/>
+          <w:numId w:val="4"/>
+        </w:numPr>
+        <w:spacing w:after="60"/>
+      </w:pPr>
+      <w:r>
+        <w:rPr>
+          <w:b/>
+          <w:bCs/>
+        </w:rPr>
+        <w:t xml:space="preserve">토양수분은 실물 헥사보드에도 달린 센서 항목</w:t>
+      </w:r>
+      <w:r>
+        <w:t xml:space="preserve">이다. 캡스톤 물 주기 규칙(§10)과 심화 모듈(§11) 결합 진단의 기준이 되므로, 여기서 개념을 잡아두면 뒤가 편하다.</w:t>
       </w:r>
     </w:p>
     <w:p>
@@ -4323,7 +4463,7 @@
         <w:t>물 주기 규칙:</w:t>
       </w:r>
       <w:r>
-        <w:t xml:space="preserve"> 공기 습도가 아니라 토양수분('토양수분이 30% 아래로 내려가면(마름)')으로 만들게 안내할 것 — 실제 농업에서 관수 판단 기준은 흙의 수분이며, 심화 모듈(§11)의 결합 진단과 이어진다.</w:t>
+        <w:t xml:space="preserve"> 공기 습도가 아니라 토양수분('토양수분이 40% 아래로 내려가면(마름)')으로 만들게 안내할 것(딸기 기준 — 실제 닥터그린 앱 결합 진단의 마름 경계와 같다. 작물마다 적정범위가 달라 기준도 달라진다) — 실제 농업에서 관수 판단 기준은 흙의 수분이며, 심화 모듈(§11)의 결합 진단과 이어진다.</w:t>
       </w:r>
     </w:p>
     <w:p>
@@ -4412,10 +4552,10 @@
           <w:b/>
           <w:bCs/>
         </w:rPr>
-        <w:t xml:space="preserve">진짜 Supabase에 2초마다 데이터가 쌓이는 것</w:t>
-      </w:r>
-      <w:r>
-        <w:t xml:space="preserve"> 시연</w:t>
+        <w:t xml:space="preserve">진짜 Supabase에 2초마다 데이터가 전송되는 것</w:t>
+      </w:r>
+      <w:r>
+        <w:t xml:space="preserve"> 시연 (앱 화면 갱신은 5초 주기라 화면은 5초에 한 번 바뀐다)</w:t>
       </w:r>
     </w:p>
     <w:p>
@@ -5202,10 +5342,28 @@
     </w:p>
     <w:p>
       <w:pPr>
+        <w:spacing w:before="80" w:after="80"/>
+      </w:pPr>
+      <w:r>
+        <w:t xml:space="preserve">진행 순서: </w:t>
+      </w:r>
+      <w:r>
+        <w:rPr>
+          <w:b/>
+          <w:bCs/>
+        </w:rPr>
+        <w:t xml:space="preserve">마무리 퀴즈(인앱 7문항, 5분) → 오늘의 비밀 공개(2분) → 소감(2분) → 진로 연계 한마디(1분)</w:t>
+      </w:r>
+      <w:r>
+        <w:t xml:space="preserve">.</w:t>
+      </w:r>
+    </w:p>
+    <w:p>
+      <w:pPr>
         <w:pStyle w:val="Heading2"/>
       </w:pPr>
       <w:r>
-        <w:t>마무리 퀴즈 (인앱, 5분)</w:t>
+        <w:t>마무리 퀴즈 (인앱 7문항, 5분)</w:t>
       </w:r>
     </w:p>
     <w:p>
@@ -5307,8 +5465,46 @@
         <w:pStyle w:val="Heading2"/>
       </w:pPr>
       <w:r>
+        <w:t>오늘의 비밀 공개 (2분)</w:t>
+      </w:r>
+    </w:p>
+    <w:p>
+      <w:pPr>
+        <w:spacing w:before="80" w:after="80"/>
+      </w:pPr>
+      <w:r>
+        <w:rPr>
+          <w:b/>
+          <w:bCs/>
+        </w:rPr>
+        <w:t xml:space="preserve">공개 스크립트: </w:t>
+      </w:r>
+      <w:r>
+        <w:t xml:space="preserve">"사실 여러분이 STEP 1에서 넣은 인증키는 잠긴 문을 여는 '스위치'였고, 진짜 기상청 호출은 서버에 숨겨둔 키가 했습니다. 왜 진짜 키를 여러분에게 나눠주지 않았을까요? — 나눠주는 순간이 곧 '키 유출'이기 때문입니다. 오늘 배운 '키는 비밀' 원칙을, 사실은 이 수업 자체가 지키고 있었던 거예요."</w:t>
+      </w:r>
+    </w:p>
+    <w:p>
+      <w:pPr>
+        <w:spacing w:before="80" w:after="80"/>
+      </w:pPr>
+      <w:r>
+        <w:rPr>
+          <w:b/>
+          <w:bCs/>
+        </w:rPr>
+        <w:t xml:space="preserve">교사 팁: </w:t>
+      </w:r>
+      <w:r>
+        <w:t xml:space="preserve">이 공개가 곧 보안 수업의 마지막 조각이다(§6 연출 원리의 회수). 미리 눈치챈 학생이 있었다면 "그걸 발견했다면 이미 보안 감각이 있는 것"이라고 격려해 주면 된다.</w:t>
+      </w:r>
+    </w:p>
+    <w:p>
+      <w:pPr>
+        <w:pStyle w:val="Heading2"/>
+      </w:pPr>
+      <w:r>
         <w:lastRenderedPageBreak/>
-        <w:t>소감 발표 (2~3명)</w:t>
+        <w:t>소감 (2분)</w:t>
       </w:r>
     </w:p>
     <w:p>
@@ -5326,10 +5522,23 @@
     </w:p>
     <w:p>
       <w:pPr>
+        <w:pStyle w:val="ListParagraph"/>
+        <w:numPr>
+          <w:ilvl w:val="0"/>
+          <w:numId w:val="4"/>
+        </w:numPr>
+        <w:spacing w:after="60"/>
+      </w:pPr>
+      <w:r>
+        <w:t xml:space="preserve">발표는 1명만 듣고, 나머지 전원은 활동지의 '오늘 한 줄 소감' 칸을 채우게 한다 (부록 B).</w:t>
+      </w:r>
+    </w:p>
+    <w:p>
+      <w:pPr>
         <w:pStyle w:val="Heading2"/>
       </w:pPr>
       <w:r>
-        <w:t>진로 연계 한마디</w:t>
+        <w:t>진로 연계 한마디 (1분)</w:t>
       </w:r>
     </w:p>
     <w:p>
@@ -5553,7 +5762,7 @@
           </w:tcPr>
           <w:p>
             <w:r>
-              <w:t>허브의 "↺ 이 방 초기화 (처음부터 다시)" 버튼</w:t>
+              <w:t>허브의 "↺ 이 방 초기화 (처음부터 다시)" 버튼. 저장된 인증키도 함께 삭제되므로 STEP 1은 인증키 재입력부터 다시 시작</w:t>
             </w:r>
           </w:p>
         </w:tc>
@@ -5753,7 +5962,7 @@
           </w:tcPr>
           <w:p>
             <w:r>
-              <w:t>인증키를 저장했는데 잠금이 안 풀림</w:t>
+              <w:t xml:space="preserve">진단이 '판단보류'로 나옴</w:t>
             </w:r>
           </w:p>
         </w:tc>
@@ -5777,7 +5986,7 @@
           </w:tcPr>
           <w:p>
             <w:r>
-              <w:t xml:space="preserve">붙여넣은 키가 너무 짧으면("인증키가 너무 짧아요…") 저장이 안 됨 — data.go.kr의 일반 인증키(Decoding)를 공백 없이 다시 붙여넣기</w:t>
+              <w:t xml:space="preserve">정상 동작(약 25% 확률). 신뢰도 75% 미만이면 보류하는 규칙을 체험시키는 장치 — 판정이 꼭 필요하면 다시 진단</w:t>
             </w:r>
           </w:p>
         </w:tc>
@@ -5809,7 +6018,7 @@
           </w:tcPr>
           <w:p>
             <w:r>
-              <w:t xml:space="preserve">카드 ③에 '체험 모드' 오류가 뜸</w:t>
+              <w:t>인증키를 저장했는데 잠금이 안 풀림</w:t>
             </w:r>
           </w:p>
         </w:tc>
@@ -5833,18 +6042,7 @@
           </w:tcPr>
           <w:p>
             <w:r>
-              <w:t>학생 키 문제 아님. 서버에 기상청 키(</w:t>
-            </w:r>
-            <w:r>
-              <w:rPr>
-                <w:rFonts w:ascii="Courier New" w:hAnsi="Courier New" w:cs="Courier New"/>
-                <w:color w:val="1B5E20"/>
-                <w:shd w:val="clear" w:color="auto" w:fill="EEF3EE"/>
-              </w:rPr>
-              <w:t>KMA_SERVICE_KEY</w:t>
-            </w:r>
-            <w:r>
-              <w:t xml:space="preserve">) 미설정 또는 기상청/네트워크 장애 신호 → 서버 키·네트워크 점검. 급하면 "체험 모드로 진행"으로 수업 계속</w:t>
+              <w:t xml:space="preserve">붙여넣은 키가 너무 짧으면("인증키가 너무 짧아요…") 저장이 안 됨 — data.go.kr의 일반 인증키(Decoding)를 공백 없이 다시 붙여넣기</w:t>
             </w:r>
           </w:p>
         </w:tc>
@@ -5876,7 +6074,7 @@
           </w:tcPr>
           <w:p>
             <w:r>
-              <w:t>위치 권한 거부/실패</w:t>
+              <w:t xml:space="preserve">카드 ③에 '체험 모드' 오류가 뜸</w:t>
             </w:r>
           </w:p>
         </w:tc>
@@ -5900,7 +6098,18 @@
           </w:tcPr>
           <w:p>
             <w:r>
-              <w:t>카드 ③의 "지역을 골라 호출하기"로 서울/대전/광주/부산/제주 선택 — 지역을 골라도 실제 기상청 호출</w:t>
+              <w:t>학생 키 문제 아님. 서버에 기상청 키(</w:t>
+            </w:r>
+            <w:r>
+              <w:rPr>
+                <w:rFonts w:ascii="Courier New" w:hAnsi="Courier New" w:cs="Courier New"/>
+                <w:color w:val="1B5E20"/>
+                <w:shd w:val="clear" w:color="auto" w:fill="EEF3EE"/>
+              </w:rPr>
+              <w:t>KMA_SERVICE_KEY</w:t>
+            </w:r>
+            <w:r>
+              <w:t xml:space="preserve">) 미설정 또는 기상청/네트워크 장애 신호 → 서버 키·네트워크 점검. 급하면 "체험 모드로 진행"으로 수업 계속</w:t>
             </w:r>
           </w:p>
         </w:tc>
@@ -5932,7 +6141,7 @@
           </w:tcPr>
           <w:p>
             <w:r>
-              <w:t>날씨가 계속 체험 모드로만 나옴</w:t>
+              <w:t>위치 권한 거부/실패</w:t>
             </w:r>
           </w:p>
         </w:tc>
@@ -5956,7 +6165,7 @@
           </w:tcPr>
           <w:p>
             <w:r>
-              <w:t>모든 학생이 서버 키 하나를 공유하므로 일 호출 한도 초과 가능 — 한도가 넉넉한 키 사용 권장, 초과 시 체험 모드로 우회</w:t>
+              <w:t>카드 ③의 "지역을 골라 호출하기"로 서울/대전/광주/부산/제주 선택 — 지역을 골라도 실제 기상청 호출</w:t>
             </w:r>
           </w:p>
         </w:tc>
@@ -5988,7 +6197,7 @@
           </w:tcPr>
           <w:p>
             <w:r>
-              <w:t>인터넷이 끊김</w:t>
+              <w:t>날씨가 계속 체험 모드로만 나옴</w:t>
             </w:r>
           </w:p>
         </w:tc>
@@ -6012,7 +6221,7 @@
           </w:tcPr>
           <w:p>
             <w:r>
-              <w:t>STEP 1은 인터넷 필수(복구 후 진행). STEP 2~4는 이미 열린 페이지에서 계속 동작</w:t>
+              <w:t>모든 학생이 서버 키 하나를 공유하므로 일 호출 한도 초과 가능 — 한도가 넉넉한 키 사용 권장, 초과 시 체험 모드로 우회</w:t>
             </w:r>
           </w:p>
         </w:tc>
@@ -6044,6 +6253,62 @@
           </w:tcPr>
           <w:p>
             <w:r>
+              <w:t>인터넷이 끊김</w:t>
+            </w:r>
+          </w:p>
+        </w:tc>
+        <w:tc>
+          <w:tcPr>
+            <w:tcW w:w="5726" w:type="dxa"/>
+            <w:tcBorders>
+              <w:top w:val="single" w:sz="4" w:space="0" w:color="9E9E9E"/>
+              <w:left w:val="single" w:sz="4" w:space="0" w:color="9E9E9E"/>
+              <w:bottom w:val="single" w:sz="4" w:space="0" w:color="9E9E9E"/>
+              <w:right w:val="single" w:sz="4" w:space="0" w:color="9E9E9E"/>
+            </w:tcBorders>
+            <w:shd w:val="clear" w:color="auto" w:fill="FFFFFF"/>
+            <w:tcMar>
+              <w:top w:w="80" w:type="dxa"/>
+              <w:left w:w="120" w:type="dxa"/>
+              <w:bottom w:w="80" w:type="dxa"/>
+              <w:right w:w="120" w:type="dxa"/>
+            </w:tcMar>
+            <w:vAlign w:val="center"/>
+          </w:tcPr>
+          <w:p>
+            <w:r>
+              <w:t>STEP 1은 인터넷 필수(복구 후 진행). STEP 2~4는 이미 열린 페이지에서 계속 동작</w:t>
+            </w:r>
+          </w:p>
+        </w:tc>
+      </w:tr>
+      <w:tr>
+        <w:tblPrEx>
+          <w:tblCellMar>
+            <w:top w:w="0" w:type="dxa"/>
+            <w:bottom w:w="0" w:type="dxa"/>
+          </w:tblCellMar>
+        </w:tblPrEx>
+        <w:tc>
+          <w:tcPr>
+            <w:tcW w:w="3300" w:type="dxa"/>
+            <w:tcBorders>
+              <w:top w:val="single" w:sz="4" w:space="0" w:color="9E9E9E"/>
+              <w:left w:val="single" w:sz="4" w:space="0" w:color="9E9E9E"/>
+              <w:bottom w:val="single" w:sz="4" w:space="0" w:color="9E9E9E"/>
+              <w:right w:val="single" w:sz="4" w:space="0" w:color="9E9E9E"/>
+            </w:tcBorders>
+            <w:shd w:val="clear" w:color="auto" w:fill="FFFFFF"/>
+            <w:tcMar>
+              <w:top w:w="80" w:type="dxa"/>
+              <w:left w:w="120" w:type="dxa"/>
+              <w:bottom w:w="80" w:type="dxa"/>
+              <w:right w:w="120" w:type="dxa"/>
+            </w:tcMar>
+            <w:vAlign w:val="center"/>
+          </w:tcPr>
+          <w:p>
+            <w:r>
               <w:t>학생 진행 상황이 교사 화면에 안 보임</w:t>
             </w:r>
           </w:p>
@@ -6068,7 +6333,7 @@
           </w:tcPr>
           <w:p>
             <w:r>
-              <w:t>정상(원격 모니터링 기능 없음). 순회하며 각자 화면 상단의 진행도 바로 확인</w:t>
+              <w:t>정상(원격 전송 기능 없음). 허브·스테이션 상단의 진행 배지로 순회 확인. 전체 점검이 필요하면 "다 같이 선생님 확인 화면을 띄워 보세요"로 허브의 📋 선생님 확인 전체화면(초대형 방 번호+진행 코드)을 띄우게 해 한눈에 스캔</w:t>
             </w:r>
           </w:p>
         </w:tc>
@@ -6764,7 +7029,7 @@
           </w:tcPr>
           <w:p>
             <w:r>
-              <w:t>IoT</w:t>
+              <w:t xml:space="preserve">YOLO</w:t>
             </w:r>
           </w:p>
         </w:tc>
@@ -6788,7 +7053,7 @@
           </w:tcPr>
           <w:p>
             <w:r>
-              <w:t>Internet of Things. 사물(센서, 가전 등)이 인터넷에 연결되는 것</w:t>
+              <w:t xml:space="preserve">사진 속 물체를 실시간으로 찾아내는 대표적인 객체 탐지 AI 모델(You Only Look Once)</w:t>
             </w:r>
           </w:p>
         </w:tc>
@@ -6820,7 +7085,7 @@
           </w:tcPr>
           <w:p>
             <w:r>
-              <w:t>ESP32</w:t>
+              <w:t xml:space="preserve">신뢰도(confidence)</w:t>
             </w:r>
           </w:p>
         </w:tc>
@@ -6844,7 +7109,7 @@
           </w:tcPr>
           <w:p>
             <w:r>
-              <w:t xml:space="preserve">WiFi가 내장된 손가락만 한 소형 컴퓨터. 스마트팜 센서 보드의 두뇌</w:t>
+              <w:t xml:space="preserve">AI가 자기 판단을 얼마나 확신하는지 나타내는 확률(%). 100%는 없다</w:t>
             </w:r>
           </w:p>
         </w:tc>
@@ -6876,7 +7141,7 @@
           </w:tcPr>
           <w:p>
             <w:r>
-              <w:t>데이터베이스(DB)</w:t>
+              <w:t>IoT</w:t>
             </w:r>
           </w:p>
         </w:tc>
@@ -6900,7 +7165,7 @@
           </w:tcPr>
           <w:p>
             <w:r>
-              <w:t>데이터를 표(테이블) 형태로 저장·관리하는 시스템</w:t>
+              <w:t>Internet of Things. 사물(센서, 가전 등)이 인터넷에 연결되는 것</w:t>
             </w:r>
           </w:p>
         </w:tc>
@@ -6932,7 +7197,7 @@
           </w:tcPr>
           <w:p>
             <w:r>
-              <w:t>Supabase</w:t>
+              <w:t>ESP32</w:t>
             </w:r>
           </w:p>
         </w:tc>
@@ -6956,7 +7221,7 @@
           </w:tcPr>
           <w:p>
             <w:r>
-              <w:t>실제 개발자들이 많이 쓰는 클라우드 데이터베이스 서비스</w:t>
+              <w:t xml:space="preserve">WiFi가 내장된 손가락만 한 소형 컴퓨터. 스마트팜 센서 보드의 두뇌</w:t>
             </w:r>
           </w:p>
         </w:tc>
@@ -6988,7 +7253,7 @@
           </w:tcPr>
           <w:p>
             <w:r>
-              <w:t>INSERT</w:t>
+              <w:t>데이터베이스(DB)</w:t>
             </w:r>
           </w:p>
         </w:tc>
@@ -7012,7 +7277,7 @@
           </w:tcPr>
           <w:p>
             <w:r>
-              <w:t>테이블에 새 데이터 한 줄(행)을 추가하는 데이터베이스 명령</w:t>
+              <w:t>데이터를 표(테이블) 형태로 저장·관리하는 시스템</w:t>
             </w:r>
           </w:p>
         </w:tc>
@@ -7044,7 +7309,7 @@
           </w:tcPr>
           <w:p>
             <w:r>
-              <w:t>스트리밍</w:t>
+              <w:t>Supabase</w:t>
             </w:r>
           </w:p>
         </w:tc>
@@ -7068,7 +7333,7 @@
           </w:tcPr>
           <w:p>
             <w:r>
-              <w:t xml:space="preserve">영상·데이터를 내려받지 않고 실시간으로 이어 보는 방식</w:t>
+              <w:t>실제 개발자들이 많이 쓰는 클라우드 데이터베이스 서비스</w:t>
             </w:r>
           </w:p>
         </w:tc>
@@ -7100,7 +7365,7 @@
           </w:tcPr>
           <w:p>
             <w:r>
-              <w:t>스냅샷</w:t>
+              <w:t>INSERT</w:t>
             </w:r>
           </w:p>
         </w:tc>
@@ -7124,7 +7389,7 @@
           </w:tcPr>
           <w:p>
             <w:r>
-              <w:t>영상에서 캡처한 한 장의 정지 사진(프레임)</w:t>
+              <w:t>테이블에 새 데이터 한 줄(행)을 추가하는 데이터베이스 명령</w:t>
             </w:r>
           </w:p>
         </w:tc>
@@ -7156,7 +7421,7 @@
           </w:tcPr>
           <w:p>
             <w:r>
-              <w:t>결합 진단(멀티모달)</w:t>
+              <w:t>스트리밍</w:t>
             </w:r>
           </w:p>
         </w:tc>
@@ -7180,7 +7445,7 @@
           </w:tcPr>
           <w:p>
             <w:r>
-              <w:t>사진·센서 수치처럼 서로 다른 종류의 데이터를 합쳐 하나로 판단하는 것</w:t>
+              <w:t xml:space="preserve">영상·데이터를 내려받지 않고 실시간으로 이어 보는 방식</w:t>
             </w:r>
           </w:p>
         </w:tc>
@@ -7212,7 +7477,7 @@
           </w:tcPr>
           <w:p>
             <w:r>
-              <w:t>규칙 기반(rule-based)</w:t>
+              <w:t>스냅샷</w:t>
             </w:r>
           </w:p>
         </w:tc>
@@ -7236,7 +7501,7 @@
           </w:tcPr>
           <w:p>
             <w:r>
-              <w:t>미리 정한 조건표(이러이러하면 → 이 결론)로 판정. 같은 입력이면 항상 같은 답</w:t>
+              <w:t>영상에서 캡처한 한 장의 정지 사진(프레임)</w:t>
             </w:r>
           </w:p>
         </w:tc>
@@ -7268,7 +7533,7 @@
           </w:tcPr>
           <w:p>
             <w:r>
-              <w:t>생성형 AI(LLM)</w:t>
+              <w:t>결합 진단(멀티모달)</w:t>
             </w:r>
           </w:p>
         </w:tc>
@@ -7292,7 +7557,7 @@
           </w:tcPr>
           <w:p>
             <w:r>
-              <w:t>사람처럼 문장을 만들어내는 AI(예: Claude). 근거를 사람 말로 서술한다</w:t>
+              <w:t>사진·센서 수치처럼 서로 다른 종류의 데이터를 합쳐 하나로 판단하는 것</w:t>
             </w:r>
           </w:p>
         </w:tc>
@@ -7324,7 +7589,7 @@
           </w:tcPr>
           <w:p>
             <w:r>
-              <w:t>환각(hallucination)</w:t>
+              <w:t>규칙 기반(rule-based)</w:t>
             </w:r>
           </w:p>
         </w:tc>
@@ -7348,7 +7613,7 @@
           </w:tcPr>
           <w:p>
             <w:r>
-              <w:t>AI가 없는 사실을 그럴듯하게 지어내는 오류</w:t>
+              <w:t>미리 정한 조건표(이러이러하면 → 이 결론)로 판정. 같은 입력이면 항상 같은 답</w:t>
             </w:r>
           </w:p>
         </w:tc>
@@ -7380,7 +7645,7 @@
           </w:tcPr>
           <w:p>
             <w:r>
-              <w:t>가드레일</w:t>
+              <w:t>생성형 AI(LLM)</w:t>
             </w:r>
           </w:p>
         </w:tc>
@@ -7404,7 +7669,7 @@
           </w:tcPr>
           <w:p>
             <w:r>
-              <w:t>AI가 지켜야 할 규칙(지어내지 마라 등)을 미리 정해 두는 안전장치</w:t>
+              <w:t>사람처럼 문장을 만들어내는 AI(예: Claude). 근거를 사람 말로 서술한다</w:t>
             </w:r>
           </w:p>
         </w:tc>
@@ -7436,7 +7701,7 @@
           </w:tcPr>
           <w:p>
             <w:r>
-              <w:t>판단보류</w:t>
+              <w:t>환각(hallucination)</w:t>
             </w:r>
           </w:p>
         </w:tc>
@@ -7460,7 +7725,7 @@
           </w:tcPr>
           <w:p>
             <w:r>
-              <w:t>근거가 엇갈리거나 부족할 때 억지로 결론 내지 않는 것</w:t>
+              <w:t>AI가 없는 사실을 그럴듯하게 지어내는 오류</w:t>
             </w:r>
           </w:p>
         </w:tc>
@@ -7492,7 +7757,7 @@
           </w:tcPr>
           <w:p>
             <w:r>
-              <w:t>조기경보</w:t>
+              <w:t>가드레일</w:t>
             </w:r>
           </w:p>
         </w:tc>
@@ -7516,7 +7781,7 @@
           </w:tcPr>
           <w:p>
             <w:r>
-              <w:t>잎에 아직 증상이 없어도 흙 상태로 위험을 미리 알리는 것</w:t>
+              <w:t>AI가 지켜야 할 규칙(지어내지 마라 등)을 미리 정해 두는 안전장치</w:t>
             </w:r>
           </w:p>
         </w:tc>
@@ -7548,6 +7813,118 @@
           </w:tcPr>
           <w:p>
             <w:r>
+              <w:t>판단보류</w:t>
+            </w:r>
+          </w:p>
+        </w:tc>
+        <w:tc>
+          <w:tcPr>
+            <w:tcW w:w="6726" w:type="dxa"/>
+            <w:tcBorders>
+              <w:top w:val="single" w:sz="4" w:space="0" w:color="9E9E9E"/>
+              <w:left w:val="single" w:sz="4" w:space="0" w:color="9E9E9E"/>
+              <w:bottom w:val="single" w:sz="4" w:space="0" w:color="9E9E9E"/>
+              <w:right w:val="single" w:sz="4" w:space="0" w:color="9E9E9E"/>
+            </w:tcBorders>
+            <w:shd w:val="clear" w:color="auto" w:fill="FFFFFF"/>
+            <w:tcMar>
+              <w:top w:w="80" w:type="dxa"/>
+              <w:left w:w="120" w:type="dxa"/>
+              <w:bottom w:w="80" w:type="dxa"/>
+              <w:right w:w="120" w:type="dxa"/>
+            </w:tcMar>
+            <w:vAlign w:val="center"/>
+          </w:tcPr>
+          <w:p>
+            <w:r>
+              <w:t>근거가 엇갈리거나 부족할 때 억지로 결론 내지 않는 것</w:t>
+            </w:r>
+          </w:p>
+        </w:tc>
+      </w:tr>
+      <w:tr>
+        <w:tblPrEx>
+          <w:tblCellMar>
+            <w:top w:w="0" w:type="dxa"/>
+            <w:bottom w:w="0" w:type="dxa"/>
+          </w:tblCellMar>
+        </w:tblPrEx>
+        <w:tc>
+          <w:tcPr>
+            <w:tcW w:w="2300" w:type="dxa"/>
+            <w:tcBorders>
+              <w:top w:val="single" w:sz="4" w:space="0" w:color="9E9E9E"/>
+              <w:left w:val="single" w:sz="4" w:space="0" w:color="9E9E9E"/>
+              <w:bottom w:val="single" w:sz="4" w:space="0" w:color="9E9E9E"/>
+              <w:right w:val="single" w:sz="4" w:space="0" w:color="9E9E9E"/>
+            </w:tcBorders>
+            <w:shd w:val="clear" w:color="auto" w:fill="FFFFFF"/>
+            <w:tcMar>
+              <w:top w:w="80" w:type="dxa"/>
+              <w:left w:w="120" w:type="dxa"/>
+              <w:bottom w:w="80" w:type="dxa"/>
+              <w:right w:w="120" w:type="dxa"/>
+            </w:tcMar>
+            <w:vAlign w:val="center"/>
+          </w:tcPr>
+          <w:p>
+            <w:r>
+              <w:t>조기경보</w:t>
+            </w:r>
+          </w:p>
+        </w:tc>
+        <w:tc>
+          <w:tcPr>
+            <w:tcW w:w="6726" w:type="dxa"/>
+            <w:tcBorders>
+              <w:top w:val="single" w:sz="4" w:space="0" w:color="9E9E9E"/>
+              <w:left w:val="single" w:sz="4" w:space="0" w:color="9E9E9E"/>
+              <w:bottom w:val="single" w:sz="4" w:space="0" w:color="9E9E9E"/>
+              <w:right w:val="single" w:sz="4" w:space="0" w:color="9E9E9E"/>
+            </w:tcBorders>
+            <w:shd w:val="clear" w:color="auto" w:fill="FFFFFF"/>
+            <w:tcMar>
+              <w:top w:w="80" w:type="dxa"/>
+              <w:left w:w="120" w:type="dxa"/>
+              <w:bottom w:w="80" w:type="dxa"/>
+              <w:right w:w="120" w:type="dxa"/>
+            </w:tcMar>
+            <w:vAlign w:val="center"/>
+          </w:tcPr>
+          <w:p>
+            <w:r>
+              <w:t>잎에 아직 증상이 없어도 흙 상태로 위험을 미리 알리는 것</w:t>
+            </w:r>
+          </w:p>
+        </w:tc>
+      </w:tr>
+      <w:tr>
+        <w:tblPrEx>
+          <w:tblCellMar>
+            <w:top w:w="0" w:type="dxa"/>
+            <w:bottom w:w="0" w:type="dxa"/>
+          </w:tblCellMar>
+        </w:tblPrEx>
+        <w:tc>
+          <w:tcPr>
+            <w:tcW w:w="2300" w:type="dxa"/>
+            <w:tcBorders>
+              <w:top w:val="single" w:sz="4" w:space="0" w:color="9E9E9E"/>
+              <w:left w:val="single" w:sz="4" w:space="0" w:color="9E9E9E"/>
+              <w:bottom w:val="single" w:sz="4" w:space="0" w:color="9E9E9E"/>
+              <w:right w:val="single" w:sz="4" w:space="0" w:color="9E9E9E"/>
+            </w:tcBorders>
+            <w:shd w:val="clear" w:color="auto" w:fill="FFFFFF"/>
+            <w:tcMar>
+              <w:top w:w="80" w:type="dxa"/>
+              <w:left w:w="120" w:type="dxa"/>
+              <w:bottom w:w="80" w:type="dxa"/>
+              <w:right w:w="120" w:type="dxa"/>
+            </w:tcMar>
+            <w:vAlign w:val="center"/>
+          </w:tcPr>
+          <w:p>
+            <w:r>
               <w:t xml:space="preserve">오탐(거짓양성, FP)</w:t>
             </w:r>
           </w:p>
@@ -7573,6 +7950,118 @@
           <w:p>
             <w:r>
               <w:t xml:space="preserve">병이 아닌데 병이라고 잘못 알린 것. 반대로 병인데 놓친 것은 '누락(거짓음성)'</w:t>
+            </w:r>
+          </w:p>
+        </w:tc>
+      </w:tr>
+      <w:tr>
+        <w:tblPrEx>
+          <w:tblCellMar>
+            <w:top w:w="0" w:type="dxa"/>
+            <w:bottom w:w="0" w:type="dxa"/>
+          </w:tblCellMar>
+        </w:tblPrEx>
+        <w:tc>
+          <w:tcPr>
+            <w:tcW w:w="2300" w:type="dxa"/>
+            <w:tcBorders>
+              <w:top w:val="single" w:sz="4" w:space="0" w:color="9E9E9E"/>
+              <w:left w:val="single" w:sz="4" w:space="0" w:color="9E9E9E"/>
+              <w:bottom w:val="single" w:sz="4" w:space="0" w:color="9E9E9E"/>
+              <w:right w:val="single" w:sz="4" w:space="0" w:color="9E9E9E"/>
+            </w:tcBorders>
+            <w:shd w:val="clear" w:color="auto" w:fill="FFFFFF"/>
+            <w:tcMar>
+              <w:top w:w="80" w:type="dxa"/>
+              <w:left w:w="120" w:type="dxa"/>
+              <w:bottom w:w="80" w:type="dxa"/>
+              <w:right w:w="120" w:type="dxa"/>
+            </w:tcMar>
+            <w:vAlign w:val="center"/>
+          </w:tcPr>
+          <w:p>
+            <w:r>
+              <w:t xml:space="preserve">정밀도(precision)</w:t>
+            </w:r>
+          </w:p>
+        </w:tc>
+        <w:tc>
+          <w:tcPr>
+            <w:tcW w:w="6726" w:type="dxa"/>
+            <w:tcBorders>
+              <w:top w:val="single" w:sz="4" w:space="0" w:color="9E9E9E"/>
+              <w:left w:val="single" w:sz="4" w:space="0" w:color="9E9E9E"/>
+              <w:bottom w:val="single" w:sz="4" w:space="0" w:color="9E9E9E"/>
+              <w:right w:val="single" w:sz="4" w:space="0" w:color="9E9E9E"/>
+            </w:tcBorders>
+            <w:shd w:val="clear" w:color="auto" w:fill="FFFFFF"/>
+            <w:tcMar>
+              <w:top w:w="80" w:type="dxa"/>
+              <w:left w:w="120" w:type="dxa"/>
+              <w:bottom w:w="80" w:type="dxa"/>
+              <w:right w:w="120" w:type="dxa"/>
+            </w:tcMar>
+            <w:vAlign w:val="center"/>
+          </w:tcPr>
+          <w:p>
+            <w:r>
+              <w:t xml:space="preserve">병해라고 판정한 것 중 실제 병해였던 비율 = TP/(TP+FP)</w:t>
+            </w:r>
+          </w:p>
+        </w:tc>
+      </w:tr>
+      <w:tr>
+        <w:tblPrEx>
+          <w:tblCellMar>
+            <w:top w:w="0" w:type="dxa"/>
+            <w:bottom w:w="0" w:type="dxa"/>
+          </w:tblCellMar>
+        </w:tblPrEx>
+        <w:tc>
+          <w:tcPr>
+            <w:tcW w:w="2300" w:type="dxa"/>
+            <w:tcBorders>
+              <w:top w:val="single" w:sz="4" w:space="0" w:color="9E9E9E"/>
+              <w:left w:val="single" w:sz="4" w:space="0" w:color="9E9E9E"/>
+              <w:bottom w:val="single" w:sz="4" w:space="0" w:color="9E9E9E"/>
+              <w:right w:val="single" w:sz="4" w:space="0" w:color="9E9E9E"/>
+            </w:tcBorders>
+            <w:shd w:val="clear" w:color="auto" w:fill="FFFFFF"/>
+            <w:tcMar>
+              <w:top w:w="80" w:type="dxa"/>
+              <w:left w:w="120" w:type="dxa"/>
+              <w:bottom w:w="80" w:type="dxa"/>
+              <w:right w:w="120" w:type="dxa"/>
+            </w:tcMar>
+            <w:vAlign w:val="center"/>
+          </w:tcPr>
+          <w:p>
+            <w:r>
+              <w:t xml:space="preserve">혼동행렬</w:t>
+            </w:r>
+          </w:p>
+        </w:tc>
+        <w:tc>
+          <w:tcPr>
+            <w:tcW w:w="6726" w:type="dxa"/>
+            <w:tcBorders>
+              <w:top w:val="single" w:sz="4" w:space="0" w:color="9E9E9E"/>
+              <w:left w:val="single" w:sz="4" w:space="0" w:color="9E9E9E"/>
+              <w:bottom w:val="single" w:sz="4" w:space="0" w:color="9E9E9E"/>
+              <w:right w:val="single" w:sz="4" w:space="0" w:color="9E9E9E"/>
+            </w:tcBorders>
+            <w:shd w:val="clear" w:color="auto" w:fill="FFFFFF"/>
+            <w:tcMar>
+              <w:top w:w="80" w:type="dxa"/>
+              <w:left w:w="120" w:type="dxa"/>
+              <w:bottom w:w="80" w:type="dxa"/>
+              <w:right w:w="120" w:type="dxa"/>
+            </w:tcMar>
+            <w:vAlign w:val="center"/>
+          </w:tcPr>
+          <w:p>
+            <w:r>
+              <w:t xml:space="preserve">실제 정답과 AI 판단을 맞음/틀림 네 칸(TP/FP/FN/TN)으로 집계한 표</w:t>
             </w:r>
           </w:p>
         </w:tc>
@@ -7901,7 +8390,7 @@
                 <w:bCs/>
                 <w:color w:val="FFFFFF"/>
               </w:rPr>
-              <w:t>내 위치와의 차이</w:t>
+              <w:t>내 위치(위치 권한이 없으면 서울)와의 차이</w:t>
             </w:r>
           </w:p>
         </w:tc>
@@ -8293,7 +8782,7 @@
         <w:spacing w:before="120" w:after="40"/>
       </w:pPr>
       <w:r>
-        <w:t>활동 2. [STEP 2] 미니 혼동행렬</w:t>
+        <w:t>활동 2. [STEP 2] 테스트 잎 정밀도 확인</w:t>
       </w:r>
     </w:p>
     <w:tbl>
@@ -8314,11 +8803,9 @@
         <w:tblLook w:val="0000" w:firstRow="0" w:lastRow="0" w:firstColumn="0" w:lastColumn="0" w:noHBand="0" w:noVBand="0"/>
       </w:tblPr>
       <w:tblGrid>
-        <w:gridCol w:w="900"/>
-        <w:gridCol w:w="2500"/>
-        <w:gridCol w:w="2200"/>
-        <w:gridCol w:w="1500"/>
-        <w:gridCol w:w="1926"/>
+        <w:gridCol w:w="3026"/>
+        <w:gridCol w:w="3000"/>
+        <w:gridCol w:w="3000"/>
       </w:tblGrid>
       <w:tr>
         <w:tblPrEx>
@@ -8332,7 +8819,7 @@
         </w:trPr>
         <w:tc>
           <w:tcPr>
-            <w:tcW w:w="900" w:type="dxa"/>
+            <w:tcW w:w="3026" w:type="dxa"/>
             <w:tcBorders>
               <w:top w:val="single" w:sz="4" w:space="0" w:color="9E9E9E"/>
               <w:left w:val="single" w:sz="4" w:space="0" w:color="9E9E9E"/>
@@ -8355,13 +8842,13 @@
                 <w:bCs/>
                 <w:color w:val="FFFFFF"/>
               </w:rPr>
-              <w:t>회차</w:t>
-            </w:r>
-          </w:p>
-        </w:tc>
-        <w:tc>
-          <w:tcPr>
-            <w:tcW w:w="2500" w:type="dxa"/>
+              <w:t xml:space="preserve">구분</w:t>
+            </w:r>
+          </w:p>
+        </w:tc>
+        <w:tc>
+          <w:tcPr>
+            <w:tcW w:w="3000" w:type="dxa"/>
             <w:tcBorders>
               <w:top w:val="single" w:sz="4" w:space="0" w:color="9E9E9E"/>
               <w:left w:val="single" w:sz="4" w:space="0" w:color="9E9E9E"/>
@@ -8384,13 +8871,13 @@
                 <w:bCs/>
                 <w:color w:val="FFFFFF"/>
               </w:rPr>
-              <w:t>실제(내가 본 잎)</w:t>
-            </w:r>
-          </w:p>
-        </w:tc>
-        <w:tc>
-          <w:tcPr>
-            <w:tcW w:w="2200" w:type="dxa"/>
+              <w:t xml:space="preserve">AI: 병해 판정</w:t>
+            </w:r>
+          </w:p>
+        </w:tc>
+        <w:tc>
+          <w:tcPr>
+            <w:tcW w:w="3000" w:type="dxa"/>
             <w:tcBorders>
               <w:top w:val="single" w:sz="4" w:space="0" w:color="9E9E9E"/>
               <w:left w:val="single" w:sz="4" w:space="0" w:color="9E9E9E"/>
@@ -8413,65 +8900,7 @@
                 <w:bCs/>
                 <w:color w:val="FFFFFF"/>
               </w:rPr>
-              <w:t>AI 판단</w:t>
-            </w:r>
-          </w:p>
-        </w:tc>
-        <w:tc>
-          <w:tcPr>
-            <w:tcW w:w="1500" w:type="dxa"/>
-            <w:tcBorders>
-              <w:top w:val="single" w:sz="4" w:space="0" w:color="9E9E9E"/>
-              <w:left w:val="single" w:sz="4" w:space="0" w:color="9E9E9E"/>
-              <w:bottom w:val="single" w:sz="4" w:space="0" w:color="9E9E9E"/>
-              <w:right w:val="single" w:sz="4" w:space="0" w:color="9E9E9E"/>
-            </w:tcBorders>
-            <w:shd w:val="clear" w:color="auto" w:fill="2E7D32"/>
-            <w:tcMar>
-              <w:top w:w="30" w:type="dxa"/>
-              <w:left w:w="120" w:type="dxa"/>
-              <w:bottom w:w="30" w:type="dxa"/>
-              <w:right w:w="120" w:type="dxa"/>
-            </w:tcMar>
-            <w:vAlign w:val="center"/>
-          </w:tcPr>
-          <w:p>
-            <w:r>
-              <w:rPr>
-                <w:b/>
-                <w:bCs/>
-                <w:color w:val="FFFFFF"/>
-              </w:rPr>
-              <w:t>신뢰도(%)</w:t>
-            </w:r>
-          </w:p>
-        </w:tc>
-        <w:tc>
-          <w:tcPr>
-            <w:tcW w:w="1926" w:type="dxa"/>
-            <w:tcBorders>
-              <w:top w:val="single" w:sz="4" w:space="0" w:color="9E9E9E"/>
-              <w:left w:val="single" w:sz="4" w:space="0" w:color="9E9E9E"/>
-              <w:bottom w:val="single" w:sz="4" w:space="0" w:color="9E9E9E"/>
-              <w:right w:val="single" w:sz="4" w:space="0" w:color="9E9E9E"/>
-            </w:tcBorders>
-            <w:shd w:val="clear" w:color="auto" w:fill="2E7D32"/>
-            <w:tcMar>
-              <w:top w:w="30" w:type="dxa"/>
-              <w:left w:w="120" w:type="dxa"/>
-              <w:bottom w:w="30" w:type="dxa"/>
-              <w:right w:w="120" w:type="dxa"/>
-            </w:tcMar>
-            <w:vAlign w:val="center"/>
-          </w:tcPr>
-          <w:p>
-            <w:r>
-              <w:rPr>
-                <w:b/>
-                <w:bCs/>
-                <w:color w:val="FFFFFF"/>
-              </w:rPr>
-              <w:t>맞음/틀림</w:t>
+              <w:t xml:space="preserve">AI: 건강 판정</w:t>
             </w:r>
           </w:p>
         </w:tc>
@@ -8483,12 +8912,9 @@
             <w:bottom w:w="0" w:type="dxa"/>
           </w:tblCellMar>
         </w:tblPrEx>
-        <w:trPr>
-          <w:trHeight w:val="300"/>
-        </w:trPr>
-        <w:tc>
-          <w:tcPr>
-            <w:tcW w:w="900" w:type="dxa"/>
+        <w:tc>
+          <w:tcPr>
+            <w:tcW w:w="3026" w:type="dxa"/>
             <w:tcBorders>
               <w:top w:val="single" w:sz="4" w:space="0" w:color="9E9E9E"/>
               <w:left w:val="single" w:sz="4" w:space="0" w:color="9E9E9E"/>
@@ -8506,13 +8932,17 @@
           </w:tcPr>
           <w:p>
             <w:r>
-              <w:t>1</w:t>
-            </w:r>
-          </w:p>
-        </w:tc>
-        <w:tc>
-          <w:tcPr>
-            <w:tcW w:w="2500" w:type="dxa"/>
+              <w:rPr>
+                <w:b/>
+                <w:bCs/>
+              </w:rPr>
+              <w:t xml:space="preserve">실제 병해</w:t>
+            </w:r>
+          </w:p>
+        </w:tc>
+        <w:tc>
+          <w:tcPr>
+            <w:tcW w:w="3000" w:type="dxa"/>
             <w:tcBorders>
               <w:top w:val="single" w:sz="4" w:space="0" w:color="9E9E9E"/>
               <w:left w:val="single" w:sz="4" w:space="0" w:color="9E9E9E"/>
@@ -8528,11 +8958,15 @@
             </w:tcMar>
             <w:vAlign w:val="center"/>
           </w:tcPr>
-          <w:p/>
-        </w:tc>
-        <w:tc>
-          <w:tcPr>
-            <w:tcW w:w="2200" w:type="dxa"/>
+          <w:p>
+            <w:r>
+              <w:t xml:space="preserve">TP(정탐): ______</w:t>
+            </w:r>
+          </w:p>
+        </w:tc>
+        <w:tc>
+          <w:tcPr>
+            <w:tcW w:w="3000" w:type="dxa"/>
             <w:tcBorders>
               <w:top w:val="single" w:sz="4" w:space="0" w:color="9E9E9E"/>
               <w:left w:val="single" w:sz="4" w:space="0" w:color="9E9E9E"/>
@@ -8548,47 +8982,11 @@
             </w:tcMar>
             <w:vAlign w:val="center"/>
           </w:tcPr>
-          <w:p/>
-        </w:tc>
-        <w:tc>
-          <w:tcPr>
-            <w:tcW w:w="1500" w:type="dxa"/>
-            <w:tcBorders>
-              <w:top w:val="single" w:sz="4" w:space="0" w:color="9E9E9E"/>
-              <w:left w:val="single" w:sz="4" w:space="0" w:color="9E9E9E"/>
-              <w:bottom w:val="single" w:sz="4" w:space="0" w:color="9E9E9E"/>
-              <w:right w:val="single" w:sz="4" w:space="0" w:color="9E9E9E"/>
-            </w:tcBorders>
-            <w:shd w:val="clear" w:color="auto" w:fill="FFFFFF"/>
-            <w:tcMar>
-              <w:top w:w="30" w:type="dxa"/>
-              <w:left w:w="120" w:type="dxa"/>
-              <w:bottom w:w="30" w:type="dxa"/>
-              <w:right w:w="120" w:type="dxa"/>
-            </w:tcMar>
-            <w:vAlign w:val="center"/>
-          </w:tcPr>
-          <w:p/>
-        </w:tc>
-        <w:tc>
-          <w:tcPr>
-            <w:tcW w:w="1926" w:type="dxa"/>
-            <w:tcBorders>
-              <w:top w:val="single" w:sz="4" w:space="0" w:color="9E9E9E"/>
-              <w:left w:val="single" w:sz="4" w:space="0" w:color="9E9E9E"/>
-              <w:bottom w:val="single" w:sz="4" w:space="0" w:color="9E9E9E"/>
-              <w:right w:val="single" w:sz="4" w:space="0" w:color="9E9E9E"/>
-            </w:tcBorders>
-            <w:shd w:val="clear" w:color="auto" w:fill="FFFFFF"/>
-            <w:tcMar>
-              <w:top w:w="30" w:type="dxa"/>
-              <w:left w:w="120" w:type="dxa"/>
-              <w:bottom w:w="30" w:type="dxa"/>
-              <w:right w:w="120" w:type="dxa"/>
-            </w:tcMar>
-            <w:vAlign w:val="center"/>
-          </w:tcPr>
-          <w:p/>
+          <w:p>
+            <w:r>
+              <w:t xml:space="preserve">FN(누락): ______</w:t>
+            </w:r>
+          </w:p>
         </w:tc>
       </w:tr>
       <w:tr>
@@ -8598,12 +8996,9 @@
             <w:bottom w:w="0" w:type="dxa"/>
           </w:tblCellMar>
         </w:tblPrEx>
-        <w:trPr>
-          <w:trHeight w:val="300"/>
-        </w:trPr>
-        <w:tc>
-          <w:tcPr>
-            <w:tcW w:w="900" w:type="dxa"/>
+        <w:tc>
+          <w:tcPr>
+            <w:tcW w:w="3026" w:type="dxa"/>
             <w:tcBorders>
               <w:top w:val="single" w:sz="4" w:space="0" w:color="9E9E9E"/>
               <w:left w:val="single" w:sz="4" w:space="0" w:color="9E9E9E"/>
@@ -8621,13 +9016,17 @@
           </w:tcPr>
           <w:p>
             <w:r>
-              <w:t>2</w:t>
-            </w:r>
-          </w:p>
-        </w:tc>
-        <w:tc>
-          <w:tcPr>
-            <w:tcW w:w="2500" w:type="dxa"/>
+              <w:rPr>
+                <w:b/>
+                <w:bCs/>
+              </w:rPr>
+              <w:t xml:space="preserve">실제 건강</w:t>
+            </w:r>
+          </w:p>
+        </w:tc>
+        <w:tc>
+          <w:tcPr>
+            <w:tcW w:w="3000" w:type="dxa"/>
             <w:tcBorders>
               <w:top w:val="single" w:sz="4" w:space="0" w:color="9E9E9E"/>
               <w:left w:val="single" w:sz="4" w:space="0" w:color="9E9E9E"/>
@@ -8643,11 +9042,15 @@
             </w:tcMar>
             <w:vAlign w:val="center"/>
           </w:tcPr>
-          <w:p/>
-        </w:tc>
-        <w:tc>
-          <w:tcPr>
-            <w:tcW w:w="2200" w:type="dxa"/>
+          <w:p>
+            <w:r>
+              <w:t xml:space="preserve">FP(오탐): ______</w:t>
+            </w:r>
+          </w:p>
+        </w:tc>
+        <w:tc>
+          <w:tcPr>
+            <w:tcW w:w="3000" w:type="dxa"/>
             <w:tcBorders>
               <w:top w:val="single" w:sz="4" w:space="0" w:color="9E9E9E"/>
               <w:left w:val="single" w:sz="4" w:space="0" w:color="9E9E9E"/>
@@ -8663,973 +9066,17 @@
             </w:tcMar>
             <w:vAlign w:val="center"/>
           </w:tcPr>
-          <w:p/>
-        </w:tc>
-        <w:tc>
-          <w:tcPr>
-            <w:tcW w:w="1500" w:type="dxa"/>
-            <w:tcBorders>
-              <w:top w:val="single" w:sz="4" w:space="0" w:color="9E9E9E"/>
-              <w:left w:val="single" w:sz="4" w:space="0" w:color="9E9E9E"/>
-              <w:bottom w:val="single" w:sz="4" w:space="0" w:color="9E9E9E"/>
-              <w:right w:val="single" w:sz="4" w:space="0" w:color="9E9E9E"/>
-            </w:tcBorders>
-            <w:shd w:val="clear" w:color="auto" w:fill="FFFFFF"/>
-            <w:tcMar>
-              <w:top w:w="30" w:type="dxa"/>
-              <w:left w:w="120" w:type="dxa"/>
-              <w:bottom w:w="30" w:type="dxa"/>
-              <w:right w:w="120" w:type="dxa"/>
-            </w:tcMar>
-            <w:vAlign w:val="center"/>
-          </w:tcPr>
-          <w:p/>
-        </w:tc>
-        <w:tc>
-          <w:tcPr>
-            <w:tcW w:w="1926" w:type="dxa"/>
-            <w:tcBorders>
-              <w:top w:val="single" w:sz="4" w:space="0" w:color="9E9E9E"/>
-              <w:left w:val="single" w:sz="4" w:space="0" w:color="9E9E9E"/>
-              <w:bottom w:val="single" w:sz="4" w:space="0" w:color="9E9E9E"/>
-              <w:right w:val="single" w:sz="4" w:space="0" w:color="9E9E9E"/>
-            </w:tcBorders>
-            <w:shd w:val="clear" w:color="auto" w:fill="FFFFFF"/>
-            <w:tcMar>
-              <w:top w:w="30" w:type="dxa"/>
-              <w:left w:w="120" w:type="dxa"/>
-              <w:bottom w:w="30" w:type="dxa"/>
-              <w:right w:w="120" w:type="dxa"/>
-            </w:tcMar>
-            <w:vAlign w:val="center"/>
-          </w:tcPr>
-          <w:p/>
-        </w:tc>
-      </w:tr>
-      <w:tr>
-        <w:tblPrEx>
-          <w:tblCellMar>
-            <w:top w:w="0" w:type="dxa"/>
-            <w:bottom w:w="0" w:type="dxa"/>
-          </w:tblCellMar>
-        </w:tblPrEx>
-        <w:trPr>
-          <w:trHeight w:val="300"/>
-        </w:trPr>
-        <w:tc>
-          <w:tcPr>
-            <w:tcW w:w="900" w:type="dxa"/>
-            <w:tcBorders>
-              <w:top w:val="single" w:sz="4" w:space="0" w:color="9E9E9E"/>
-              <w:left w:val="single" w:sz="4" w:space="0" w:color="9E9E9E"/>
-              <w:bottom w:val="single" w:sz="4" w:space="0" w:color="9E9E9E"/>
-              <w:right w:val="single" w:sz="4" w:space="0" w:color="9E9E9E"/>
-            </w:tcBorders>
-            <w:shd w:val="clear" w:color="auto" w:fill="FFFFFF"/>
-            <w:tcMar>
-              <w:top w:w="30" w:type="dxa"/>
-              <w:left w:w="120" w:type="dxa"/>
-              <w:bottom w:w="30" w:type="dxa"/>
-              <w:right w:w="120" w:type="dxa"/>
-            </w:tcMar>
-            <w:vAlign w:val="center"/>
-          </w:tcPr>
-          <w:p>
-            <w:r>
-              <w:t>3</w:t>
-            </w:r>
-          </w:p>
-        </w:tc>
-        <w:tc>
-          <w:tcPr>
-            <w:tcW w:w="2500" w:type="dxa"/>
-            <w:tcBorders>
-              <w:top w:val="single" w:sz="4" w:space="0" w:color="9E9E9E"/>
-              <w:left w:val="single" w:sz="4" w:space="0" w:color="9E9E9E"/>
-              <w:bottom w:val="single" w:sz="4" w:space="0" w:color="9E9E9E"/>
-              <w:right w:val="single" w:sz="4" w:space="0" w:color="9E9E9E"/>
-            </w:tcBorders>
-            <w:shd w:val="clear" w:color="auto" w:fill="FFFFFF"/>
-            <w:tcMar>
-              <w:top w:w="30" w:type="dxa"/>
-              <w:left w:w="120" w:type="dxa"/>
-              <w:bottom w:w="30" w:type="dxa"/>
-              <w:right w:w="120" w:type="dxa"/>
-            </w:tcMar>
-            <w:vAlign w:val="center"/>
-          </w:tcPr>
-          <w:p/>
-        </w:tc>
-        <w:tc>
-          <w:tcPr>
-            <w:tcW w:w="2200" w:type="dxa"/>
-            <w:tcBorders>
-              <w:top w:val="single" w:sz="4" w:space="0" w:color="9E9E9E"/>
-              <w:left w:val="single" w:sz="4" w:space="0" w:color="9E9E9E"/>
-              <w:bottom w:val="single" w:sz="4" w:space="0" w:color="9E9E9E"/>
-              <w:right w:val="single" w:sz="4" w:space="0" w:color="9E9E9E"/>
-            </w:tcBorders>
-            <w:shd w:val="clear" w:color="auto" w:fill="FFFFFF"/>
-            <w:tcMar>
-              <w:top w:w="30" w:type="dxa"/>
-              <w:left w:w="120" w:type="dxa"/>
-              <w:bottom w:w="30" w:type="dxa"/>
-              <w:right w:w="120" w:type="dxa"/>
-            </w:tcMar>
-            <w:vAlign w:val="center"/>
-          </w:tcPr>
-          <w:p/>
-        </w:tc>
-        <w:tc>
-          <w:tcPr>
-            <w:tcW w:w="1500" w:type="dxa"/>
-            <w:tcBorders>
-              <w:top w:val="single" w:sz="4" w:space="0" w:color="9E9E9E"/>
-              <w:left w:val="single" w:sz="4" w:space="0" w:color="9E9E9E"/>
-              <w:bottom w:val="single" w:sz="4" w:space="0" w:color="9E9E9E"/>
-              <w:right w:val="single" w:sz="4" w:space="0" w:color="9E9E9E"/>
-            </w:tcBorders>
-            <w:shd w:val="clear" w:color="auto" w:fill="FFFFFF"/>
-            <w:tcMar>
-              <w:top w:w="30" w:type="dxa"/>
-              <w:left w:w="120" w:type="dxa"/>
-              <w:bottom w:w="30" w:type="dxa"/>
-              <w:right w:w="120" w:type="dxa"/>
-            </w:tcMar>
-            <w:vAlign w:val="center"/>
-          </w:tcPr>
-          <w:p/>
-        </w:tc>
-        <w:tc>
-          <w:tcPr>
-            <w:tcW w:w="1926" w:type="dxa"/>
-            <w:tcBorders>
-              <w:top w:val="single" w:sz="4" w:space="0" w:color="9E9E9E"/>
-              <w:left w:val="single" w:sz="4" w:space="0" w:color="9E9E9E"/>
-              <w:bottom w:val="single" w:sz="4" w:space="0" w:color="9E9E9E"/>
-              <w:right w:val="single" w:sz="4" w:space="0" w:color="9E9E9E"/>
-            </w:tcBorders>
-            <w:shd w:val="clear" w:color="auto" w:fill="FFFFFF"/>
-            <w:tcMar>
-              <w:top w:w="30" w:type="dxa"/>
-              <w:left w:w="120" w:type="dxa"/>
-              <w:bottom w:w="30" w:type="dxa"/>
-              <w:right w:w="120" w:type="dxa"/>
-            </w:tcMar>
-            <w:vAlign w:val="center"/>
-          </w:tcPr>
-          <w:p/>
-        </w:tc>
-      </w:tr>
-      <w:tr>
-        <w:tblPrEx>
-          <w:tblCellMar>
-            <w:top w:w="0" w:type="dxa"/>
-            <w:bottom w:w="0" w:type="dxa"/>
-          </w:tblCellMar>
-        </w:tblPrEx>
-        <w:trPr>
-          <w:trHeight w:val="300"/>
-        </w:trPr>
-        <w:tc>
-          <w:tcPr>
-            <w:tcW w:w="900" w:type="dxa"/>
-            <w:tcBorders>
-              <w:top w:val="single" w:sz="4" w:space="0" w:color="9E9E9E"/>
-              <w:left w:val="single" w:sz="4" w:space="0" w:color="9E9E9E"/>
-              <w:bottom w:val="single" w:sz="4" w:space="0" w:color="9E9E9E"/>
-              <w:right w:val="single" w:sz="4" w:space="0" w:color="9E9E9E"/>
-            </w:tcBorders>
-            <w:shd w:val="clear" w:color="auto" w:fill="FFFFFF"/>
-            <w:tcMar>
-              <w:top w:w="30" w:type="dxa"/>
-              <w:left w:w="120" w:type="dxa"/>
-              <w:bottom w:w="30" w:type="dxa"/>
-              <w:right w:w="120" w:type="dxa"/>
-            </w:tcMar>
-            <w:vAlign w:val="center"/>
-          </w:tcPr>
-          <w:p>
-            <w:r>
-              <w:t>4</w:t>
-            </w:r>
-          </w:p>
-        </w:tc>
-        <w:tc>
-          <w:tcPr>
-            <w:tcW w:w="2500" w:type="dxa"/>
-            <w:tcBorders>
-              <w:top w:val="single" w:sz="4" w:space="0" w:color="9E9E9E"/>
-              <w:left w:val="single" w:sz="4" w:space="0" w:color="9E9E9E"/>
-              <w:bottom w:val="single" w:sz="4" w:space="0" w:color="9E9E9E"/>
-              <w:right w:val="single" w:sz="4" w:space="0" w:color="9E9E9E"/>
-            </w:tcBorders>
-            <w:shd w:val="clear" w:color="auto" w:fill="FFFFFF"/>
-            <w:tcMar>
-              <w:top w:w="30" w:type="dxa"/>
-              <w:left w:w="120" w:type="dxa"/>
-              <w:bottom w:w="30" w:type="dxa"/>
-              <w:right w:w="120" w:type="dxa"/>
-            </w:tcMar>
-            <w:vAlign w:val="center"/>
-          </w:tcPr>
-          <w:p/>
-        </w:tc>
-        <w:tc>
-          <w:tcPr>
-            <w:tcW w:w="2200" w:type="dxa"/>
-            <w:tcBorders>
-              <w:top w:val="single" w:sz="4" w:space="0" w:color="9E9E9E"/>
-              <w:left w:val="single" w:sz="4" w:space="0" w:color="9E9E9E"/>
-              <w:bottom w:val="single" w:sz="4" w:space="0" w:color="9E9E9E"/>
-              <w:right w:val="single" w:sz="4" w:space="0" w:color="9E9E9E"/>
-            </w:tcBorders>
-            <w:shd w:val="clear" w:color="auto" w:fill="FFFFFF"/>
-            <w:tcMar>
-              <w:top w:w="30" w:type="dxa"/>
-              <w:left w:w="120" w:type="dxa"/>
-              <w:bottom w:w="30" w:type="dxa"/>
-              <w:right w:w="120" w:type="dxa"/>
-            </w:tcMar>
-            <w:vAlign w:val="center"/>
-          </w:tcPr>
-          <w:p/>
-        </w:tc>
-        <w:tc>
-          <w:tcPr>
-            <w:tcW w:w="1500" w:type="dxa"/>
-            <w:tcBorders>
-              <w:top w:val="single" w:sz="4" w:space="0" w:color="9E9E9E"/>
-              <w:left w:val="single" w:sz="4" w:space="0" w:color="9E9E9E"/>
-              <w:bottom w:val="single" w:sz="4" w:space="0" w:color="9E9E9E"/>
-              <w:right w:val="single" w:sz="4" w:space="0" w:color="9E9E9E"/>
-            </w:tcBorders>
-            <w:shd w:val="clear" w:color="auto" w:fill="FFFFFF"/>
-            <w:tcMar>
-              <w:top w:w="30" w:type="dxa"/>
-              <w:left w:w="120" w:type="dxa"/>
-              <w:bottom w:w="30" w:type="dxa"/>
-              <w:right w:w="120" w:type="dxa"/>
-            </w:tcMar>
-            <w:vAlign w:val="center"/>
-          </w:tcPr>
-          <w:p/>
-        </w:tc>
-        <w:tc>
-          <w:tcPr>
-            <w:tcW w:w="1926" w:type="dxa"/>
-            <w:tcBorders>
-              <w:top w:val="single" w:sz="4" w:space="0" w:color="9E9E9E"/>
-              <w:left w:val="single" w:sz="4" w:space="0" w:color="9E9E9E"/>
-              <w:bottom w:val="single" w:sz="4" w:space="0" w:color="9E9E9E"/>
-              <w:right w:val="single" w:sz="4" w:space="0" w:color="9E9E9E"/>
-            </w:tcBorders>
-            <w:shd w:val="clear" w:color="auto" w:fill="FFFFFF"/>
-            <w:tcMar>
-              <w:top w:w="30" w:type="dxa"/>
-              <w:left w:w="120" w:type="dxa"/>
-              <w:bottom w:w="30" w:type="dxa"/>
-              <w:right w:w="120" w:type="dxa"/>
-            </w:tcMar>
-            <w:vAlign w:val="center"/>
-          </w:tcPr>
-          <w:p/>
-        </w:tc>
-      </w:tr>
-      <w:tr>
-        <w:tblPrEx>
-          <w:tblCellMar>
-            <w:top w:w="0" w:type="dxa"/>
-            <w:bottom w:w="0" w:type="dxa"/>
-          </w:tblCellMar>
-        </w:tblPrEx>
-        <w:trPr>
-          <w:trHeight w:val="300"/>
-        </w:trPr>
-        <w:tc>
-          <w:tcPr>
-            <w:tcW w:w="900" w:type="dxa"/>
-            <w:tcBorders>
-              <w:top w:val="single" w:sz="4" w:space="0" w:color="9E9E9E"/>
-              <w:left w:val="single" w:sz="4" w:space="0" w:color="9E9E9E"/>
-              <w:bottom w:val="single" w:sz="4" w:space="0" w:color="9E9E9E"/>
-              <w:right w:val="single" w:sz="4" w:space="0" w:color="9E9E9E"/>
-            </w:tcBorders>
-            <w:shd w:val="clear" w:color="auto" w:fill="FFFFFF"/>
-            <w:tcMar>
-              <w:top w:w="30" w:type="dxa"/>
-              <w:left w:w="120" w:type="dxa"/>
-              <w:bottom w:w="30" w:type="dxa"/>
-              <w:right w:w="120" w:type="dxa"/>
-            </w:tcMar>
-            <w:vAlign w:val="center"/>
-          </w:tcPr>
-          <w:p>
-            <w:r>
-              <w:t>5</w:t>
-            </w:r>
-          </w:p>
-        </w:tc>
-        <w:tc>
-          <w:tcPr>
-            <w:tcW w:w="2500" w:type="dxa"/>
-            <w:tcBorders>
-              <w:top w:val="single" w:sz="4" w:space="0" w:color="9E9E9E"/>
-              <w:left w:val="single" w:sz="4" w:space="0" w:color="9E9E9E"/>
-              <w:bottom w:val="single" w:sz="4" w:space="0" w:color="9E9E9E"/>
-              <w:right w:val="single" w:sz="4" w:space="0" w:color="9E9E9E"/>
-            </w:tcBorders>
-            <w:shd w:val="clear" w:color="auto" w:fill="FFFFFF"/>
-            <w:tcMar>
-              <w:top w:w="30" w:type="dxa"/>
-              <w:left w:w="120" w:type="dxa"/>
-              <w:bottom w:w="30" w:type="dxa"/>
-              <w:right w:w="120" w:type="dxa"/>
-            </w:tcMar>
-            <w:vAlign w:val="center"/>
-          </w:tcPr>
-          <w:p/>
-        </w:tc>
-        <w:tc>
-          <w:tcPr>
-            <w:tcW w:w="2200" w:type="dxa"/>
-            <w:tcBorders>
-              <w:top w:val="single" w:sz="4" w:space="0" w:color="9E9E9E"/>
-              <w:left w:val="single" w:sz="4" w:space="0" w:color="9E9E9E"/>
-              <w:bottom w:val="single" w:sz="4" w:space="0" w:color="9E9E9E"/>
-              <w:right w:val="single" w:sz="4" w:space="0" w:color="9E9E9E"/>
-            </w:tcBorders>
-            <w:shd w:val="clear" w:color="auto" w:fill="FFFFFF"/>
-            <w:tcMar>
-              <w:top w:w="30" w:type="dxa"/>
-              <w:left w:w="120" w:type="dxa"/>
-              <w:bottom w:w="30" w:type="dxa"/>
-              <w:right w:w="120" w:type="dxa"/>
-            </w:tcMar>
-            <w:vAlign w:val="center"/>
-          </w:tcPr>
-          <w:p/>
-        </w:tc>
-        <w:tc>
-          <w:tcPr>
-            <w:tcW w:w="1500" w:type="dxa"/>
-            <w:tcBorders>
-              <w:top w:val="single" w:sz="4" w:space="0" w:color="9E9E9E"/>
-              <w:left w:val="single" w:sz="4" w:space="0" w:color="9E9E9E"/>
-              <w:bottom w:val="single" w:sz="4" w:space="0" w:color="9E9E9E"/>
-              <w:right w:val="single" w:sz="4" w:space="0" w:color="9E9E9E"/>
-            </w:tcBorders>
-            <w:shd w:val="clear" w:color="auto" w:fill="FFFFFF"/>
-            <w:tcMar>
-              <w:top w:w="30" w:type="dxa"/>
-              <w:left w:w="120" w:type="dxa"/>
-              <w:bottom w:w="30" w:type="dxa"/>
-              <w:right w:w="120" w:type="dxa"/>
-            </w:tcMar>
-            <w:vAlign w:val="center"/>
-          </w:tcPr>
-          <w:p/>
-        </w:tc>
-        <w:tc>
-          <w:tcPr>
-            <w:tcW w:w="1926" w:type="dxa"/>
-            <w:tcBorders>
-              <w:top w:val="single" w:sz="4" w:space="0" w:color="9E9E9E"/>
-              <w:left w:val="single" w:sz="4" w:space="0" w:color="9E9E9E"/>
-              <w:bottom w:val="single" w:sz="4" w:space="0" w:color="9E9E9E"/>
-              <w:right w:val="single" w:sz="4" w:space="0" w:color="9E9E9E"/>
-            </w:tcBorders>
-            <w:shd w:val="clear" w:color="auto" w:fill="FFFFFF"/>
-            <w:tcMar>
-              <w:top w:w="30" w:type="dxa"/>
-              <w:left w:w="120" w:type="dxa"/>
-              <w:bottom w:w="30" w:type="dxa"/>
-              <w:right w:w="120" w:type="dxa"/>
-            </w:tcMar>
-            <w:vAlign w:val="center"/>
-          </w:tcPr>
-          <w:p/>
-        </w:tc>
-      </w:tr>
-      <w:tr>
-        <w:tblPrEx>
-          <w:tblCellMar>
-            <w:top w:w="0" w:type="dxa"/>
-            <w:bottom w:w="0" w:type="dxa"/>
-          </w:tblCellMar>
-        </w:tblPrEx>
-        <w:trPr>
-          <w:trHeight w:val="300"/>
-        </w:trPr>
-        <w:tc>
-          <w:tcPr>
-            <w:tcW w:w="900" w:type="dxa"/>
-            <w:tcBorders>
-              <w:top w:val="single" w:sz="4" w:space="0" w:color="9E9E9E"/>
-              <w:left w:val="single" w:sz="4" w:space="0" w:color="9E9E9E"/>
-              <w:bottom w:val="single" w:sz="4" w:space="0" w:color="9E9E9E"/>
-              <w:right w:val="single" w:sz="4" w:space="0" w:color="9E9E9E"/>
-            </w:tcBorders>
-            <w:shd w:val="clear" w:color="auto" w:fill="FFFFFF"/>
-            <w:tcMar>
-              <w:top w:w="30" w:type="dxa"/>
-              <w:left w:w="120" w:type="dxa"/>
-              <w:bottom w:w="30" w:type="dxa"/>
-              <w:right w:w="120" w:type="dxa"/>
-            </w:tcMar>
-            <w:vAlign w:val="center"/>
-          </w:tcPr>
-          <w:p>
-            <w:r>
-              <w:t>6</w:t>
-            </w:r>
-          </w:p>
-        </w:tc>
-        <w:tc>
-          <w:tcPr>
-            <w:tcW w:w="2500" w:type="dxa"/>
-            <w:tcBorders>
-              <w:top w:val="single" w:sz="4" w:space="0" w:color="9E9E9E"/>
-              <w:left w:val="single" w:sz="4" w:space="0" w:color="9E9E9E"/>
-              <w:bottom w:val="single" w:sz="4" w:space="0" w:color="9E9E9E"/>
-              <w:right w:val="single" w:sz="4" w:space="0" w:color="9E9E9E"/>
-            </w:tcBorders>
-            <w:shd w:val="clear" w:color="auto" w:fill="FFFFFF"/>
-            <w:tcMar>
-              <w:top w:w="30" w:type="dxa"/>
-              <w:left w:w="120" w:type="dxa"/>
-              <w:bottom w:w="30" w:type="dxa"/>
-              <w:right w:w="120" w:type="dxa"/>
-            </w:tcMar>
-            <w:vAlign w:val="center"/>
-          </w:tcPr>
-          <w:p/>
-        </w:tc>
-        <w:tc>
-          <w:tcPr>
-            <w:tcW w:w="2200" w:type="dxa"/>
-            <w:tcBorders>
-              <w:top w:val="single" w:sz="4" w:space="0" w:color="9E9E9E"/>
-              <w:left w:val="single" w:sz="4" w:space="0" w:color="9E9E9E"/>
-              <w:bottom w:val="single" w:sz="4" w:space="0" w:color="9E9E9E"/>
-              <w:right w:val="single" w:sz="4" w:space="0" w:color="9E9E9E"/>
-            </w:tcBorders>
-            <w:shd w:val="clear" w:color="auto" w:fill="FFFFFF"/>
-            <w:tcMar>
-              <w:top w:w="30" w:type="dxa"/>
-              <w:left w:w="120" w:type="dxa"/>
-              <w:bottom w:w="30" w:type="dxa"/>
-              <w:right w:w="120" w:type="dxa"/>
-            </w:tcMar>
-            <w:vAlign w:val="center"/>
-          </w:tcPr>
-          <w:p/>
-        </w:tc>
-        <w:tc>
-          <w:tcPr>
-            <w:tcW w:w="1500" w:type="dxa"/>
-            <w:tcBorders>
-              <w:top w:val="single" w:sz="4" w:space="0" w:color="9E9E9E"/>
-              <w:left w:val="single" w:sz="4" w:space="0" w:color="9E9E9E"/>
-              <w:bottom w:val="single" w:sz="4" w:space="0" w:color="9E9E9E"/>
-              <w:right w:val="single" w:sz="4" w:space="0" w:color="9E9E9E"/>
-            </w:tcBorders>
-            <w:shd w:val="clear" w:color="auto" w:fill="FFFFFF"/>
-            <w:tcMar>
-              <w:top w:w="30" w:type="dxa"/>
-              <w:left w:w="120" w:type="dxa"/>
-              <w:bottom w:w="30" w:type="dxa"/>
-              <w:right w:w="120" w:type="dxa"/>
-            </w:tcMar>
-            <w:vAlign w:val="center"/>
-          </w:tcPr>
-          <w:p/>
-        </w:tc>
-        <w:tc>
-          <w:tcPr>
-            <w:tcW w:w="1926" w:type="dxa"/>
-            <w:tcBorders>
-              <w:top w:val="single" w:sz="4" w:space="0" w:color="9E9E9E"/>
-              <w:left w:val="single" w:sz="4" w:space="0" w:color="9E9E9E"/>
-              <w:bottom w:val="single" w:sz="4" w:space="0" w:color="9E9E9E"/>
-              <w:right w:val="single" w:sz="4" w:space="0" w:color="9E9E9E"/>
-            </w:tcBorders>
-            <w:shd w:val="clear" w:color="auto" w:fill="FFFFFF"/>
-            <w:tcMar>
-              <w:top w:w="30" w:type="dxa"/>
-              <w:left w:w="120" w:type="dxa"/>
-              <w:bottom w:w="30" w:type="dxa"/>
-              <w:right w:w="120" w:type="dxa"/>
-            </w:tcMar>
-            <w:vAlign w:val="center"/>
-          </w:tcPr>
-          <w:p/>
-        </w:tc>
-      </w:tr>
-      <w:tr>
-        <w:tblPrEx>
-          <w:tblCellMar>
-            <w:top w:w="0" w:type="dxa"/>
-            <w:bottom w:w="0" w:type="dxa"/>
-          </w:tblCellMar>
-        </w:tblPrEx>
-        <w:trPr>
-          <w:trHeight w:val="300"/>
-        </w:trPr>
-        <w:tc>
-          <w:tcPr>
-            <w:tcW w:w="900" w:type="dxa"/>
-            <w:tcBorders>
-              <w:top w:val="single" w:sz="4" w:space="0" w:color="9E9E9E"/>
-              <w:left w:val="single" w:sz="4" w:space="0" w:color="9E9E9E"/>
-              <w:bottom w:val="single" w:sz="4" w:space="0" w:color="9E9E9E"/>
-              <w:right w:val="single" w:sz="4" w:space="0" w:color="9E9E9E"/>
-            </w:tcBorders>
-            <w:shd w:val="clear" w:color="auto" w:fill="FFFFFF"/>
-            <w:tcMar>
-              <w:top w:w="30" w:type="dxa"/>
-              <w:left w:w="120" w:type="dxa"/>
-              <w:bottom w:w="30" w:type="dxa"/>
-              <w:right w:w="120" w:type="dxa"/>
-            </w:tcMar>
-            <w:vAlign w:val="center"/>
-          </w:tcPr>
-          <w:p>
-            <w:r>
-              <w:t>7</w:t>
-            </w:r>
-          </w:p>
-        </w:tc>
-        <w:tc>
-          <w:tcPr>
-            <w:tcW w:w="2500" w:type="dxa"/>
-            <w:tcBorders>
-              <w:top w:val="single" w:sz="4" w:space="0" w:color="9E9E9E"/>
-              <w:left w:val="single" w:sz="4" w:space="0" w:color="9E9E9E"/>
-              <w:bottom w:val="single" w:sz="4" w:space="0" w:color="9E9E9E"/>
-              <w:right w:val="single" w:sz="4" w:space="0" w:color="9E9E9E"/>
-            </w:tcBorders>
-            <w:shd w:val="clear" w:color="auto" w:fill="FFFFFF"/>
-            <w:tcMar>
-              <w:top w:w="30" w:type="dxa"/>
-              <w:left w:w="120" w:type="dxa"/>
-              <w:bottom w:w="30" w:type="dxa"/>
-              <w:right w:w="120" w:type="dxa"/>
-            </w:tcMar>
-            <w:vAlign w:val="center"/>
-          </w:tcPr>
-          <w:p/>
-        </w:tc>
-        <w:tc>
-          <w:tcPr>
-            <w:tcW w:w="2200" w:type="dxa"/>
-            <w:tcBorders>
-              <w:top w:val="single" w:sz="4" w:space="0" w:color="9E9E9E"/>
-              <w:left w:val="single" w:sz="4" w:space="0" w:color="9E9E9E"/>
-              <w:bottom w:val="single" w:sz="4" w:space="0" w:color="9E9E9E"/>
-              <w:right w:val="single" w:sz="4" w:space="0" w:color="9E9E9E"/>
-            </w:tcBorders>
-            <w:shd w:val="clear" w:color="auto" w:fill="FFFFFF"/>
-            <w:tcMar>
-              <w:top w:w="30" w:type="dxa"/>
-              <w:left w:w="120" w:type="dxa"/>
-              <w:bottom w:w="30" w:type="dxa"/>
-              <w:right w:w="120" w:type="dxa"/>
-            </w:tcMar>
-            <w:vAlign w:val="center"/>
-          </w:tcPr>
-          <w:p/>
-        </w:tc>
-        <w:tc>
-          <w:tcPr>
-            <w:tcW w:w="1500" w:type="dxa"/>
-            <w:tcBorders>
-              <w:top w:val="single" w:sz="4" w:space="0" w:color="9E9E9E"/>
-              <w:left w:val="single" w:sz="4" w:space="0" w:color="9E9E9E"/>
-              <w:bottom w:val="single" w:sz="4" w:space="0" w:color="9E9E9E"/>
-              <w:right w:val="single" w:sz="4" w:space="0" w:color="9E9E9E"/>
-            </w:tcBorders>
-            <w:shd w:val="clear" w:color="auto" w:fill="FFFFFF"/>
-            <w:tcMar>
-              <w:top w:w="30" w:type="dxa"/>
-              <w:left w:w="120" w:type="dxa"/>
-              <w:bottom w:w="30" w:type="dxa"/>
-              <w:right w:w="120" w:type="dxa"/>
-            </w:tcMar>
-            <w:vAlign w:val="center"/>
-          </w:tcPr>
-          <w:p/>
-        </w:tc>
-        <w:tc>
-          <w:tcPr>
-            <w:tcW w:w="1926" w:type="dxa"/>
-            <w:tcBorders>
-              <w:top w:val="single" w:sz="4" w:space="0" w:color="9E9E9E"/>
-              <w:left w:val="single" w:sz="4" w:space="0" w:color="9E9E9E"/>
-              <w:bottom w:val="single" w:sz="4" w:space="0" w:color="9E9E9E"/>
-              <w:right w:val="single" w:sz="4" w:space="0" w:color="9E9E9E"/>
-            </w:tcBorders>
-            <w:shd w:val="clear" w:color="auto" w:fill="FFFFFF"/>
-            <w:tcMar>
-              <w:top w:w="30" w:type="dxa"/>
-              <w:left w:w="120" w:type="dxa"/>
-              <w:bottom w:w="30" w:type="dxa"/>
-              <w:right w:w="120" w:type="dxa"/>
-            </w:tcMar>
-            <w:vAlign w:val="center"/>
-          </w:tcPr>
-          <w:p/>
-        </w:tc>
-      </w:tr>
-      <w:tr>
-        <w:tblPrEx>
-          <w:tblCellMar>
-            <w:top w:w="0" w:type="dxa"/>
-            <w:bottom w:w="0" w:type="dxa"/>
-          </w:tblCellMar>
-        </w:tblPrEx>
-        <w:trPr>
-          <w:trHeight w:val="300"/>
-        </w:trPr>
-        <w:tc>
-          <w:tcPr>
-            <w:tcW w:w="900" w:type="dxa"/>
-            <w:tcBorders>
-              <w:top w:val="single" w:sz="4" w:space="0" w:color="9E9E9E"/>
-              <w:left w:val="single" w:sz="4" w:space="0" w:color="9E9E9E"/>
-              <w:bottom w:val="single" w:sz="4" w:space="0" w:color="9E9E9E"/>
-              <w:right w:val="single" w:sz="4" w:space="0" w:color="9E9E9E"/>
-            </w:tcBorders>
-            <w:shd w:val="clear" w:color="auto" w:fill="FFFFFF"/>
-            <w:tcMar>
-              <w:top w:w="30" w:type="dxa"/>
-              <w:left w:w="120" w:type="dxa"/>
-              <w:bottom w:w="30" w:type="dxa"/>
-              <w:right w:w="120" w:type="dxa"/>
-            </w:tcMar>
-            <w:vAlign w:val="center"/>
-          </w:tcPr>
-          <w:p>
-            <w:r>
-              <w:t>8</w:t>
-            </w:r>
-          </w:p>
-        </w:tc>
-        <w:tc>
-          <w:tcPr>
-            <w:tcW w:w="2500" w:type="dxa"/>
-            <w:tcBorders>
-              <w:top w:val="single" w:sz="4" w:space="0" w:color="9E9E9E"/>
-              <w:left w:val="single" w:sz="4" w:space="0" w:color="9E9E9E"/>
-              <w:bottom w:val="single" w:sz="4" w:space="0" w:color="9E9E9E"/>
-              <w:right w:val="single" w:sz="4" w:space="0" w:color="9E9E9E"/>
-            </w:tcBorders>
-            <w:shd w:val="clear" w:color="auto" w:fill="FFFFFF"/>
-            <w:tcMar>
-              <w:top w:w="30" w:type="dxa"/>
-              <w:left w:w="120" w:type="dxa"/>
-              <w:bottom w:w="30" w:type="dxa"/>
-              <w:right w:w="120" w:type="dxa"/>
-            </w:tcMar>
-            <w:vAlign w:val="center"/>
-          </w:tcPr>
-          <w:p/>
-        </w:tc>
-        <w:tc>
-          <w:tcPr>
-            <w:tcW w:w="2200" w:type="dxa"/>
-            <w:tcBorders>
-              <w:top w:val="single" w:sz="4" w:space="0" w:color="9E9E9E"/>
-              <w:left w:val="single" w:sz="4" w:space="0" w:color="9E9E9E"/>
-              <w:bottom w:val="single" w:sz="4" w:space="0" w:color="9E9E9E"/>
-              <w:right w:val="single" w:sz="4" w:space="0" w:color="9E9E9E"/>
-            </w:tcBorders>
-            <w:shd w:val="clear" w:color="auto" w:fill="FFFFFF"/>
-            <w:tcMar>
-              <w:top w:w="30" w:type="dxa"/>
-              <w:left w:w="120" w:type="dxa"/>
-              <w:bottom w:w="30" w:type="dxa"/>
-              <w:right w:w="120" w:type="dxa"/>
-            </w:tcMar>
-            <w:vAlign w:val="center"/>
-          </w:tcPr>
-          <w:p/>
-        </w:tc>
-        <w:tc>
-          <w:tcPr>
-            <w:tcW w:w="1500" w:type="dxa"/>
-            <w:tcBorders>
-              <w:top w:val="single" w:sz="4" w:space="0" w:color="9E9E9E"/>
-              <w:left w:val="single" w:sz="4" w:space="0" w:color="9E9E9E"/>
-              <w:bottom w:val="single" w:sz="4" w:space="0" w:color="9E9E9E"/>
-              <w:right w:val="single" w:sz="4" w:space="0" w:color="9E9E9E"/>
-            </w:tcBorders>
-            <w:shd w:val="clear" w:color="auto" w:fill="FFFFFF"/>
-            <w:tcMar>
-              <w:top w:w="30" w:type="dxa"/>
-              <w:left w:w="120" w:type="dxa"/>
-              <w:bottom w:w="30" w:type="dxa"/>
-              <w:right w:w="120" w:type="dxa"/>
-            </w:tcMar>
-            <w:vAlign w:val="center"/>
-          </w:tcPr>
-          <w:p/>
-        </w:tc>
-        <w:tc>
-          <w:tcPr>
-            <w:tcW w:w="1926" w:type="dxa"/>
-            <w:tcBorders>
-              <w:top w:val="single" w:sz="4" w:space="0" w:color="9E9E9E"/>
-              <w:left w:val="single" w:sz="4" w:space="0" w:color="9E9E9E"/>
-              <w:bottom w:val="single" w:sz="4" w:space="0" w:color="9E9E9E"/>
-              <w:right w:val="single" w:sz="4" w:space="0" w:color="9E9E9E"/>
-            </w:tcBorders>
-            <w:shd w:val="clear" w:color="auto" w:fill="FFFFFF"/>
-            <w:tcMar>
-              <w:top w:w="30" w:type="dxa"/>
-              <w:left w:w="120" w:type="dxa"/>
-              <w:bottom w:w="30" w:type="dxa"/>
-              <w:right w:w="120" w:type="dxa"/>
-            </w:tcMar>
-            <w:vAlign w:val="center"/>
-          </w:tcPr>
-          <w:p/>
-        </w:tc>
-      </w:tr>
-      <w:tr>
-        <w:tblPrEx>
-          <w:tblCellMar>
-            <w:top w:w="0" w:type="dxa"/>
-            <w:bottom w:w="0" w:type="dxa"/>
-          </w:tblCellMar>
-        </w:tblPrEx>
-        <w:trPr>
-          <w:trHeight w:val="300"/>
-        </w:trPr>
-        <w:tc>
-          <w:tcPr>
-            <w:tcW w:w="900" w:type="dxa"/>
-            <w:tcBorders>
-              <w:top w:val="single" w:sz="4" w:space="0" w:color="9E9E9E"/>
-              <w:left w:val="single" w:sz="4" w:space="0" w:color="9E9E9E"/>
-              <w:bottom w:val="single" w:sz="4" w:space="0" w:color="9E9E9E"/>
-              <w:right w:val="single" w:sz="4" w:space="0" w:color="9E9E9E"/>
-            </w:tcBorders>
-            <w:shd w:val="clear" w:color="auto" w:fill="FFFFFF"/>
-            <w:tcMar>
-              <w:top w:w="30" w:type="dxa"/>
-              <w:left w:w="120" w:type="dxa"/>
-              <w:bottom w:w="30" w:type="dxa"/>
-              <w:right w:w="120" w:type="dxa"/>
-            </w:tcMar>
-            <w:vAlign w:val="center"/>
-          </w:tcPr>
-          <w:p>
-            <w:r>
-              <w:t>9</w:t>
-            </w:r>
-          </w:p>
-        </w:tc>
-        <w:tc>
-          <w:tcPr>
-            <w:tcW w:w="2500" w:type="dxa"/>
-            <w:tcBorders>
-              <w:top w:val="single" w:sz="4" w:space="0" w:color="9E9E9E"/>
-              <w:left w:val="single" w:sz="4" w:space="0" w:color="9E9E9E"/>
-              <w:bottom w:val="single" w:sz="4" w:space="0" w:color="9E9E9E"/>
-              <w:right w:val="single" w:sz="4" w:space="0" w:color="9E9E9E"/>
-            </w:tcBorders>
-            <w:shd w:val="clear" w:color="auto" w:fill="FFFFFF"/>
-            <w:tcMar>
-              <w:top w:w="30" w:type="dxa"/>
-              <w:left w:w="120" w:type="dxa"/>
-              <w:bottom w:w="30" w:type="dxa"/>
-              <w:right w:w="120" w:type="dxa"/>
-            </w:tcMar>
-            <w:vAlign w:val="center"/>
-          </w:tcPr>
-          <w:p/>
-        </w:tc>
-        <w:tc>
-          <w:tcPr>
-            <w:tcW w:w="2200" w:type="dxa"/>
-            <w:tcBorders>
-              <w:top w:val="single" w:sz="4" w:space="0" w:color="9E9E9E"/>
-              <w:left w:val="single" w:sz="4" w:space="0" w:color="9E9E9E"/>
-              <w:bottom w:val="single" w:sz="4" w:space="0" w:color="9E9E9E"/>
-              <w:right w:val="single" w:sz="4" w:space="0" w:color="9E9E9E"/>
-            </w:tcBorders>
-            <w:shd w:val="clear" w:color="auto" w:fill="FFFFFF"/>
-            <w:tcMar>
-              <w:top w:w="30" w:type="dxa"/>
-              <w:left w:w="120" w:type="dxa"/>
-              <w:bottom w:w="30" w:type="dxa"/>
-              <w:right w:w="120" w:type="dxa"/>
-            </w:tcMar>
-            <w:vAlign w:val="center"/>
-          </w:tcPr>
-          <w:p/>
-        </w:tc>
-        <w:tc>
-          <w:tcPr>
-            <w:tcW w:w="1500" w:type="dxa"/>
-            <w:tcBorders>
-              <w:top w:val="single" w:sz="4" w:space="0" w:color="9E9E9E"/>
-              <w:left w:val="single" w:sz="4" w:space="0" w:color="9E9E9E"/>
-              <w:bottom w:val="single" w:sz="4" w:space="0" w:color="9E9E9E"/>
-              <w:right w:val="single" w:sz="4" w:space="0" w:color="9E9E9E"/>
-            </w:tcBorders>
-            <w:shd w:val="clear" w:color="auto" w:fill="FFFFFF"/>
-            <w:tcMar>
-              <w:top w:w="30" w:type="dxa"/>
-              <w:left w:w="120" w:type="dxa"/>
-              <w:bottom w:w="30" w:type="dxa"/>
-              <w:right w:w="120" w:type="dxa"/>
-            </w:tcMar>
-            <w:vAlign w:val="center"/>
-          </w:tcPr>
-          <w:p/>
-        </w:tc>
-        <w:tc>
-          <w:tcPr>
-            <w:tcW w:w="1926" w:type="dxa"/>
-            <w:tcBorders>
-              <w:top w:val="single" w:sz="4" w:space="0" w:color="9E9E9E"/>
-              <w:left w:val="single" w:sz="4" w:space="0" w:color="9E9E9E"/>
-              <w:bottom w:val="single" w:sz="4" w:space="0" w:color="9E9E9E"/>
-              <w:right w:val="single" w:sz="4" w:space="0" w:color="9E9E9E"/>
-            </w:tcBorders>
-            <w:shd w:val="clear" w:color="auto" w:fill="FFFFFF"/>
-            <w:tcMar>
-              <w:top w:w="30" w:type="dxa"/>
-              <w:left w:w="120" w:type="dxa"/>
-              <w:bottom w:w="30" w:type="dxa"/>
-              <w:right w:w="120" w:type="dxa"/>
-            </w:tcMar>
-            <w:vAlign w:val="center"/>
-          </w:tcPr>
-          <w:p/>
-        </w:tc>
-      </w:tr>
-      <w:tr>
-        <w:tblPrEx>
-          <w:tblCellMar>
-            <w:top w:w="0" w:type="dxa"/>
-            <w:bottom w:w="0" w:type="dxa"/>
-          </w:tblCellMar>
-        </w:tblPrEx>
-        <w:trPr>
-          <w:trHeight w:val="300"/>
-        </w:trPr>
-        <w:tc>
-          <w:tcPr>
-            <w:tcW w:w="900" w:type="dxa"/>
-            <w:tcBorders>
-              <w:top w:val="single" w:sz="4" w:space="0" w:color="9E9E9E"/>
-              <w:left w:val="single" w:sz="4" w:space="0" w:color="9E9E9E"/>
-              <w:bottom w:val="single" w:sz="4" w:space="0" w:color="9E9E9E"/>
-              <w:right w:val="single" w:sz="4" w:space="0" w:color="9E9E9E"/>
-            </w:tcBorders>
-            <w:shd w:val="clear" w:color="auto" w:fill="FFFFFF"/>
-            <w:tcMar>
-              <w:top w:w="30" w:type="dxa"/>
-              <w:left w:w="120" w:type="dxa"/>
-              <w:bottom w:w="30" w:type="dxa"/>
-              <w:right w:w="120" w:type="dxa"/>
-            </w:tcMar>
-            <w:vAlign w:val="center"/>
-          </w:tcPr>
-          <w:p>
-            <w:r>
-              <w:t>10</w:t>
-            </w:r>
-          </w:p>
-        </w:tc>
-        <w:tc>
-          <w:tcPr>
-            <w:tcW w:w="2500" w:type="dxa"/>
-            <w:tcBorders>
-              <w:top w:val="single" w:sz="4" w:space="0" w:color="9E9E9E"/>
-              <w:left w:val="single" w:sz="4" w:space="0" w:color="9E9E9E"/>
-              <w:bottom w:val="single" w:sz="4" w:space="0" w:color="9E9E9E"/>
-              <w:right w:val="single" w:sz="4" w:space="0" w:color="9E9E9E"/>
-            </w:tcBorders>
-            <w:shd w:val="clear" w:color="auto" w:fill="FFFFFF"/>
-            <w:tcMar>
-              <w:top w:w="30" w:type="dxa"/>
-              <w:left w:w="120" w:type="dxa"/>
-              <w:bottom w:w="30" w:type="dxa"/>
-              <w:right w:w="120" w:type="dxa"/>
-            </w:tcMar>
-            <w:vAlign w:val="center"/>
-          </w:tcPr>
-          <w:p/>
-        </w:tc>
-        <w:tc>
-          <w:tcPr>
-            <w:tcW w:w="2200" w:type="dxa"/>
-            <w:tcBorders>
-              <w:top w:val="single" w:sz="4" w:space="0" w:color="9E9E9E"/>
-              <w:left w:val="single" w:sz="4" w:space="0" w:color="9E9E9E"/>
-              <w:bottom w:val="single" w:sz="4" w:space="0" w:color="9E9E9E"/>
-              <w:right w:val="single" w:sz="4" w:space="0" w:color="9E9E9E"/>
-            </w:tcBorders>
-            <w:shd w:val="clear" w:color="auto" w:fill="FFFFFF"/>
-            <w:tcMar>
-              <w:top w:w="30" w:type="dxa"/>
-              <w:left w:w="120" w:type="dxa"/>
-              <w:bottom w:w="30" w:type="dxa"/>
-              <w:right w:w="120" w:type="dxa"/>
-            </w:tcMar>
-            <w:vAlign w:val="center"/>
-          </w:tcPr>
-          <w:p/>
-        </w:tc>
-        <w:tc>
-          <w:tcPr>
-            <w:tcW w:w="1500" w:type="dxa"/>
-            <w:tcBorders>
-              <w:top w:val="single" w:sz="4" w:space="0" w:color="9E9E9E"/>
-              <w:left w:val="single" w:sz="4" w:space="0" w:color="9E9E9E"/>
-              <w:bottom w:val="single" w:sz="4" w:space="0" w:color="9E9E9E"/>
-              <w:right w:val="single" w:sz="4" w:space="0" w:color="9E9E9E"/>
-            </w:tcBorders>
-            <w:shd w:val="clear" w:color="auto" w:fill="FFFFFF"/>
-            <w:tcMar>
-              <w:top w:w="30" w:type="dxa"/>
-              <w:left w:w="120" w:type="dxa"/>
-              <w:bottom w:w="30" w:type="dxa"/>
-              <w:right w:w="120" w:type="dxa"/>
-            </w:tcMar>
-            <w:vAlign w:val="center"/>
-          </w:tcPr>
-          <w:p/>
-        </w:tc>
-        <w:tc>
-          <w:tcPr>
-            <w:tcW w:w="1926" w:type="dxa"/>
-            <w:tcBorders>
-              <w:top w:val="single" w:sz="4" w:space="0" w:color="9E9E9E"/>
-              <w:left w:val="single" w:sz="4" w:space="0" w:color="9E9E9E"/>
-              <w:bottom w:val="single" w:sz="4" w:space="0" w:color="9E9E9E"/>
-              <w:right w:val="single" w:sz="4" w:space="0" w:color="9E9E9E"/>
-            </w:tcBorders>
-            <w:shd w:val="clear" w:color="auto" w:fill="FFFFFF"/>
-            <w:tcMar>
-              <w:top w:w="30" w:type="dxa"/>
-              <w:left w:w="120" w:type="dxa"/>
-              <w:bottom w:w="30" w:type="dxa"/>
-              <w:right w:w="120" w:type="dxa"/>
-            </w:tcMar>
-            <w:vAlign w:val="center"/>
-          </w:tcPr>
-          <w:p/>
+          <w:p>
+            <w:r>
+              <w:t xml:space="preserve">TN: ______</w:t>
+            </w:r>
+          </w:p>
         </w:tc>
       </w:tr>
     </w:tbl>
     <w:p>
       <w:r>
-        <w:t>오탐(건강한 잎→병해) 횟수: ______회 · 정밀도 = 병해 판정 중 실제 병해 비율 = ______%</w:t>
+        <w:t xml:space="preserve">정밀도 = TP/(TP+FP) = ______%  ·  판단보류가 나온 횟수: ______회</w:t>
       </w:r>
     </w:p>
     <w:p>
@@ -9989,6 +9436,111 @@
         </w:tc>
       </w:tr>
     </w:tbl>
+    <w:p>
+      <w:pPr>
+        <w:spacing w:before="120"/>
+      </w:pPr>
+      <w:r>
+        <w:rPr>
+          <w:b/>
+          <w:bCs/>
+        </w:rPr>
+        <w:t xml:space="preserve">오늘 한 줄 소감: </w:t>
+      </w:r>
+      <w:r>
+        <w:t>________________________________________________________</w:t>
+      </w:r>
+    </w:p>
+    <w:p>
+      <w:pPr>
+        <w:pStyle w:val="Heading1"/>
+        <w:pageBreakBefore/>
+        <w:pBdr>
+          <w:bottom w:val="single" w:sz="8" w:space="2" w:color="A5D6A7"/>
+        </w:pBdr>
+      </w:pPr>
+      <w:r>
+        <w:t>16. 부록 C — 학교생활기록부 기재 참고 문구 (예시)</w:t>
+      </w:r>
+    </w:p>
+    <w:p>
+      <w:pPr>
+        <w:spacing w:before="80" w:after="80"/>
+      </w:pPr>
+      <w:r>
+        <w:t xml:space="preserve">아래는 교사 참고용 예시 문구다. </w:t>
+      </w:r>
+      <w:r>
+        <w:rPr>
+          <w:b/>
+          <w:bCs/>
+        </w:rPr>
+        <w:t xml:space="preserve">그대로 옮겨 적지 말고</w:t>
+      </w:r>
+      <w:r>
+        <w:t xml:space="preserve">, 실제 관찰한 학생의 행동 사실에 맞게 수정·재구성해 사용한다.</w:t>
+      </w:r>
+    </w:p>
+    <w:p>
+      <w:pPr>
+        <w:pStyle w:val="ListParagraph"/>
+        <w:numPr>
+          <w:ilvl w:val="0"/>
+          <w:numId w:val="4"/>
+        </w:numPr>
+        <w:spacing w:after="60"/>
+      </w:pPr>
+      <w:r>
+        <w:rPr>
+          <w:b/>
+          <w:bCs/>
+        </w:rPr>
+        <w:t xml:space="preserve">(데이터 라벨링·학습 곡선) </w:t>
+      </w:r>
+      <w:r>
+        <w:t xml:space="preserve">스마트팜 AI 실습에서 잎 사진 라벨링을 직접 수행하며 '사람이 정답을 다는 일'이 AI 학습의 출발점임을 파악함. 학습 곡선에서 loss가 내려가고 accuracy가 올라가는 이유를 반복 학습(epoch)과 연결해 설명하고, 지나친 반복이 과적합으로 이어질 수 있음을 스스로 지적함.</w:t>
+      </w:r>
+    </w:p>
+    <w:p>
+      <w:pPr>
+        <w:pStyle w:val="ListParagraph"/>
+        <w:numPr>
+          <w:ilvl w:val="0"/>
+          <w:numId w:val="4"/>
+        </w:numPr>
+        <w:spacing w:after="60"/>
+      </w:pPr>
+      <w:r>
+        <w:rPr>
+          <w:b/>
+          <w:bCs/>
+        </w:rPr>
+        <w:t xml:space="preserve">(센서 시계열·이상치 탐지) </w:t>
+      </w:r>
+      <w:r>
+        <w:t xml:space="preserve">IoT 센서 실습에서 온도·습도·토양수분의 실시간 시계열 그래프를 관찰하고, 급격한 변화 구간을 근거로 짝이 만든 이상 이벤트의 발생 시각을 정확히 찾아냄. 센서의 잡음(노이즈)과 의미 있는 변화를 구분해 설명하는 등 데이터 해석 역량을 보임.</w:t>
+      </w:r>
+    </w:p>
+    <w:p>
+      <w:pPr>
+        <w:pStyle w:val="ListParagraph"/>
+        <w:numPr>
+          <w:ilvl w:val="0"/>
+          <w:numId w:val="4"/>
+        </w:numPr>
+        <w:spacing w:after="60"/>
+      </w:pPr>
+      <w:r>
+        <w:rPr>
+          <w:b/>
+          <w:bCs/>
+        </w:rPr>
+        <w:t xml:space="preserve">(자동화 규칙 설계) </w:t>
+      </w:r>
+      <w:r>
+        <w:t xml:space="preserve">스마트팜 자동화 규칙 설계 활동에서 '토양수분이 40% 아래면 물 주기'처럼 서로 다른 데이터를 조건으로 삼는 조건-행동(if-then) 규칙을 설계하고 시뮬레이터로 발동 여부를 검증함. '왜 그 조건에 그 행동인지'를 데이터 출처를 들어 논리적으로 발표함.</w:t>
+      </w:r>
+    </w:p>
     <w:p/>
     <w:sectPr>
       <w:footerReference w:type="default" r:id="rId7"/>

--- a/docs/닥터그린_수업_가이드라인.docx
+++ b/docs/닥터그린_수업_가이드라인.docx
@@ -2577,7 +2577,7 @@
         <w:t>교사가 견본 인증키를 공유</w:t>
       </w:r>
       <w:r>
-        <w:t xml:space="preserve"> — STEP 1에서 붙여넣기용 (학생 각자 발급은 data.go.kr 회원가입·활용신청 시간이 필요하므로 수업 중에는 불가, 원하면 사전 과제로)</w:t>
+        <w:t xml:space="preserve"> — STEP 1에서 붙여넣기용 (학생 각자 발급은 data.go.kr 회원가입·활용신청 시간이 필요하므로 수업 중에는 불가, 원하면 사전 과제로). 실전 팁: 견본 키는 공백 없이 16자 이상이면 어떤 문자열이든 통과하므로, 칠판에 적기 쉽고 타이핑 부담이 적은 문자열(예: SEOULRAIM2026DEMOKEY)을 미리 정해 공유하면 좋다(이 특례는 §12 '오늘의 비밀 공개'로 이어진다)</w:t>
       </w:r>
     </w:p>
     <w:p>
@@ -3209,7 +3209,7 @@
         <w:t xml:space="preserve">"직접 라벨링 체험"</w:t>
       </w:r>
       <w:r>
-        <w:t xml:space="preserve">에서 6장을 내 손으로 건강/병해 분류하고 채점으로 정답 확인 — 라벨링이 '사람이 정답을 다는 일'임을 몸으로 체험한다 (2~3분)</w:t>
+        <w:t xml:space="preserve">에서 6장을 내 손으로 건강/병 분류하고 채점으로 정답 확인 — 라벨링이 '사람이 정답을 다는 일'임을 몸으로 체험한다 (2~3분)</w:t>
       </w:r>
     </w:p>
     <w:p>
@@ -5250,7 +5250,7 @@
         </w:numPr>
       </w:pPr>
       <w:r>
-        <w:t>Q. 센서값이 오래된 거면요? → A. AI가 “이건 마지막 측정값이고 지금은 센서가 응답하지 않는다”고 밝히도록 만들었어요(현재값처럼 인용하지 않게).</w:t>
+        <w:t>Q. 센서값이 오래된 거면요? → A. AI가 “이건 마지막 측정값이고 지금은 센서가 응답하지 않는다”고 밝히도록 만들었어요(현재값처럼 인용하지 않게). (실제 앱 기준: 마지막 측정 후 10분이 지나면 ‘오래된 값’으로 표시된다)</w:t>
       </w:r>
     </w:p>
     <w:p>
@@ -8871,7 +8871,7 @@
                 <w:bCs/>
                 <w:color w:val="FFFFFF"/>
               </w:rPr>
-              <w:t xml:space="preserve">AI: 병해 판정</w:t>
+              <w:t xml:space="preserve">AI: 건강 판정</w:t>
             </w:r>
           </w:p>
         </w:tc>
@@ -8900,7 +8900,7 @@
                 <w:bCs/>
                 <w:color w:val="FFFFFF"/>
               </w:rPr>
-              <w:t xml:space="preserve">AI: 건강 판정</w:t>
+              <w:t xml:space="preserve">AI: 병해 판정</w:t>
             </w:r>
           </w:p>
         </w:tc>
@@ -8936,7 +8936,7 @@
                 <w:b/>
                 <w:bCs/>
               </w:rPr>
-              <w:t xml:space="preserve">실제 병해</w:t>
+              <w:t xml:space="preserve">실제 건강</w:t>
             </w:r>
           </w:p>
         </w:tc>
@@ -8960,7 +8960,7 @@
           </w:tcPr>
           <w:p>
             <w:r>
-              <w:t xml:space="preserve">TP(정탐): ______</w:t>
+              <w:t xml:space="preserve">TN: ______</w:t>
             </w:r>
           </w:p>
         </w:tc>
@@ -8984,7 +8984,7 @@
           </w:tcPr>
           <w:p>
             <w:r>
-              <w:t xml:space="preserve">FN(누락): ______</w:t>
+              <w:t xml:space="preserve">FP(오탐): ______</w:t>
             </w:r>
           </w:p>
         </w:tc>
@@ -9020,7 +9020,7 @@
                 <w:b/>
                 <w:bCs/>
               </w:rPr>
-              <w:t xml:space="preserve">실제 건강</w:t>
+              <w:t xml:space="preserve">실제 병해</w:t>
             </w:r>
           </w:p>
         </w:tc>
@@ -9044,7 +9044,7 @@
           </w:tcPr>
           <w:p>
             <w:r>
-              <w:t xml:space="preserve">FP(오탐): ______</w:t>
+              <w:t xml:space="preserve">FN(누락): ______</w:t>
             </w:r>
           </w:p>
         </w:tc>
@@ -9068,12 +9068,17 @@
           </w:tcPr>
           <w:p>
             <w:r>
-              <w:t xml:space="preserve">TN: ______</w:t>
+              <w:t xml:space="preserve">TP(정탐): ______</w:t>
             </w:r>
           </w:p>
         </w:tc>
       </w:tr>
     </w:tbl>
+    <w:p>
+      <w:r>
+        <w:t>앱 화면의 표와 같은 방향이에요 — 칸의 위치가 아니라 뜻(실제/예측)을 확인하며 옮겨 적기</w:t>
+      </w:r>
+    </w:p>
     <w:p>
       <w:r>
         <w:t xml:space="preserve">정밀도 = TP/(TP+FP) = ______%  ·  판단보류가 나온 횟수: ______회</w:t>

--- a/docs/닥터그린_수업_가이드라인.docx
+++ b/docs/닥터그린_수업_가이드라인.docx
@@ -2595,6 +2595,36 @@
     </w:p>
     <w:p>
       <w:pPr>
+        <w:pStyle w:val="ListParagraph"/>
+        <w:numPr>
+          <w:ilvl w:val="0"/>
+          <w:numId w:val="5"/>
+        </w:numPr>
+        <w:spacing w:after="60"/>
+      </w:pPr>
+      <w:r>
+        <w:rPr>
+          <w:b/>
+          <w:bCs/>
+        </w:rPr>
+        <w:t>(선택) 사전 셀프체크 1분</w:t>
+      </w:r>
+      <w:r>
+        <w:t xml:space="preserve">: 수업 효과를 확인하고 싶으면 시작 전에 활동지 맨 위의 O/X 3문항을 풀게 한다. </w:t>
+      </w:r>
+      <w:r>
+        <w:rPr>
+          <w:b/>
+          <w:bCs/>
+        </w:rPr>
+        <w:t>정답을 알려주지 말 것</w:t>
+      </w:r>
+      <w:r>
+        <w:t xml:space="preserve"> — 같은 문항을 마무리 퀴즈가 다루므로 수업 전후 변화를 학생 스스로 확인하게 된다.</w:t>
+      </w:r>
+    </w:p>
+    <w:p>
+      <w:pPr>
         <w:spacing w:before="80" w:after="80"/>
       </w:pPr>
       <w:r>
@@ -5372,6 +5402,14 @@
       </w:pPr>
       <w:r>
         <w:t xml:space="preserve">허브 상단의 "마무리 퀴즈" 버튼 → 7문항(OX·객관식)을 각자 풀고 자동 채점·해설 확인. 교사는 순회하며 점수를 확인한다. 문항 범위: 인증키 보안 / epoch / 수확체감·과적합 / 오탐 / ESP32 / 판단보류(신뢰도 75%) / 자동화 규칙 — 모두 본 수업에서 다룬 내용이다.</w:t>
+      </w:r>
+    </w:p>
+    <w:p>
+      <w:pPr>
+        <w:spacing w:before="80" w:after="80"/>
+      </w:pPr>
+      <w:r>
+        <w:t xml:space="preserve">사전 셀프체크(§5)를 했다면, 채점 후 '시작 전 나의 답'과 비교하게 한다 — 배움이 눈에 보이는 순간.</w:t>
       </w:r>
     </w:p>
     <w:p>
@@ -8264,6 +8302,90 @@
           <w:bCs/>
         </w:rPr>
         <w:t>방 번호: ______번</w:t>
+      </w:r>
+    </w:p>
+    <w:p>
+      <w:pPr>
+        <w:pBdr>
+          <w:top w:val="single" w:sz="8" w:space="2" w:color="A5D6A7"/>
+          <w:left w:val="single" w:sz="8" w:space="4" w:color="A5D6A7"/>
+          <w:bottom w:val="single" w:sz="8" w:space="2" w:color="A5D6A7"/>
+          <w:right w:val="single" w:sz="8" w:space="4" w:color="A5D6A7"/>
+        </w:pBdr>
+        <w:spacing w:before="120" w:after="20"/>
+        <w:ind w:left="113" w:right="113"/>
+      </w:pPr>
+      <w:r>
+        <w:rPr>
+          <w:b/>
+          <w:bCs/>
+        </w:rPr>
+        <w:t>수업 전 셀프체크 (선생님 안내가 있을 때만, O/X)</w:t>
+      </w:r>
+    </w:p>
+    <w:p>
+      <w:pPr>
+        <w:pBdr>
+          <w:top w:val="single" w:sz="8" w:space="2" w:color="A5D6A7"/>
+          <w:left w:val="single" w:sz="8" w:space="4" w:color="A5D6A7"/>
+          <w:bottom w:val="single" w:sz="8" w:space="2" w:color="A5D6A7"/>
+          <w:right w:val="single" w:sz="8" w:space="4" w:color="A5D6A7"/>
+        </w:pBdr>
+        <w:spacing w:after="20"/>
+        <w:ind w:left="113" w:right="113"/>
+      </w:pPr>
+      <w:r>
+        <w:t>① 공공데이터 API를 쓰려면 인증키가 필요하다 ( O / X )</w:t>
+      </w:r>
+    </w:p>
+    <w:p>
+      <w:pPr>
+        <w:pBdr>
+          <w:top w:val="single" w:sz="8" w:space="2" w:color="A5D6A7"/>
+          <w:left w:val="single" w:sz="8" w:space="4" w:color="A5D6A7"/>
+          <w:bottom w:val="single" w:sz="8" w:space="2" w:color="A5D6A7"/>
+          <w:right w:val="single" w:sz="8" w:space="4" w:color="A5D6A7"/>
+        </w:pBdr>
+        <w:spacing w:after="20"/>
+        <w:ind w:left="113" w:right="113"/>
+      </w:pPr>
+      <w:r>
+        <w:t>② AI 학습을 무한정 반복하면 정확도도 끝없이 올라간다 ( O / X )</w:t>
+      </w:r>
+    </w:p>
+    <w:p>
+      <w:pPr>
+        <w:pBdr>
+          <w:top w:val="single" w:sz="8" w:space="2" w:color="A5D6A7"/>
+          <w:left w:val="single" w:sz="8" w:space="4" w:color="A5D6A7"/>
+          <w:bottom w:val="single" w:sz="8" w:space="2" w:color="A5D6A7"/>
+          <w:right w:val="single" w:sz="8" w:space="4" w:color="A5D6A7"/>
+        </w:pBdr>
+        <w:spacing w:after="20"/>
+        <w:ind w:left="113" w:right="113"/>
+      </w:pPr>
+      <w:r>
+        <w:t>③ 좋은 AI는 확신이 없을 때도 반드시 답을 내놓아야 한다 ( O / X )</w:t>
+      </w:r>
+    </w:p>
+    <w:p>
+      <w:pPr>
+        <w:pBdr>
+          <w:top w:val="single" w:sz="8" w:space="2" w:color="A5D6A7"/>
+          <w:left w:val="single" w:sz="8" w:space="4" w:color="A5D6A7"/>
+          <w:bottom w:val="single" w:sz="8" w:space="2" w:color="A5D6A7"/>
+          <w:right w:val="single" w:sz="8" w:space="4" w:color="A5D6A7"/>
+        </w:pBdr>
+        <w:spacing w:after="60"/>
+        <w:ind w:left="113" w:right="113"/>
+      </w:pPr>
+      <w:r>
+        <w:rPr>
+          <w:sz w:val="16"/>
+          <w:szCs w:val="16"/>
+          <w:color w:val="666666"/>
+        </w:rPr>
+        <w:t>정답은 수업이 끝나면 저절로 알게 돼요</w:t>
       </w:r>
     </w:p>
     <w:p>

--- a/docs/닥터그린_수업_가이드라인.docx
+++ b/docs/닥터그린_수업_가이드라인.docx
@@ -9666,6 +9666,1686 @@
       </w:r>
       <w:r>
         <w:t xml:space="preserve">스마트팜 자동화 규칙 설계 활동에서 '토양수분이 40% 아래면 물 주기'처럼 서로 다른 데이터를 조건으로 삼는 조건-행동(if-then) 규칙을 설계하고 시뮬레이터로 발동 여부를 검증함. '왜 그 조건에 그 행동인지'를 데이터 출처를 들어 논리적으로 발표함.</w:t>
+      </w:r>
+    </w:p>
+    <w:p>
+      <w:pPr>
+        <w:pStyle w:val="Heading1"/>
+        <w:pageBreakBefore/>
+        <w:pBdr>
+          <w:bottom w:val="single" w:sz="8" w:space="2" w:color="A5D6A7"/>
+        </w:pBdr>
+      </w:pPr>
+      <w:r>
+        <w:t>17. 부록 D — 좌석·방 번호 배정표 (교사용, 복사용 1쪽)</w:t>
+      </w:r>
+    </w:p>
+    <w:p>
+      <w:pPr>
+        <w:spacing w:before="80" w:after="80"/>
+      </w:pPr>
+      <w:r>
+        <w:t>수업 전 학생 이름을 채워 인쇄해 두면, 도입 5분의 방 선택이 빨라진다. 초기화 담당(§13 '모든 방 초기화'는 PC별 실행)을 표시해 두면 수업 후 정리도 빠르다.</w:t>
+      </w:r>
+    </w:p>
+    <w:tbl>
+      <w:tblPr>
+        <w:tblW w:w="9026" w:type="dxa"/>
+        <w:tblBorders>
+          <w:top w:val="single" w:sz="4" w:space="0" w:color="auto"/>
+          <w:left w:val="single" w:sz="4" w:space="0" w:color="auto"/>
+          <w:bottom w:val="single" w:sz="4" w:space="0" w:color="auto"/>
+          <w:right w:val="single" w:sz="4" w:space="0" w:color="auto"/>
+          <w:insideH w:val="single" w:sz="4" w:space="0" w:color="auto"/>
+          <w:insideV w:val="single" w:sz="4" w:space="0" w:color="auto"/>
+        </w:tblBorders>
+        <w:tblCellMar>
+          <w:left w:w="10" w:type="dxa"/>
+          <w:right w:w="10" w:type="dxa"/>
+        </w:tblCellMar>
+        <w:tblLook w:val="0000" w:firstRow="0" w:lastRow="0" w:firstColumn="0" w:lastColumn="0" w:noHBand="0" w:noVBand="0"/>
+      </w:tblPr>
+      <w:tblGrid>
+        <w:gridCol w:w="1200"/>
+        <w:gridCol w:w="2800"/>
+        <w:gridCol w:w="1800"/>
+        <w:gridCol w:w="3226"/>
+      </w:tblGrid>
+      <w:tr>
+        <w:tblPrEx>
+          <w:tblCellMar>
+            <w:top w:w="0" w:type="dxa"/>
+            <w:bottom w:w="0" w:type="dxa"/>
+          </w:tblCellMar>
+        </w:tblPrEx>
+        <w:trPr>
+          <w:tblHeader/>
+        </w:trPr>
+        <w:tc>
+          <w:tcPr>
+            <w:tcW w:w="1200" w:type="dxa"/>
+            <w:tcBorders>
+              <w:top w:val="single" w:sz="4" w:space="0" w:color="9E9E9E"/>
+              <w:left w:val="single" w:sz="4" w:space="0" w:color="9E9E9E"/>
+              <w:bottom w:val="single" w:sz="4" w:space="0" w:color="9E9E9E"/>
+              <w:right w:val="single" w:sz="4" w:space="0" w:color="9E9E9E"/>
+            </w:tcBorders>
+            <w:shd w:val="clear" w:color="auto" w:fill="2E7D32"/>
+            <w:tcMar>
+              <w:top w:w="80" w:type="dxa"/>
+              <w:left w:w="120" w:type="dxa"/>
+              <w:bottom w:w="80" w:type="dxa"/>
+              <w:right w:w="120" w:type="dxa"/>
+            </w:tcMar>
+            <w:vAlign w:val="center"/>
+          </w:tcPr>
+          <w:p>
+            <w:pPr>
+              <w:jc w:val="center"/>
+            </w:pPr>
+            <w:r>
+              <w:rPr>
+                <w:b/>
+                <w:bCs/>
+                <w:color w:val="FFFFFF"/>
+              </w:rPr>
+              <w:t>방 번호</w:t>
+            </w:r>
+          </w:p>
+        </w:tc>
+        <w:tc>
+          <w:tcPr>
+            <w:tcW w:w="2800" w:type="dxa"/>
+            <w:tcBorders>
+              <w:top w:val="single" w:sz="4" w:space="0" w:color="9E9E9E"/>
+              <w:left w:val="single" w:sz="4" w:space="0" w:color="9E9E9E"/>
+              <w:bottom w:val="single" w:sz="4" w:space="0" w:color="9E9E9E"/>
+              <w:right w:val="single" w:sz="4" w:space="0" w:color="9E9E9E"/>
+            </w:tcBorders>
+            <w:shd w:val="clear" w:color="auto" w:fill="2E7D32"/>
+            <w:tcMar>
+              <w:top w:w="80" w:type="dxa"/>
+              <w:left w:w="120" w:type="dxa"/>
+              <w:bottom w:w="80" w:type="dxa"/>
+              <w:right w:w="120" w:type="dxa"/>
+            </w:tcMar>
+            <w:vAlign w:val="center"/>
+          </w:tcPr>
+          <w:p>
+            <w:pPr>
+              <w:jc w:val="center"/>
+            </w:pPr>
+            <w:r>
+              <w:rPr>
+                <w:b/>
+                <w:bCs/>
+                <w:color w:val="FFFFFF"/>
+              </w:rPr>
+              <w:t>학생 이름</w:t>
+            </w:r>
+          </w:p>
+        </w:tc>
+        <w:tc>
+          <w:tcPr>
+            <w:tcW w:w="1800" w:type="dxa"/>
+            <w:tcBorders>
+              <w:top w:val="single" w:sz="4" w:space="0" w:color="9E9E9E"/>
+              <w:left w:val="single" w:sz="4" w:space="0" w:color="9E9E9E"/>
+              <w:bottom w:val="single" w:sz="4" w:space="0" w:color="9E9E9E"/>
+              <w:right w:val="single" w:sz="4" w:space="0" w:color="9E9E9E"/>
+            </w:tcBorders>
+            <w:shd w:val="clear" w:color="auto" w:fill="2E7D32"/>
+            <w:tcMar>
+              <w:top w:w="80" w:type="dxa"/>
+              <w:left w:w="120" w:type="dxa"/>
+              <w:bottom w:w="80" w:type="dxa"/>
+              <w:right w:w="120" w:type="dxa"/>
+            </w:tcMar>
+            <w:vAlign w:val="center"/>
+          </w:tcPr>
+          <w:p>
+            <w:pPr>
+              <w:jc w:val="center"/>
+            </w:pPr>
+            <w:r>
+              <w:rPr>
+                <w:b/>
+                <w:bCs/>
+                <w:color w:val="FFFFFF"/>
+              </w:rPr>
+              <w:t>PC 좌석</w:t>
+            </w:r>
+          </w:p>
+        </w:tc>
+        <w:tc>
+          <w:tcPr>
+            <w:tcW w:w="3226" w:type="dxa"/>
+            <w:tcBorders>
+              <w:top w:val="single" w:sz="4" w:space="0" w:color="9E9E9E"/>
+              <w:left w:val="single" w:sz="4" w:space="0" w:color="9E9E9E"/>
+              <w:bottom w:val="single" w:sz="4" w:space="0" w:color="9E9E9E"/>
+              <w:right w:val="single" w:sz="4" w:space="0" w:color="9E9E9E"/>
+            </w:tcBorders>
+            <w:shd w:val="clear" w:color="auto" w:fill="2E7D32"/>
+            <w:tcMar>
+              <w:top w:w="80" w:type="dxa"/>
+              <w:left w:w="120" w:type="dxa"/>
+              <w:bottom w:w="80" w:type="dxa"/>
+              <w:right w:w="120" w:type="dxa"/>
+            </w:tcMar>
+            <w:vAlign w:val="center"/>
+          </w:tcPr>
+          <w:p>
+            <w:pPr>
+              <w:jc w:val="center"/>
+            </w:pPr>
+            <w:r>
+              <w:rPr>
+                <w:b/>
+                <w:bCs/>
+                <w:color w:val="FFFFFF"/>
+              </w:rPr>
+              <w:t>비고(보충/초기화 확인)</w:t>
+            </w:r>
+          </w:p>
+        </w:tc>
+      </w:tr>
+      <w:tr>
+        <w:tblPrEx>
+          <w:tblCellMar>
+            <w:top w:w="0" w:type="dxa"/>
+            <w:bottom w:w="0" w:type="dxa"/>
+          </w:tblCellMar>
+        </w:tblPrEx>
+        <w:trPr>
+          <w:trHeight w:val="440"/>
+        </w:trPr>
+        <w:tc>
+          <w:tcPr>
+            <w:tcW w:w="1200" w:type="dxa"/>
+            <w:tcBorders>
+              <w:top w:val="single" w:sz="4" w:space="0" w:color="9E9E9E"/>
+              <w:left w:val="single" w:sz="4" w:space="0" w:color="9E9E9E"/>
+              <w:bottom w:val="single" w:sz="4" w:space="0" w:color="9E9E9E"/>
+              <w:right w:val="single" w:sz="4" w:space="0" w:color="9E9E9E"/>
+            </w:tcBorders>
+            <w:shd w:val="clear" w:color="auto" w:fill="FFFFFF"/>
+            <w:tcMar>
+              <w:top w:w="80" w:type="dxa"/>
+              <w:left w:w="120" w:type="dxa"/>
+              <w:bottom w:w="80" w:type="dxa"/>
+              <w:right w:w="120" w:type="dxa"/>
+            </w:tcMar>
+            <w:vAlign w:val="center"/>
+          </w:tcPr>
+          <w:p>
+            <w:pPr>
+              <w:jc w:val="center"/>
+            </w:pPr>
+            <w:r>
+              <w:t>1</w:t>
+            </w:r>
+          </w:p>
+        </w:tc>
+        <w:tc>
+          <w:tcPr>
+            <w:tcW w:w="2800" w:type="dxa"/>
+            <w:tcBorders>
+              <w:top w:val="single" w:sz="4" w:space="0" w:color="9E9E9E"/>
+              <w:left w:val="single" w:sz="4" w:space="0" w:color="9E9E9E"/>
+              <w:bottom w:val="single" w:sz="4" w:space="0" w:color="9E9E9E"/>
+              <w:right w:val="single" w:sz="4" w:space="0" w:color="9E9E9E"/>
+            </w:tcBorders>
+            <w:shd w:val="clear" w:color="auto" w:fill="FFFFFF"/>
+            <w:tcMar>
+              <w:top w:w="80" w:type="dxa"/>
+              <w:left w:w="120" w:type="dxa"/>
+              <w:bottom w:w="80" w:type="dxa"/>
+              <w:right w:w="120" w:type="dxa"/>
+            </w:tcMar>
+            <w:vAlign w:val="center"/>
+          </w:tcPr>
+          <w:p/>
+        </w:tc>
+        <w:tc>
+          <w:tcPr>
+            <w:tcW w:w="1800" w:type="dxa"/>
+            <w:tcBorders>
+              <w:top w:val="single" w:sz="4" w:space="0" w:color="9E9E9E"/>
+              <w:left w:val="single" w:sz="4" w:space="0" w:color="9E9E9E"/>
+              <w:bottom w:val="single" w:sz="4" w:space="0" w:color="9E9E9E"/>
+              <w:right w:val="single" w:sz="4" w:space="0" w:color="9E9E9E"/>
+            </w:tcBorders>
+            <w:shd w:val="clear" w:color="auto" w:fill="FFFFFF"/>
+            <w:tcMar>
+              <w:top w:w="80" w:type="dxa"/>
+              <w:left w:w="120" w:type="dxa"/>
+              <w:bottom w:w="80" w:type="dxa"/>
+              <w:right w:w="120" w:type="dxa"/>
+            </w:tcMar>
+            <w:vAlign w:val="center"/>
+          </w:tcPr>
+          <w:p/>
+        </w:tc>
+        <w:tc>
+          <w:tcPr>
+            <w:tcW w:w="3226" w:type="dxa"/>
+            <w:tcBorders>
+              <w:top w:val="single" w:sz="4" w:space="0" w:color="9E9E9E"/>
+              <w:left w:val="single" w:sz="4" w:space="0" w:color="9E9E9E"/>
+              <w:bottom w:val="single" w:sz="4" w:space="0" w:color="9E9E9E"/>
+              <w:right w:val="single" w:sz="4" w:space="0" w:color="9E9E9E"/>
+            </w:tcBorders>
+            <w:shd w:val="clear" w:color="auto" w:fill="FFFFFF"/>
+            <w:tcMar>
+              <w:top w:w="80" w:type="dxa"/>
+              <w:left w:w="120" w:type="dxa"/>
+              <w:bottom w:w="80" w:type="dxa"/>
+              <w:right w:w="120" w:type="dxa"/>
+            </w:tcMar>
+            <w:vAlign w:val="center"/>
+          </w:tcPr>
+          <w:p/>
+        </w:tc>
+      </w:tr>
+      <w:tr>
+        <w:tblPrEx>
+          <w:tblCellMar>
+            <w:top w:w="0" w:type="dxa"/>
+            <w:bottom w:w="0" w:type="dxa"/>
+          </w:tblCellMar>
+        </w:tblPrEx>
+        <w:trPr>
+          <w:trHeight w:val="440"/>
+        </w:trPr>
+        <w:tc>
+          <w:tcPr>
+            <w:tcW w:w="1200" w:type="dxa"/>
+            <w:tcBorders>
+              <w:top w:val="single" w:sz="4" w:space="0" w:color="9E9E9E"/>
+              <w:left w:val="single" w:sz="4" w:space="0" w:color="9E9E9E"/>
+              <w:bottom w:val="single" w:sz="4" w:space="0" w:color="9E9E9E"/>
+              <w:right w:val="single" w:sz="4" w:space="0" w:color="9E9E9E"/>
+            </w:tcBorders>
+            <w:shd w:val="clear" w:color="auto" w:fill="FFFFFF"/>
+            <w:tcMar>
+              <w:top w:w="80" w:type="dxa"/>
+              <w:left w:w="120" w:type="dxa"/>
+              <w:bottom w:w="80" w:type="dxa"/>
+              <w:right w:w="120" w:type="dxa"/>
+            </w:tcMar>
+            <w:vAlign w:val="center"/>
+          </w:tcPr>
+          <w:p>
+            <w:pPr>
+              <w:jc w:val="center"/>
+            </w:pPr>
+            <w:r>
+              <w:t>2</w:t>
+            </w:r>
+          </w:p>
+        </w:tc>
+        <w:tc>
+          <w:tcPr>
+            <w:tcW w:w="2800" w:type="dxa"/>
+            <w:tcBorders>
+              <w:top w:val="single" w:sz="4" w:space="0" w:color="9E9E9E"/>
+              <w:left w:val="single" w:sz="4" w:space="0" w:color="9E9E9E"/>
+              <w:bottom w:val="single" w:sz="4" w:space="0" w:color="9E9E9E"/>
+              <w:right w:val="single" w:sz="4" w:space="0" w:color="9E9E9E"/>
+            </w:tcBorders>
+            <w:shd w:val="clear" w:color="auto" w:fill="FFFFFF"/>
+            <w:tcMar>
+              <w:top w:w="80" w:type="dxa"/>
+              <w:left w:w="120" w:type="dxa"/>
+              <w:bottom w:w="80" w:type="dxa"/>
+              <w:right w:w="120" w:type="dxa"/>
+            </w:tcMar>
+            <w:vAlign w:val="center"/>
+          </w:tcPr>
+          <w:p/>
+        </w:tc>
+        <w:tc>
+          <w:tcPr>
+            <w:tcW w:w="1800" w:type="dxa"/>
+            <w:tcBorders>
+              <w:top w:val="single" w:sz="4" w:space="0" w:color="9E9E9E"/>
+              <w:left w:val="single" w:sz="4" w:space="0" w:color="9E9E9E"/>
+              <w:bottom w:val="single" w:sz="4" w:space="0" w:color="9E9E9E"/>
+              <w:right w:val="single" w:sz="4" w:space="0" w:color="9E9E9E"/>
+            </w:tcBorders>
+            <w:shd w:val="clear" w:color="auto" w:fill="FFFFFF"/>
+            <w:tcMar>
+              <w:top w:w="80" w:type="dxa"/>
+              <w:left w:w="120" w:type="dxa"/>
+              <w:bottom w:w="80" w:type="dxa"/>
+              <w:right w:w="120" w:type="dxa"/>
+            </w:tcMar>
+            <w:vAlign w:val="center"/>
+          </w:tcPr>
+          <w:p/>
+        </w:tc>
+        <w:tc>
+          <w:tcPr>
+            <w:tcW w:w="3226" w:type="dxa"/>
+            <w:tcBorders>
+              <w:top w:val="single" w:sz="4" w:space="0" w:color="9E9E9E"/>
+              <w:left w:val="single" w:sz="4" w:space="0" w:color="9E9E9E"/>
+              <w:bottom w:val="single" w:sz="4" w:space="0" w:color="9E9E9E"/>
+              <w:right w:val="single" w:sz="4" w:space="0" w:color="9E9E9E"/>
+            </w:tcBorders>
+            <w:shd w:val="clear" w:color="auto" w:fill="FFFFFF"/>
+            <w:tcMar>
+              <w:top w:w="80" w:type="dxa"/>
+              <w:left w:w="120" w:type="dxa"/>
+              <w:bottom w:w="80" w:type="dxa"/>
+              <w:right w:w="120" w:type="dxa"/>
+            </w:tcMar>
+            <w:vAlign w:val="center"/>
+          </w:tcPr>
+          <w:p/>
+        </w:tc>
+      </w:tr>
+      <w:tr>
+        <w:tblPrEx>
+          <w:tblCellMar>
+            <w:top w:w="0" w:type="dxa"/>
+            <w:bottom w:w="0" w:type="dxa"/>
+          </w:tblCellMar>
+        </w:tblPrEx>
+        <w:trPr>
+          <w:trHeight w:val="440"/>
+        </w:trPr>
+        <w:tc>
+          <w:tcPr>
+            <w:tcW w:w="1200" w:type="dxa"/>
+            <w:tcBorders>
+              <w:top w:val="single" w:sz="4" w:space="0" w:color="9E9E9E"/>
+              <w:left w:val="single" w:sz="4" w:space="0" w:color="9E9E9E"/>
+              <w:bottom w:val="single" w:sz="4" w:space="0" w:color="9E9E9E"/>
+              <w:right w:val="single" w:sz="4" w:space="0" w:color="9E9E9E"/>
+            </w:tcBorders>
+            <w:shd w:val="clear" w:color="auto" w:fill="FFFFFF"/>
+            <w:tcMar>
+              <w:top w:w="80" w:type="dxa"/>
+              <w:left w:w="120" w:type="dxa"/>
+              <w:bottom w:w="80" w:type="dxa"/>
+              <w:right w:w="120" w:type="dxa"/>
+            </w:tcMar>
+            <w:vAlign w:val="center"/>
+          </w:tcPr>
+          <w:p>
+            <w:pPr>
+              <w:jc w:val="center"/>
+            </w:pPr>
+            <w:r>
+              <w:t>3</w:t>
+            </w:r>
+          </w:p>
+        </w:tc>
+        <w:tc>
+          <w:tcPr>
+            <w:tcW w:w="2800" w:type="dxa"/>
+            <w:tcBorders>
+              <w:top w:val="single" w:sz="4" w:space="0" w:color="9E9E9E"/>
+              <w:left w:val="single" w:sz="4" w:space="0" w:color="9E9E9E"/>
+              <w:bottom w:val="single" w:sz="4" w:space="0" w:color="9E9E9E"/>
+              <w:right w:val="single" w:sz="4" w:space="0" w:color="9E9E9E"/>
+            </w:tcBorders>
+            <w:shd w:val="clear" w:color="auto" w:fill="FFFFFF"/>
+            <w:tcMar>
+              <w:top w:w="80" w:type="dxa"/>
+              <w:left w:w="120" w:type="dxa"/>
+              <w:bottom w:w="80" w:type="dxa"/>
+              <w:right w:w="120" w:type="dxa"/>
+            </w:tcMar>
+            <w:vAlign w:val="center"/>
+          </w:tcPr>
+          <w:p/>
+        </w:tc>
+        <w:tc>
+          <w:tcPr>
+            <w:tcW w:w="1800" w:type="dxa"/>
+            <w:tcBorders>
+              <w:top w:val="single" w:sz="4" w:space="0" w:color="9E9E9E"/>
+              <w:left w:val="single" w:sz="4" w:space="0" w:color="9E9E9E"/>
+              <w:bottom w:val="single" w:sz="4" w:space="0" w:color="9E9E9E"/>
+              <w:right w:val="single" w:sz="4" w:space="0" w:color="9E9E9E"/>
+            </w:tcBorders>
+            <w:shd w:val="clear" w:color="auto" w:fill="FFFFFF"/>
+            <w:tcMar>
+              <w:top w:w="80" w:type="dxa"/>
+              <w:left w:w="120" w:type="dxa"/>
+              <w:bottom w:w="80" w:type="dxa"/>
+              <w:right w:w="120" w:type="dxa"/>
+            </w:tcMar>
+            <w:vAlign w:val="center"/>
+          </w:tcPr>
+          <w:p/>
+        </w:tc>
+        <w:tc>
+          <w:tcPr>
+            <w:tcW w:w="3226" w:type="dxa"/>
+            <w:tcBorders>
+              <w:top w:val="single" w:sz="4" w:space="0" w:color="9E9E9E"/>
+              <w:left w:val="single" w:sz="4" w:space="0" w:color="9E9E9E"/>
+              <w:bottom w:val="single" w:sz="4" w:space="0" w:color="9E9E9E"/>
+              <w:right w:val="single" w:sz="4" w:space="0" w:color="9E9E9E"/>
+            </w:tcBorders>
+            <w:shd w:val="clear" w:color="auto" w:fill="FFFFFF"/>
+            <w:tcMar>
+              <w:top w:w="80" w:type="dxa"/>
+              <w:left w:w="120" w:type="dxa"/>
+              <w:bottom w:w="80" w:type="dxa"/>
+              <w:right w:w="120" w:type="dxa"/>
+            </w:tcMar>
+            <w:vAlign w:val="center"/>
+          </w:tcPr>
+          <w:p/>
+        </w:tc>
+      </w:tr>
+      <w:tr>
+        <w:tblPrEx>
+          <w:tblCellMar>
+            <w:top w:w="0" w:type="dxa"/>
+            <w:bottom w:w="0" w:type="dxa"/>
+          </w:tblCellMar>
+        </w:tblPrEx>
+        <w:trPr>
+          <w:trHeight w:val="440"/>
+        </w:trPr>
+        <w:tc>
+          <w:tcPr>
+            <w:tcW w:w="1200" w:type="dxa"/>
+            <w:tcBorders>
+              <w:top w:val="single" w:sz="4" w:space="0" w:color="9E9E9E"/>
+              <w:left w:val="single" w:sz="4" w:space="0" w:color="9E9E9E"/>
+              <w:bottom w:val="single" w:sz="4" w:space="0" w:color="9E9E9E"/>
+              <w:right w:val="single" w:sz="4" w:space="0" w:color="9E9E9E"/>
+            </w:tcBorders>
+            <w:shd w:val="clear" w:color="auto" w:fill="FFFFFF"/>
+            <w:tcMar>
+              <w:top w:w="80" w:type="dxa"/>
+              <w:left w:w="120" w:type="dxa"/>
+              <w:bottom w:w="80" w:type="dxa"/>
+              <w:right w:w="120" w:type="dxa"/>
+            </w:tcMar>
+            <w:vAlign w:val="center"/>
+          </w:tcPr>
+          <w:p>
+            <w:pPr>
+              <w:jc w:val="center"/>
+            </w:pPr>
+            <w:r>
+              <w:t>4</w:t>
+            </w:r>
+          </w:p>
+        </w:tc>
+        <w:tc>
+          <w:tcPr>
+            <w:tcW w:w="2800" w:type="dxa"/>
+            <w:tcBorders>
+              <w:top w:val="single" w:sz="4" w:space="0" w:color="9E9E9E"/>
+              <w:left w:val="single" w:sz="4" w:space="0" w:color="9E9E9E"/>
+              <w:bottom w:val="single" w:sz="4" w:space="0" w:color="9E9E9E"/>
+              <w:right w:val="single" w:sz="4" w:space="0" w:color="9E9E9E"/>
+            </w:tcBorders>
+            <w:shd w:val="clear" w:color="auto" w:fill="FFFFFF"/>
+            <w:tcMar>
+              <w:top w:w="80" w:type="dxa"/>
+              <w:left w:w="120" w:type="dxa"/>
+              <w:bottom w:w="80" w:type="dxa"/>
+              <w:right w:w="120" w:type="dxa"/>
+            </w:tcMar>
+            <w:vAlign w:val="center"/>
+          </w:tcPr>
+          <w:p/>
+        </w:tc>
+        <w:tc>
+          <w:tcPr>
+            <w:tcW w:w="1800" w:type="dxa"/>
+            <w:tcBorders>
+              <w:top w:val="single" w:sz="4" w:space="0" w:color="9E9E9E"/>
+              <w:left w:val="single" w:sz="4" w:space="0" w:color="9E9E9E"/>
+              <w:bottom w:val="single" w:sz="4" w:space="0" w:color="9E9E9E"/>
+              <w:right w:val="single" w:sz="4" w:space="0" w:color="9E9E9E"/>
+            </w:tcBorders>
+            <w:shd w:val="clear" w:color="auto" w:fill="FFFFFF"/>
+            <w:tcMar>
+              <w:top w:w="80" w:type="dxa"/>
+              <w:left w:w="120" w:type="dxa"/>
+              <w:bottom w:w="80" w:type="dxa"/>
+              <w:right w:w="120" w:type="dxa"/>
+            </w:tcMar>
+            <w:vAlign w:val="center"/>
+          </w:tcPr>
+          <w:p/>
+        </w:tc>
+        <w:tc>
+          <w:tcPr>
+            <w:tcW w:w="3226" w:type="dxa"/>
+            <w:tcBorders>
+              <w:top w:val="single" w:sz="4" w:space="0" w:color="9E9E9E"/>
+              <w:left w:val="single" w:sz="4" w:space="0" w:color="9E9E9E"/>
+              <w:bottom w:val="single" w:sz="4" w:space="0" w:color="9E9E9E"/>
+              <w:right w:val="single" w:sz="4" w:space="0" w:color="9E9E9E"/>
+            </w:tcBorders>
+            <w:shd w:val="clear" w:color="auto" w:fill="FFFFFF"/>
+            <w:tcMar>
+              <w:top w:w="80" w:type="dxa"/>
+              <w:left w:w="120" w:type="dxa"/>
+              <w:bottom w:w="80" w:type="dxa"/>
+              <w:right w:w="120" w:type="dxa"/>
+            </w:tcMar>
+            <w:vAlign w:val="center"/>
+          </w:tcPr>
+          <w:p/>
+        </w:tc>
+      </w:tr>
+      <w:tr>
+        <w:tblPrEx>
+          <w:tblCellMar>
+            <w:top w:w="0" w:type="dxa"/>
+            <w:bottom w:w="0" w:type="dxa"/>
+          </w:tblCellMar>
+        </w:tblPrEx>
+        <w:trPr>
+          <w:trHeight w:val="440"/>
+        </w:trPr>
+        <w:tc>
+          <w:tcPr>
+            <w:tcW w:w="1200" w:type="dxa"/>
+            <w:tcBorders>
+              <w:top w:val="single" w:sz="4" w:space="0" w:color="9E9E9E"/>
+              <w:left w:val="single" w:sz="4" w:space="0" w:color="9E9E9E"/>
+              <w:bottom w:val="single" w:sz="4" w:space="0" w:color="9E9E9E"/>
+              <w:right w:val="single" w:sz="4" w:space="0" w:color="9E9E9E"/>
+            </w:tcBorders>
+            <w:shd w:val="clear" w:color="auto" w:fill="FFFFFF"/>
+            <w:tcMar>
+              <w:top w:w="80" w:type="dxa"/>
+              <w:left w:w="120" w:type="dxa"/>
+              <w:bottom w:w="80" w:type="dxa"/>
+              <w:right w:w="120" w:type="dxa"/>
+            </w:tcMar>
+            <w:vAlign w:val="center"/>
+          </w:tcPr>
+          <w:p>
+            <w:pPr>
+              <w:jc w:val="center"/>
+            </w:pPr>
+            <w:r>
+              <w:t>5</w:t>
+            </w:r>
+          </w:p>
+        </w:tc>
+        <w:tc>
+          <w:tcPr>
+            <w:tcW w:w="2800" w:type="dxa"/>
+            <w:tcBorders>
+              <w:top w:val="single" w:sz="4" w:space="0" w:color="9E9E9E"/>
+              <w:left w:val="single" w:sz="4" w:space="0" w:color="9E9E9E"/>
+              <w:bottom w:val="single" w:sz="4" w:space="0" w:color="9E9E9E"/>
+              <w:right w:val="single" w:sz="4" w:space="0" w:color="9E9E9E"/>
+            </w:tcBorders>
+            <w:shd w:val="clear" w:color="auto" w:fill="FFFFFF"/>
+            <w:tcMar>
+              <w:top w:w="80" w:type="dxa"/>
+              <w:left w:w="120" w:type="dxa"/>
+              <w:bottom w:w="80" w:type="dxa"/>
+              <w:right w:w="120" w:type="dxa"/>
+            </w:tcMar>
+            <w:vAlign w:val="center"/>
+          </w:tcPr>
+          <w:p/>
+        </w:tc>
+        <w:tc>
+          <w:tcPr>
+            <w:tcW w:w="1800" w:type="dxa"/>
+            <w:tcBorders>
+              <w:top w:val="single" w:sz="4" w:space="0" w:color="9E9E9E"/>
+              <w:left w:val="single" w:sz="4" w:space="0" w:color="9E9E9E"/>
+              <w:bottom w:val="single" w:sz="4" w:space="0" w:color="9E9E9E"/>
+              <w:right w:val="single" w:sz="4" w:space="0" w:color="9E9E9E"/>
+            </w:tcBorders>
+            <w:shd w:val="clear" w:color="auto" w:fill="FFFFFF"/>
+            <w:tcMar>
+              <w:top w:w="80" w:type="dxa"/>
+              <w:left w:w="120" w:type="dxa"/>
+              <w:bottom w:w="80" w:type="dxa"/>
+              <w:right w:w="120" w:type="dxa"/>
+            </w:tcMar>
+            <w:vAlign w:val="center"/>
+          </w:tcPr>
+          <w:p/>
+        </w:tc>
+        <w:tc>
+          <w:tcPr>
+            <w:tcW w:w="3226" w:type="dxa"/>
+            <w:tcBorders>
+              <w:top w:val="single" w:sz="4" w:space="0" w:color="9E9E9E"/>
+              <w:left w:val="single" w:sz="4" w:space="0" w:color="9E9E9E"/>
+              <w:bottom w:val="single" w:sz="4" w:space="0" w:color="9E9E9E"/>
+              <w:right w:val="single" w:sz="4" w:space="0" w:color="9E9E9E"/>
+            </w:tcBorders>
+            <w:shd w:val="clear" w:color="auto" w:fill="FFFFFF"/>
+            <w:tcMar>
+              <w:top w:w="80" w:type="dxa"/>
+              <w:left w:w="120" w:type="dxa"/>
+              <w:bottom w:w="80" w:type="dxa"/>
+              <w:right w:w="120" w:type="dxa"/>
+            </w:tcMar>
+            <w:vAlign w:val="center"/>
+          </w:tcPr>
+          <w:p/>
+        </w:tc>
+      </w:tr>
+      <w:tr>
+        <w:tblPrEx>
+          <w:tblCellMar>
+            <w:top w:w="0" w:type="dxa"/>
+            <w:bottom w:w="0" w:type="dxa"/>
+          </w:tblCellMar>
+        </w:tblPrEx>
+        <w:trPr>
+          <w:trHeight w:val="440"/>
+        </w:trPr>
+        <w:tc>
+          <w:tcPr>
+            <w:tcW w:w="1200" w:type="dxa"/>
+            <w:tcBorders>
+              <w:top w:val="single" w:sz="4" w:space="0" w:color="9E9E9E"/>
+              <w:left w:val="single" w:sz="4" w:space="0" w:color="9E9E9E"/>
+              <w:bottom w:val="single" w:sz="4" w:space="0" w:color="9E9E9E"/>
+              <w:right w:val="single" w:sz="4" w:space="0" w:color="9E9E9E"/>
+            </w:tcBorders>
+            <w:shd w:val="clear" w:color="auto" w:fill="FFFFFF"/>
+            <w:tcMar>
+              <w:top w:w="80" w:type="dxa"/>
+              <w:left w:w="120" w:type="dxa"/>
+              <w:bottom w:w="80" w:type="dxa"/>
+              <w:right w:w="120" w:type="dxa"/>
+            </w:tcMar>
+            <w:vAlign w:val="center"/>
+          </w:tcPr>
+          <w:p>
+            <w:pPr>
+              <w:jc w:val="center"/>
+            </w:pPr>
+            <w:r>
+              <w:t>6</w:t>
+            </w:r>
+          </w:p>
+        </w:tc>
+        <w:tc>
+          <w:tcPr>
+            <w:tcW w:w="2800" w:type="dxa"/>
+            <w:tcBorders>
+              <w:top w:val="single" w:sz="4" w:space="0" w:color="9E9E9E"/>
+              <w:left w:val="single" w:sz="4" w:space="0" w:color="9E9E9E"/>
+              <w:bottom w:val="single" w:sz="4" w:space="0" w:color="9E9E9E"/>
+              <w:right w:val="single" w:sz="4" w:space="0" w:color="9E9E9E"/>
+            </w:tcBorders>
+            <w:shd w:val="clear" w:color="auto" w:fill="FFFFFF"/>
+            <w:tcMar>
+              <w:top w:w="80" w:type="dxa"/>
+              <w:left w:w="120" w:type="dxa"/>
+              <w:bottom w:w="80" w:type="dxa"/>
+              <w:right w:w="120" w:type="dxa"/>
+            </w:tcMar>
+            <w:vAlign w:val="center"/>
+          </w:tcPr>
+          <w:p/>
+        </w:tc>
+        <w:tc>
+          <w:tcPr>
+            <w:tcW w:w="1800" w:type="dxa"/>
+            <w:tcBorders>
+              <w:top w:val="single" w:sz="4" w:space="0" w:color="9E9E9E"/>
+              <w:left w:val="single" w:sz="4" w:space="0" w:color="9E9E9E"/>
+              <w:bottom w:val="single" w:sz="4" w:space="0" w:color="9E9E9E"/>
+              <w:right w:val="single" w:sz="4" w:space="0" w:color="9E9E9E"/>
+            </w:tcBorders>
+            <w:shd w:val="clear" w:color="auto" w:fill="FFFFFF"/>
+            <w:tcMar>
+              <w:top w:w="80" w:type="dxa"/>
+              <w:left w:w="120" w:type="dxa"/>
+              <w:bottom w:w="80" w:type="dxa"/>
+              <w:right w:w="120" w:type="dxa"/>
+            </w:tcMar>
+            <w:vAlign w:val="center"/>
+          </w:tcPr>
+          <w:p/>
+        </w:tc>
+        <w:tc>
+          <w:tcPr>
+            <w:tcW w:w="3226" w:type="dxa"/>
+            <w:tcBorders>
+              <w:top w:val="single" w:sz="4" w:space="0" w:color="9E9E9E"/>
+              <w:left w:val="single" w:sz="4" w:space="0" w:color="9E9E9E"/>
+              <w:bottom w:val="single" w:sz="4" w:space="0" w:color="9E9E9E"/>
+              <w:right w:val="single" w:sz="4" w:space="0" w:color="9E9E9E"/>
+            </w:tcBorders>
+            <w:shd w:val="clear" w:color="auto" w:fill="FFFFFF"/>
+            <w:tcMar>
+              <w:top w:w="80" w:type="dxa"/>
+              <w:left w:w="120" w:type="dxa"/>
+              <w:bottom w:w="80" w:type="dxa"/>
+              <w:right w:w="120" w:type="dxa"/>
+            </w:tcMar>
+            <w:vAlign w:val="center"/>
+          </w:tcPr>
+          <w:p/>
+        </w:tc>
+      </w:tr>
+      <w:tr>
+        <w:tblPrEx>
+          <w:tblCellMar>
+            <w:top w:w="0" w:type="dxa"/>
+            <w:bottom w:w="0" w:type="dxa"/>
+          </w:tblCellMar>
+        </w:tblPrEx>
+        <w:trPr>
+          <w:trHeight w:val="440"/>
+        </w:trPr>
+        <w:tc>
+          <w:tcPr>
+            <w:tcW w:w="1200" w:type="dxa"/>
+            <w:tcBorders>
+              <w:top w:val="single" w:sz="4" w:space="0" w:color="9E9E9E"/>
+              <w:left w:val="single" w:sz="4" w:space="0" w:color="9E9E9E"/>
+              <w:bottom w:val="single" w:sz="4" w:space="0" w:color="9E9E9E"/>
+              <w:right w:val="single" w:sz="4" w:space="0" w:color="9E9E9E"/>
+            </w:tcBorders>
+            <w:shd w:val="clear" w:color="auto" w:fill="FFFFFF"/>
+            <w:tcMar>
+              <w:top w:w="80" w:type="dxa"/>
+              <w:left w:w="120" w:type="dxa"/>
+              <w:bottom w:w="80" w:type="dxa"/>
+              <w:right w:w="120" w:type="dxa"/>
+            </w:tcMar>
+            <w:vAlign w:val="center"/>
+          </w:tcPr>
+          <w:p>
+            <w:pPr>
+              <w:jc w:val="center"/>
+            </w:pPr>
+            <w:r>
+              <w:t>7</w:t>
+            </w:r>
+          </w:p>
+        </w:tc>
+        <w:tc>
+          <w:tcPr>
+            <w:tcW w:w="2800" w:type="dxa"/>
+            <w:tcBorders>
+              <w:top w:val="single" w:sz="4" w:space="0" w:color="9E9E9E"/>
+              <w:left w:val="single" w:sz="4" w:space="0" w:color="9E9E9E"/>
+              <w:bottom w:val="single" w:sz="4" w:space="0" w:color="9E9E9E"/>
+              <w:right w:val="single" w:sz="4" w:space="0" w:color="9E9E9E"/>
+            </w:tcBorders>
+            <w:shd w:val="clear" w:color="auto" w:fill="FFFFFF"/>
+            <w:tcMar>
+              <w:top w:w="80" w:type="dxa"/>
+              <w:left w:w="120" w:type="dxa"/>
+              <w:bottom w:w="80" w:type="dxa"/>
+              <w:right w:w="120" w:type="dxa"/>
+            </w:tcMar>
+            <w:vAlign w:val="center"/>
+          </w:tcPr>
+          <w:p/>
+        </w:tc>
+        <w:tc>
+          <w:tcPr>
+            <w:tcW w:w="1800" w:type="dxa"/>
+            <w:tcBorders>
+              <w:top w:val="single" w:sz="4" w:space="0" w:color="9E9E9E"/>
+              <w:left w:val="single" w:sz="4" w:space="0" w:color="9E9E9E"/>
+              <w:bottom w:val="single" w:sz="4" w:space="0" w:color="9E9E9E"/>
+              <w:right w:val="single" w:sz="4" w:space="0" w:color="9E9E9E"/>
+            </w:tcBorders>
+            <w:shd w:val="clear" w:color="auto" w:fill="FFFFFF"/>
+            <w:tcMar>
+              <w:top w:w="80" w:type="dxa"/>
+              <w:left w:w="120" w:type="dxa"/>
+              <w:bottom w:w="80" w:type="dxa"/>
+              <w:right w:w="120" w:type="dxa"/>
+            </w:tcMar>
+            <w:vAlign w:val="center"/>
+          </w:tcPr>
+          <w:p/>
+        </w:tc>
+        <w:tc>
+          <w:tcPr>
+            <w:tcW w:w="3226" w:type="dxa"/>
+            <w:tcBorders>
+              <w:top w:val="single" w:sz="4" w:space="0" w:color="9E9E9E"/>
+              <w:left w:val="single" w:sz="4" w:space="0" w:color="9E9E9E"/>
+              <w:bottom w:val="single" w:sz="4" w:space="0" w:color="9E9E9E"/>
+              <w:right w:val="single" w:sz="4" w:space="0" w:color="9E9E9E"/>
+            </w:tcBorders>
+            <w:shd w:val="clear" w:color="auto" w:fill="FFFFFF"/>
+            <w:tcMar>
+              <w:top w:w="80" w:type="dxa"/>
+              <w:left w:w="120" w:type="dxa"/>
+              <w:bottom w:w="80" w:type="dxa"/>
+              <w:right w:w="120" w:type="dxa"/>
+            </w:tcMar>
+            <w:vAlign w:val="center"/>
+          </w:tcPr>
+          <w:p/>
+        </w:tc>
+      </w:tr>
+      <w:tr>
+        <w:tblPrEx>
+          <w:tblCellMar>
+            <w:top w:w="0" w:type="dxa"/>
+            <w:bottom w:w="0" w:type="dxa"/>
+          </w:tblCellMar>
+        </w:tblPrEx>
+        <w:trPr>
+          <w:trHeight w:val="440"/>
+        </w:trPr>
+        <w:tc>
+          <w:tcPr>
+            <w:tcW w:w="1200" w:type="dxa"/>
+            <w:tcBorders>
+              <w:top w:val="single" w:sz="4" w:space="0" w:color="9E9E9E"/>
+              <w:left w:val="single" w:sz="4" w:space="0" w:color="9E9E9E"/>
+              <w:bottom w:val="single" w:sz="4" w:space="0" w:color="9E9E9E"/>
+              <w:right w:val="single" w:sz="4" w:space="0" w:color="9E9E9E"/>
+            </w:tcBorders>
+            <w:shd w:val="clear" w:color="auto" w:fill="FFFFFF"/>
+            <w:tcMar>
+              <w:top w:w="80" w:type="dxa"/>
+              <w:left w:w="120" w:type="dxa"/>
+              <w:bottom w:w="80" w:type="dxa"/>
+              <w:right w:w="120" w:type="dxa"/>
+            </w:tcMar>
+            <w:vAlign w:val="center"/>
+          </w:tcPr>
+          <w:p>
+            <w:pPr>
+              <w:jc w:val="center"/>
+            </w:pPr>
+            <w:r>
+              <w:t>8</w:t>
+            </w:r>
+          </w:p>
+        </w:tc>
+        <w:tc>
+          <w:tcPr>
+            <w:tcW w:w="2800" w:type="dxa"/>
+            <w:tcBorders>
+              <w:top w:val="single" w:sz="4" w:space="0" w:color="9E9E9E"/>
+              <w:left w:val="single" w:sz="4" w:space="0" w:color="9E9E9E"/>
+              <w:bottom w:val="single" w:sz="4" w:space="0" w:color="9E9E9E"/>
+              <w:right w:val="single" w:sz="4" w:space="0" w:color="9E9E9E"/>
+            </w:tcBorders>
+            <w:shd w:val="clear" w:color="auto" w:fill="FFFFFF"/>
+            <w:tcMar>
+              <w:top w:w="80" w:type="dxa"/>
+              <w:left w:w="120" w:type="dxa"/>
+              <w:bottom w:w="80" w:type="dxa"/>
+              <w:right w:w="120" w:type="dxa"/>
+            </w:tcMar>
+            <w:vAlign w:val="center"/>
+          </w:tcPr>
+          <w:p/>
+        </w:tc>
+        <w:tc>
+          <w:tcPr>
+            <w:tcW w:w="1800" w:type="dxa"/>
+            <w:tcBorders>
+              <w:top w:val="single" w:sz="4" w:space="0" w:color="9E9E9E"/>
+              <w:left w:val="single" w:sz="4" w:space="0" w:color="9E9E9E"/>
+              <w:bottom w:val="single" w:sz="4" w:space="0" w:color="9E9E9E"/>
+              <w:right w:val="single" w:sz="4" w:space="0" w:color="9E9E9E"/>
+            </w:tcBorders>
+            <w:shd w:val="clear" w:color="auto" w:fill="FFFFFF"/>
+            <w:tcMar>
+              <w:top w:w="80" w:type="dxa"/>
+              <w:left w:w="120" w:type="dxa"/>
+              <w:bottom w:w="80" w:type="dxa"/>
+              <w:right w:w="120" w:type="dxa"/>
+            </w:tcMar>
+            <w:vAlign w:val="center"/>
+          </w:tcPr>
+          <w:p/>
+        </w:tc>
+        <w:tc>
+          <w:tcPr>
+            <w:tcW w:w="3226" w:type="dxa"/>
+            <w:tcBorders>
+              <w:top w:val="single" w:sz="4" w:space="0" w:color="9E9E9E"/>
+              <w:left w:val="single" w:sz="4" w:space="0" w:color="9E9E9E"/>
+              <w:bottom w:val="single" w:sz="4" w:space="0" w:color="9E9E9E"/>
+              <w:right w:val="single" w:sz="4" w:space="0" w:color="9E9E9E"/>
+            </w:tcBorders>
+            <w:shd w:val="clear" w:color="auto" w:fill="FFFFFF"/>
+            <w:tcMar>
+              <w:top w:w="80" w:type="dxa"/>
+              <w:left w:w="120" w:type="dxa"/>
+              <w:bottom w:w="80" w:type="dxa"/>
+              <w:right w:w="120" w:type="dxa"/>
+            </w:tcMar>
+            <w:vAlign w:val="center"/>
+          </w:tcPr>
+          <w:p/>
+        </w:tc>
+      </w:tr>
+      <w:tr>
+        <w:tblPrEx>
+          <w:tblCellMar>
+            <w:top w:w="0" w:type="dxa"/>
+            <w:bottom w:w="0" w:type="dxa"/>
+          </w:tblCellMar>
+        </w:tblPrEx>
+        <w:trPr>
+          <w:trHeight w:val="440"/>
+        </w:trPr>
+        <w:tc>
+          <w:tcPr>
+            <w:tcW w:w="1200" w:type="dxa"/>
+            <w:tcBorders>
+              <w:top w:val="single" w:sz="4" w:space="0" w:color="9E9E9E"/>
+              <w:left w:val="single" w:sz="4" w:space="0" w:color="9E9E9E"/>
+              <w:bottom w:val="single" w:sz="4" w:space="0" w:color="9E9E9E"/>
+              <w:right w:val="single" w:sz="4" w:space="0" w:color="9E9E9E"/>
+            </w:tcBorders>
+            <w:shd w:val="clear" w:color="auto" w:fill="FFFFFF"/>
+            <w:tcMar>
+              <w:top w:w="80" w:type="dxa"/>
+              <w:left w:w="120" w:type="dxa"/>
+              <w:bottom w:w="80" w:type="dxa"/>
+              <w:right w:w="120" w:type="dxa"/>
+            </w:tcMar>
+            <w:vAlign w:val="center"/>
+          </w:tcPr>
+          <w:p>
+            <w:pPr>
+              <w:jc w:val="center"/>
+            </w:pPr>
+            <w:r>
+              <w:t>9</w:t>
+            </w:r>
+          </w:p>
+        </w:tc>
+        <w:tc>
+          <w:tcPr>
+            <w:tcW w:w="2800" w:type="dxa"/>
+            <w:tcBorders>
+              <w:top w:val="single" w:sz="4" w:space="0" w:color="9E9E9E"/>
+              <w:left w:val="single" w:sz="4" w:space="0" w:color="9E9E9E"/>
+              <w:bottom w:val="single" w:sz="4" w:space="0" w:color="9E9E9E"/>
+              <w:right w:val="single" w:sz="4" w:space="0" w:color="9E9E9E"/>
+            </w:tcBorders>
+            <w:shd w:val="clear" w:color="auto" w:fill="FFFFFF"/>
+            <w:tcMar>
+              <w:top w:w="80" w:type="dxa"/>
+              <w:left w:w="120" w:type="dxa"/>
+              <w:bottom w:w="80" w:type="dxa"/>
+              <w:right w:w="120" w:type="dxa"/>
+            </w:tcMar>
+            <w:vAlign w:val="center"/>
+          </w:tcPr>
+          <w:p/>
+        </w:tc>
+        <w:tc>
+          <w:tcPr>
+            <w:tcW w:w="1800" w:type="dxa"/>
+            <w:tcBorders>
+              <w:top w:val="single" w:sz="4" w:space="0" w:color="9E9E9E"/>
+              <w:left w:val="single" w:sz="4" w:space="0" w:color="9E9E9E"/>
+              <w:bottom w:val="single" w:sz="4" w:space="0" w:color="9E9E9E"/>
+              <w:right w:val="single" w:sz="4" w:space="0" w:color="9E9E9E"/>
+            </w:tcBorders>
+            <w:shd w:val="clear" w:color="auto" w:fill="FFFFFF"/>
+            <w:tcMar>
+              <w:top w:w="80" w:type="dxa"/>
+              <w:left w:w="120" w:type="dxa"/>
+              <w:bottom w:w="80" w:type="dxa"/>
+              <w:right w:w="120" w:type="dxa"/>
+            </w:tcMar>
+            <w:vAlign w:val="center"/>
+          </w:tcPr>
+          <w:p/>
+        </w:tc>
+        <w:tc>
+          <w:tcPr>
+            <w:tcW w:w="3226" w:type="dxa"/>
+            <w:tcBorders>
+              <w:top w:val="single" w:sz="4" w:space="0" w:color="9E9E9E"/>
+              <w:left w:val="single" w:sz="4" w:space="0" w:color="9E9E9E"/>
+              <w:bottom w:val="single" w:sz="4" w:space="0" w:color="9E9E9E"/>
+              <w:right w:val="single" w:sz="4" w:space="0" w:color="9E9E9E"/>
+            </w:tcBorders>
+            <w:shd w:val="clear" w:color="auto" w:fill="FFFFFF"/>
+            <w:tcMar>
+              <w:top w:w="80" w:type="dxa"/>
+              <w:left w:w="120" w:type="dxa"/>
+              <w:bottom w:w="80" w:type="dxa"/>
+              <w:right w:w="120" w:type="dxa"/>
+            </w:tcMar>
+            <w:vAlign w:val="center"/>
+          </w:tcPr>
+          <w:p/>
+        </w:tc>
+      </w:tr>
+      <w:tr>
+        <w:tblPrEx>
+          <w:tblCellMar>
+            <w:top w:w="0" w:type="dxa"/>
+            <w:bottom w:w="0" w:type="dxa"/>
+          </w:tblCellMar>
+        </w:tblPrEx>
+        <w:trPr>
+          <w:trHeight w:val="440"/>
+        </w:trPr>
+        <w:tc>
+          <w:tcPr>
+            <w:tcW w:w="1200" w:type="dxa"/>
+            <w:tcBorders>
+              <w:top w:val="single" w:sz="4" w:space="0" w:color="9E9E9E"/>
+              <w:left w:val="single" w:sz="4" w:space="0" w:color="9E9E9E"/>
+              <w:bottom w:val="single" w:sz="4" w:space="0" w:color="9E9E9E"/>
+              <w:right w:val="single" w:sz="4" w:space="0" w:color="9E9E9E"/>
+            </w:tcBorders>
+            <w:shd w:val="clear" w:color="auto" w:fill="FFFFFF"/>
+            <w:tcMar>
+              <w:top w:w="80" w:type="dxa"/>
+              <w:left w:w="120" w:type="dxa"/>
+              <w:bottom w:w="80" w:type="dxa"/>
+              <w:right w:w="120" w:type="dxa"/>
+            </w:tcMar>
+            <w:vAlign w:val="center"/>
+          </w:tcPr>
+          <w:p>
+            <w:pPr>
+              <w:jc w:val="center"/>
+            </w:pPr>
+            <w:r>
+              <w:t>10</w:t>
+            </w:r>
+          </w:p>
+        </w:tc>
+        <w:tc>
+          <w:tcPr>
+            <w:tcW w:w="2800" w:type="dxa"/>
+            <w:tcBorders>
+              <w:top w:val="single" w:sz="4" w:space="0" w:color="9E9E9E"/>
+              <w:left w:val="single" w:sz="4" w:space="0" w:color="9E9E9E"/>
+              <w:bottom w:val="single" w:sz="4" w:space="0" w:color="9E9E9E"/>
+              <w:right w:val="single" w:sz="4" w:space="0" w:color="9E9E9E"/>
+            </w:tcBorders>
+            <w:shd w:val="clear" w:color="auto" w:fill="FFFFFF"/>
+            <w:tcMar>
+              <w:top w:w="80" w:type="dxa"/>
+              <w:left w:w="120" w:type="dxa"/>
+              <w:bottom w:w="80" w:type="dxa"/>
+              <w:right w:w="120" w:type="dxa"/>
+            </w:tcMar>
+            <w:vAlign w:val="center"/>
+          </w:tcPr>
+          <w:p/>
+        </w:tc>
+        <w:tc>
+          <w:tcPr>
+            <w:tcW w:w="1800" w:type="dxa"/>
+            <w:tcBorders>
+              <w:top w:val="single" w:sz="4" w:space="0" w:color="9E9E9E"/>
+              <w:left w:val="single" w:sz="4" w:space="0" w:color="9E9E9E"/>
+              <w:bottom w:val="single" w:sz="4" w:space="0" w:color="9E9E9E"/>
+              <w:right w:val="single" w:sz="4" w:space="0" w:color="9E9E9E"/>
+            </w:tcBorders>
+            <w:shd w:val="clear" w:color="auto" w:fill="FFFFFF"/>
+            <w:tcMar>
+              <w:top w:w="80" w:type="dxa"/>
+              <w:left w:w="120" w:type="dxa"/>
+              <w:bottom w:w="80" w:type="dxa"/>
+              <w:right w:w="120" w:type="dxa"/>
+            </w:tcMar>
+            <w:vAlign w:val="center"/>
+          </w:tcPr>
+          <w:p/>
+        </w:tc>
+        <w:tc>
+          <w:tcPr>
+            <w:tcW w:w="3226" w:type="dxa"/>
+            <w:tcBorders>
+              <w:top w:val="single" w:sz="4" w:space="0" w:color="9E9E9E"/>
+              <w:left w:val="single" w:sz="4" w:space="0" w:color="9E9E9E"/>
+              <w:bottom w:val="single" w:sz="4" w:space="0" w:color="9E9E9E"/>
+              <w:right w:val="single" w:sz="4" w:space="0" w:color="9E9E9E"/>
+            </w:tcBorders>
+            <w:shd w:val="clear" w:color="auto" w:fill="FFFFFF"/>
+            <w:tcMar>
+              <w:top w:w="80" w:type="dxa"/>
+              <w:left w:w="120" w:type="dxa"/>
+              <w:bottom w:w="80" w:type="dxa"/>
+              <w:right w:w="120" w:type="dxa"/>
+            </w:tcMar>
+            <w:vAlign w:val="center"/>
+          </w:tcPr>
+          <w:p/>
+        </w:tc>
+      </w:tr>
+      <w:tr>
+        <w:tblPrEx>
+          <w:tblCellMar>
+            <w:top w:w="0" w:type="dxa"/>
+            <w:bottom w:w="0" w:type="dxa"/>
+          </w:tblCellMar>
+        </w:tblPrEx>
+        <w:trPr>
+          <w:trHeight w:val="440"/>
+        </w:trPr>
+        <w:tc>
+          <w:tcPr>
+            <w:tcW w:w="1200" w:type="dxa"/>
+            <w:tcBorders>
+              <w:top w:val="single" w:sz="4" w:space="0" w:color="9E9E9E"/>
+              <w:left w:val="single" w:sz="4" w:space="0" w:color="9E9E9E"/>
+              <w:bottom w:val="single" w:sz="4" w:space="0" w:color="9E9E9E"/>
+              <w:right w:val="single" w:sz="4" w:space="0" w:color="9E9E9E"/>
+            </w:tcBorders>
+            <w:shd w:val="clear" w:color="auto" w:fill="FFFFFF"/>
+            <w:tcMar>
+              <w:top w:w="80" w:type="dxa"/>
+              <w:left w:w="120" w:type="dxa"/>
+              <w:bottom w:w="80" w:type="dxa"/>
+              <w:right w:w="120" w:type="dxa"/>
+            </w:tcMar>
+            <w:vAlign w:val="center"/>
+          </w:tcPr>
+          <w:p>
+            <w:pPr>
+              <w:jc w:val="center"/>
+            </w:pPr>
+            <w:r>
+              <w:t>11</w:t>
+            </w:r>
+          </w:p>
+        </w:tc>
+        <w:tc>
+          <w:tcPr>
+            <w:tcW w:w="2800" w:type="dxa"/>
+            <w:tcBorders>
+              <w:top w:val="single" w:sz="4" w:space="0" w:color="9E9E9E"/>
+              <w:left w:val="single" w:sz="4" w:space="0" w:color="9E9E9E"/>
+              <w:bottom w:val="single" w:sz="4" w:space="0" w:color="9E9E9E"/>
+              <w:right w:val="single" w:sz="4" w:space="0" w:color="9E9E9E"/>
+            </w:tcBorders>
+            <w:shd w:val="clear" w:color="auto" w:fill="FFFFFF"/>
+            <w:tcMar>
+              <w:top w:w="80" w:type="dxa"/>
+              <w:left w:w="120" w:type="dxa"/>
+              <w:bottom w:w="80" w:type="dxa"/>
+              <w:right w:w="120" w:type="dxa"/>
+            </w:tcMar>
+            <w:vAlign w:val="center"/>
+          </w:tcPr>
+          <w:p/>
+        </w:tc>
+        <w:tc>
+          <w:tcPr>
+            <w:tcW w:w="1800" w:type="dxa"/>
+            <w:tcBorders>
+              <w:top w:val="single" w:sz="4" w:space="0" w:color="9E9E9E"/>
+              <w:left w:val="single" w:sz="4" w:space="0" w:color="9E9E9E"/>
+              <w:bottom w:val="single" w:sz="4" w:space="0" w:color="9E9E9E"/>
+              <w:right w:val="single" w:sz="4" w:space="0" w:color="9E9E9E"/>
+            </w:tcBorders>
+            <w:shd w:val="clear" w:color="auto" w:fill="FFFFFF"/>
+            <w:tcMar>
+              <w:top w:w="80" w:type="dxa"/>
+              <w:left w:w="120" w:type="dxa"/>
+              <w:bottom w:w="80" w:type="dxa"/>
+              <w:right w:w="120" w:type="dxa"/>
+            </w:tcMar>
+            <w:vAlign w:val="center"/>
+          </w:tcPr>
+          <w:p/>
+        </w:tc>
+        <w:tc>
+          <w:tcPr>
+            <w:tcW w:w="3226" w:type="dxa"/>
+            <w:tcBorders>
+              <w:top w:val="single" w:sz="4" w:space="0" w:color="9E9E9E"/>
+              <w:left w:val="single" w:sz="4" w:space="0" w:color="9E9E9E"/>
+              <w:bottom w:val="single" w:sz="4" w:space="0" w:color="9E9E9E"/>
+              <w:right w:val="single" w:sz="4" w:space="0" w:color="9E9E9E"/>
+            </w:tcBorders>
+            <w:shd w:val="clear" w:color="auto" w:fill="FFFFFF"/>
+            <w:tcMar>
+              <w:top w:w="80" w:type="dxa"/>
+              <w:left w:w="120" w:type="dxa"/>
+              <w:bottom w:w="80" w:type="dxa"/>
+              <w:right w:w="120" w:type="dxa"/>
+            </w:tcMar>
+            <w:vAlign w:val="center"/>
+          </w:tcPr>
+          <w:p/>
+        </w:tc>
+      </w:tr>
+      <w:tr>
+        <w:tblPrEx>
+          <w:tblCellMar>
+            <w:top w:w="0" w:type="dxa"/>
+            <w:bottom w:w="0" w:type="dxa"/>
+          </w:tblCellMar>
+        </w:tblPrEx>
+        <w:trPr>
+          <w:trHeight w:val="440"/>
+        </w:trPr>
+        <w:tc>
+          <w:tcPr>
+            <w:tcW w:w="1200" w:type="dxa"/>
+            <w:tcBorders>
+              <w:top w:val="single" w:sz="4" w:space="0" w:color="9E9E9E"/>
+              <w:left w:val="single" w:sz="4" w:space="0" w:color="9E9E9E"/>
+              <w:bottom w:val="single" w:sz="4" w:space="0" w:color="9E9E9E"/>
+              <w:right w:val="single" w:sz="4" w:space="0" w:color="9E9E9E"/>
+            </w:tcBorders>
+            <w:shd w:val="clear" w:color="auto" w:fill="FFFFFF"/>
+            <w:tcMar>
+              <w:top w:w="80" w:type="dxa"/>
+              <w:left w:w="120" w:type="dxa"/>
+              <w:bottom w:w="80" w:type="dxa"/>
+              <w:right w:w="120" w:type="dxa"/>
+            </w:tcMar>
+            <w:vAlign w:val="center"/>
+          </w:tcPr>
+          <w:p>
+            <w:pPr>
+              <w:jc w:val="center"/>
+            </w:pPr>
+            <w:r>
+              <w:t>12</w:t>
+            </w:r>
+          </w:p>
+        </w:tc>
+        <w:tc>
+          <w:tcPr>
+            <w:tcW w:w="2800" w:type="dxa"/>
+            <w:tcBorders>
+              <w:top w:val="single" w:sz="4" w:space="0" w:color="9E9E9E"/>
+              <w:left w:val="single" w:sz="4" w:space="0" w:color="9E9E9E"/>
+              <w:bottom w:val="single" w:sz="4" w:space="0" w:color="9E9E9E"/>
+              <w:right w:val="single" w:sz="4" w:space="0" w:color="9E9E9E"/>
+            </w:tcBorders>
+            <w:shd w:val="clear" w:color="auto" w:fill="FFFFFF"/>
+            <w:tcMar>
+              <w:top w:w="80" w:type="dxa"/>
+              <w:left w:w="120" w:type="dxa"/>
+              <w:bottom w:w="80" w:type="dxa"/>
+              <w:right w:w="120" w:type="dxa"/>
+            </w:tcMar>
+            <w:vAlign w:val="center"/>
+          </w:tcPr>
+          <w:p/>
+        </w:tc>
+        <w:tc>
+          <w:tcPr>
+            <w:tcW w:w="1800" w:type="dxa"/>
+            <w:tcBorders>
+              <w:top w:val="single" w:sz="4" w:space="0" w:color="9E9E9E"/>
+              <w:left w:val="single" w:sz="4" w:space="0" w:color="9E9E9E"/>
+              <w:bottom w:val="single" w:sz="4" w:space="0" w:color="9E9E9E"/>
+              <w:right w:val="single" w:sz="4" w:space="0" w:color="9E9E9E"/>
+            </w:tcBorders>
+            <w:shd w:val="clear" w:color="auto" w:fill="FFFFFF"/>
+            <w:tcMar>
+              <w:top w:w="80" w:type="dxa"/>
+              <w:left w:w="120" w:type="dxa"/>
+              <w:bottom w:w="80" w:type="dxa"/>
+              <w:right w:w="120" w:type="dxa"/>
+            </w:tcMar>
+            <w:vAlign w:val="center"/>
+          </w:tcPr>
+          <w:p/>
+        </w:tc>
+        <w:tc>
+          <w:tcPr>
+            <w:tcW w:w="3226" w:type="dxa"/>
+            <w:tcBorders>
+              <w:top w:val="single" w:sz="4" w:space="0" w:color="9E9E9E"/>
+              <w:left w:val="single" w:sz="4" w:space="0" w:color="9E9E9E"/>
+              <w:bottom w:val="single" w:sz="4" w:space="0" w:color="9E9E9E"/>
+              <w:right w:val="single" w:sz="4" w:space="0" w:color="9E9E9E"/>
+            </w:tcBorders>
+            <w:shd w:val="clear" w:color="auto" w:fill="FFFFFF"/>
+            <w:tcMar>
+              <w:top w:w="80" w:type="dxa"/>
+              <w:left w:w="120" w:type="dxa"/>
+              <w:bottom w:w="80" w:type="dxa"/>
+              <w:right w:w="120" w:type="dxa"/>
+            </w:tcMar>
+            <w:vAlign w:val="center"/>
+          </w:tcPr>
+          <w:p/>
+        </w:tc>
+      </w:tr>
+      <w:tr>
+        <w:tblPrEx>
+          <w:tblCellMar>
+            <w:top w:w="0" w:type="dxa"/>
+            <w:bottom w:w="0" w:type="dxa"/>
+          </w:tblCellMar>
+        </w:tblPrEx>
+        <w:trPr>
+          <w:trHeight w:val="440"/>
+        </w:trPr>
+        <w:tc>
+          <w:tcPr>
+            <w:tcW w:w="1200" w:type="dxa"/>
+            <w:tcBorders>
+              <w:top w:val="single" w:sz="4" w:space="0" w:color="9E9E9E"/>
+              <w:left w:val="single" w:sz="4" w:space="0" w:color="9E9E9E"/>
+              <w:bottom w:val="single" w:sz="4" w:space="0" w:color="9E9E9E"/>
+              <w:right w:val="single" w:sz="4" w:space="0" w:color="9E9E9E"/>
+            </w:tcBorders>
+            <w:shd w:val="clear" w:color="auto" w:fill="FFFFFF"/>
+            <w:tcMar>
+              <w:top w:w="80" w:type="dxa"/>
+              <w:left w:w="120" w:type="dxa"/>
+              <w:bottom w:w="80" w:type="dxa"/>
+              <w:right w:w="120" w:type="dxa"/>
+            </w:tcMar>
+            <w:vAlign w:val="center"/>
+          </w:tcPr>
+          <w:p>
+            <w:pPr>
+              <w:jc w:val="center"/>
+            </w:pPr>
+            <w:r>
+              <w:t>13</w:t>
+            </w:r>
+          </w:p>
+        </w:tc>
+        <w:tc>
+          <w:tcPr>
+            <w:tcW w:w="2800" w:type="dxa"/>
+            <w:tcBorders>
+              <w:top w:val="single" w:sz="4" w:space="0" w:color="9E9E9E"/>
+              <w:left w:val="single" w:sz="4" w:space="0" w:color="9E9E9E"/>
+              <w:bottom w:val="single" w:sz="4" w:space="0" w:color="9E9E9E"/>
+              <w:right w:val="single" w:sz="4" w:space="0" w:color="9E9E9E"/>
+            </w:tcBorders>
+            <w:shd w:val="clear" w:color="auto" w:fill="FFFFFF"/>
+            <w:tcMar>
+              <w:top w:w="80" w:type="dxa"/>
+              <w:left w:w="120" w:type="dxa"/>
+              <w:bottom w:w="80" w:type="dxa"/>
+              <w:right w:w="120" w:type="dxa"/>
+            </w:tcMar>
+            <w:vAlign w:val="center"/>
+          </w:tcPr>
+          <w:p/>
+        </w:tc>
+        <w:tc>
+          <w:tcPr>
+            <w:tcW w:w="1800" w:type="dxa"/>
+            <w:tcBorders>
+              <w:top w:val="single" w:sz="4" w:space="0" w:color="9E9E9E"/>
+              <w:left w:val="single" w:sz="4" w:space="0" w:color="9E9E9E"/>
+              <w:bottom w:val="single" w:sz="4" w:space="0" w:color="9E9E9E"/>
+              <w:right w:val="single" w:sz="4" w:space="0" w:color="9E9E9E"/>
+            </w:tcBorders>
+            <w:shd w:val="clear" w:color="auto" w:fill="FFFFFF"/>
+            <w:tcMar>
+              <w:top w:w="80" w:type="dxa"/>
+              <w:left w:w="120" w:type="dxa"/>
+              <w:bottom w:w="80" w:type="dxa"/>
+              <w:right w:w="120" w:type="dxa"/>
+            </w:tcMar>
+            <w:vAlign w:val="center"/>
+          </w:tcPr>
+          <w:p/>
+        </w:tc>
+        <w:tc>
+          <w:tcPr>
+            <w:tcW w:w="3226" w:type="dxa"/>
+            <w:tcBorders>
+              <w:top w:val="single" w:sz="4" w:space="0" w:color="9E9E9E"/>
+              <w:left w:val="single" w:sz="4" w:space="0" w:color="9E9E9E"/>
+              <w:bottom w:val="single" w:sz="4" w:space="0" w:color="9E9E9E"/>
+              <w:right w:val="single" w:sz="4" w:space="0" w:color="9E9E9E"/>
+            </w:tcBorders>
+            <w:shd w:val="clear" w:color="auto" w:fill="FFFFFF"/>
+            <w:tcMar>
+              <w:top w:w="80" w:type="dxa"/>
+              <w:left w:w="120" w:type="dxa"/>
+              <w:bottom w:w="80" w:type="dxa"/>
+              <w:right w:w="120" w:type="dxa"/>
+            </w:tcMar>
+            <w:vAlign w:val="center"/>
+          </w:tcPr>
+          <w:p/>
+        </w:tc>
+      </w:tr>
+      <w:tr>
+        <w:tblPrEx>
+          <w:tblCellMar>
+            <w:top w:w="0" w:type="dxa"/>
+            <w:bottom w:w="0" w:type="dxa"/>
+          </w:tblCellMar>
+        </w:tblPrEx>
+        <w:trPr>
+          <w:trHeight w:val="440"/>
+        </w:trPr>
+        <w:tc>
+          <w:tcPr>
+            <w:tcW w:w="1200" w:type="dxa"/>
+            <w:tcBorders>
+              <w:top w:val="single" w:sz="4" w:space="0" w:color="9E9E9E"/>
+              <w:left w:val="single" w:sz="4" w:space="0" w:color="9E9E9E"/>
+              <w:bottom w:val="single" w:sz="4" w:space="0" w:color="9E9E9E"/>
+              <w:right w:val="single" w:sz="4" w:space="0" w:color="9E9E9E"/>
+            </w:tcBorders>
+            <w:shd w:val="clear" w:color="auto" w:fill="FFFFFF"/>
+            <w:tcMar>
+              <w:top w:w="80" w:type="dxa"/>
+              <w:left w:w="120" w:type="dxa"/>
+              <w:bottom w:w="80" w:type="dxa"/>
+              <w:right w:w="120" w:type="dxa"/>
+            </w:tcMar>
+            <w:vAlign w:val="center"/>
+          </w:tcPr>
+          <w:p>
+            <w:pPr>
+              <w:jc w:val="center"/>
+            </w:pPr>
+            <w:r>
+              <w:t>14</w:t>
+            </w:r>
+          </w:p>
+        </w:tc>
+        <w:tc>
+          <w:tcPr>
+            <w:tcW w:w="2800" w:type="dxa"/>
+            <w:tcBorders>
+              <w:top w:val="single" w:sz="4" w:space="0" w:color="9E9E9E"/>
+              <w:left w:val="single" w:sz="4" w:space="0" w:color="9E9E9E"/>
+              <w:bottom w:val="single" w:sz="4" w:space="0" w:color="9E9E9E"/>
+              <w:right w:val="single" w:sz="4" w:space="0" w:color="9E9E9E"/>
+            </w:tcBorders>
+            <w:shd w:val="clear" w:color="auto" w:fill="FFFFFF"/>
+            <w:tcMar>
+              <w:top w:w="80" w:type="dxa"/>
+              <w:left w:w="120" w:type="dxa"/>
+              <w:bottom w:w="80" w:type="dxa"/>
+              <w:right w:w="120" w:type="dxa"/>
+            </w:tcMar>
+            <w:vAlign w:val="center"/>
+          </w:tcPr>
+          <w:p/>
+        </w:tc>
+        <w:tc>
+          <w:tcPr>
+            <w:tcW w:w="1800" w:type="dxa"/>
+            <w:tcBorders>
+              <w:top w:val="single" w:sz="4" w:space="0" w:color="9E9E9E"/>
+              <w:left w:val="single" w:sz="4" w:space="0" w:color="9E9E9E"/>
+              <w:bottom w:val="single" w:sz="4" w:space="0" w:color="9E9E9E"/>
+              <w:right w:val="single" w:sz="4" w:space="0" w:color="9E9E9E"/>
+            </w:tcBorders>
+            <w:shd w:val="clear" w:color="auto" w:fill="FFFFFF"/>
+            <w:tcMar>
+              <w:top w:w="80" w:type="dxa"/>
+              <w:left w:w="120" w:type="dxa"/>
+              <w:bottom w:w="80" w:type="dxa"/>
+              <w:right w:w="120" w:type="dxa"/>
+            </w:tcMar>
+            <w:vAlign w:val="center"/>
+          </w:tcPr>
+          <w:p/>
+        </w:tc>
+        <w:tc>
+          <w:tcPr>
+            <w:tcW w:w="3226" w:type="dxa"/>
+            <w:tcBorders>
+              <w:top w:val="single" w:sz="4" w:space="0" w:color="9E9E9E"/>
+              <w:left w:val="single" w:sz="4" w:space="0" w:color="9E9E9E"/>
+              <w:bottom w:val="single" w:sz="4" w:space="0" w:color="9E9E9E"/>
+              <w:right w:val="single" w:sz="4" w:space="0" w:color="9E9E9E"/>
+            </w:tcBorders>
+            <w:shd w:val="clear" w:color="auto" w:fill="FFFFFF"/>
+            <w:tcMar>
+              <w:top w:w="80" w:type="dxa"/>
+              <w:left w:w="120" w:type="dxa"/>
+              <w:bottom w:w="80" w:type="dxa"/>
+              <w:right w:w="120" w:type="dxa"/>
+            </w:tcMar>
+            <w:vAlign w:val="center"/>
+          </w:tcPr>
+          <w:p/>
+        </w:tc>
+      </w:tr>
+      <w:tr>
+        <w:tblPrEx>
+          <w:tblCellMar>
+            <w:top w:w="0" w:type="dxa"/>
+            <w:bottom w:w="0" w:type="dxa"/>
+          </w:tblCellMar>
+        </w:tblPrEx>
+        <w:trPr>
+          <w:trHeight w:val="440"/>
+        </w:trPr>
+        <w:tc>
+          <w:tcPr>
+            <w:tcW w:w="1200" w:type="dxa"/>
+            <w:tcBorders>
+              <w:top w:val="single" w:sz="4" w:space="0" w:color="9E9E9E"/>
+              <w:left w:val="single" w:sz="4" w:space="0" w:color="9E9E9E"/>
+              <w:bottom w:val="single" w:sz="4" w:space="0" w:color="9E9E9E"/>
+              <w:right w:val="single" w:sz="4" w:space="0" w:color="9E9E9E"/>
+            </w:tcBorders>
+            <w:shd w:val="clear" w:color="auto" w:fill="FFFFFF"/>
+            <w:tcMar>
+              <w:top w:w="80" w:type="dxa"/>
+              <w:left w:w="120" w:type="dxa"/>
+              <w:bottom w:w="80" w:type="dxa"/>
+              <w:right w:w="120" w:type="dxa"/>
+            </w:tcMar>
+            <w:vAlign w:val="center"/>
+          </w:tcPr>
+          <w:p>
+            <w:pPr>
+              <w:jc w:val="center"/>
+            </w:pPr>
+            <w:r>
+              <w:t>15</w:t>
+            </w:r>
+          </w:p>
+        </w:tc>
+        <w:tc>
+          <w:tcPr>
+            <w:tcW w:w="2800" w:type="dxa"/>
+            <w:tcBorders>
+              <w:top w:val="single" w:sz="4" w:space="0" w:color="9E9E9E"/>
+              <w:left w:val="single" w:sz="4" w:space="0" w:color="9E9E9E"/>
+              <w:bottom w:val="single" w:sz="4" w:space="0" w:color="9E9E9E"/>
+              <w:right w:val="single" w:sz="4" w:space="0" w:color="9E9E9E"/>
+            </w:tcBorders>
+            <w:shd w:val="clear" w:color="auto" w:fill="FFFFFF"/>
+            <w:tcMar>
+              <w:top w:w="80" w:type="dxa"/>
+              <w:left w:w="120" w:type="dxa"/>
+              <w:bottom w:w="80" w:type="dxa"/>
+              <w:right w:w="120" w:type="dxa"/>
+            </w:tcMar>
+            <w:vAlign w:val="center"/>
+          </w:tcPr>
+          <w:p/>
+        </w:tc>
+        <w:tc>
+          <w:tcPr>
+            <w:tcW w:w="1800" w:type="dxa"/>
+            <w:tcBorders>
+              <w:top w:val="single" w:sz="4" w:space="0" w:color="9E9E9E"/>
+              <w:left w:val="single" w:sz="4" w:space="0" w:color="9E9E9E"/>
+              <w:bottom w:val="single" w:sz="4" w:space="0" w:color="9E9E9E"/>
+              <w:right w:val="single" w:sz="4" w:space="0" w:color="9E9E9E"/>
+            </w:tcBorders>
+            <w:shd w:val="clear" w:color="auto" w:fill="FFFFFF"/>
+            <w:tcMar>
+              <w:top w:w="80" w:type="dxa"/>
+              <w:left w:w="120" w:type="dxa"/>
+              <w:bottom w:w="80" w:type="dxa"/>
+              <w:right w:w="120" w:type="dxa"/>
+            </w:tcMar>
+            <w:vAlign w:val="center"/>
+          </w:tcPr>
+          <w:p/>
+        </w:tc>
+        <w:tc>
+          <w:tcPr>
+            <w:tcW w:w="3226" w:type="dxa"/>
+            <w:tcBorders>
+              <w:top w:val="single" w:sz="4" w:space="0" w:color="9E9E9E"/>
+              <w:left w:val="single" w:sz="4" w:space="0" w:color="9E9E9E"/>
+              <w:bottom w:val="single" w:sz="4" w:space="0" w:color="9E9E9E"/>
+              <w:right w:val="single" w:sz="4" w:space="0" w:color="9E9E9E"/>
+            </w:tcBorders>
+            <w:shd w:val="clear" w:color="auto" w:fill="FFFFFF"/>
+            <w:tcMar>
+              <w:top w:w="80" w:type="dxa"/>
+              <w:left w:w="120" w:type="dxa"/>
+              <w:bottom w:w="80" w:type="dxa"/>
+              <w:right w:w="120" w:type="dxa"/>
+            </w:tcMar>
+            <w:vAlign w:val="center"/>
+          </w:tcPr>
+          <w:p/>
+        </w:tc>
+      </w:tr>
+    </w:tbl>
+    <w:p>
+      <w:pPr>
+        <w:spacing w:before="160" w:after="60"/>
+      </w:pPr>
+      <w:r>
+        <w:rPr>
+          <w:b/>
+          <w:bCs/>
+        </w:rPr>
+        <w:t xml:space="preserve">견본 인증키(칠판 게시용): </w:t>
+      </w:r>
+      <w:r>
+        <w:t>______________________ (공백 없이 16자 이상 아무 문자열)</w:t>
+      </w:r>
+    </w:p>
+    <w:p>
+      <w:r>
+        <w:rPr>
+          <w:b/>
+          <w:bCs/>
+        </w:rPr>
+        <w:t xml:space="preserve">수업 후 체크: </w:t>
+      </w:r>
+      <w:r>
+        <w:t xml:space="preserve">□ 각 PC '모든 방 초기화' 실행  □ 활동지 수합  □ (선택) 사전-사후 변화 확인</w:t>
       </w:r>
     </w:p>
     <w:p/>

--- a/docs/닥터그린_수업_가이드라인.docx
+++ b/docs/닥터그린_수업_가이드라인.docx
@@ -830,7 +830,7 @@
         <w:t>데이터베이스</w:t>
       </w:r>
       <w:r>
-        <w:t>: 모든 데이터가 테이블에 INSERT(행 추가)되어 쌓이고, 앱의 기능들은 결국 "테이블에서 데이터를 읽어 보여주는 것"이라는 큰 그림</w:t>
+        <w:t>: 모든 데이터가 테이블에 INSERT(행 추가)되어 쌓이고, 앱의 기능들은 결국 "테이블에서 데이터를 읽어 보여주는 것"이라는 큰 그림.</w:t>
       </w:r>
     </w:p>
     <w:p>
@@ -2902,7 +2902,7 @@
           <w:b/>
           <w:bCs/>
         </w:rPr>
-        <w:t xml:space="preserve">잠김→ 켜짐 전환이 이 스테이션의 하이라이트:</w:t>
+        <w:t xml:space="preserve">잠김 → 켜짐 전환이 이 스테이션의 하이라이트:</w:t>
       </w:r>
       <w:r>
         <w:t xml:space="preserve"> 키를 넣기 전엔 버튼이 죽어 있다가 저장하는 순간 기능이 살아난다 — "인증이 곧 문을 여는 열쇠"라는 개념의 시각적 클라이맥스. 저장 전후를 일부러 비교해 보여줄 것.</w:t>
@@ -3498,7 +3498,7 @@
         <w:spacing w:after="60"/>
       </w:pPr>
       <w:r>
-        <w:t xml:space="preserve">Q. "epoch을 30으로 하면 뭐가 달라져요?" → A. 더 오래 공부하는 것. 대체로 정확도가 오르지만, 실제 AI에서는 너무 반복하면 '과잉 학습(암기)' 문제도 생긴다.</w:t>
+        <w:t xml:space="preserve">Q. "epoch를 30으로 하면 뭐가 달라져요?" → A. 더 오래 공부하는 것. 대체로 정확도가 오르지만, 실제 AI에서는 너무 반복하면 '과잉 학습(암기)' 문제도 생긴다.</w:t>
       </w:r>
     </w:p>
     <w:p>
@@ -4009,7 +4009,7 @@
         </w:pBdr>
       </w:pPr>
       <w:r>
-        <w:t>9. STEP 4 — 📷 카메라(영상) 연결 (10분)</w:t>
+        <w:t>9. STEP 4 — 카메라(영상) 연결 (10분)</w:t>
       </w:r>
     </w:p>
     <w:p>
@@ -4161,7 +4161,7 @@
         <w:t>note</w:t>
       </w:r>
       <w:r>
-        <w:t xml:space="preserve"> 열(네 가지: "딸기 잎 감지", "딸기 꽃 감지", "열매 감지", "포기 전체")을 시간순으로 읽어 "오늘 농장에 무슨 일이 있었나"를 한 문장으로 재구성해 발표 (감지 로그 타임라인 활동)</w:t>
+        <w:t xml:space="preserve"> 열을 시간순으로 읽어 "오늘 농장에 무슨 일이 있었나"를 한 문장으로 재구성해 발표 (감지 로그 타임라인 활동)</w:t>
       </w:r>
     </w:p>
     <w:p>
